--- a/docs/Standards.docx
+++ b/docs/Standards.docx
@@ -155,7 +155,7 @@
           <w:r>
             <w:fldChar w:fldCharType="separate"/>
           </w:r>
-          <w:hyperlink w:anchor="_Toc229165558" w:history="1">
+          <w:hyperlink w:anchor="_Toc231593273" w:history="1">
             <w:r>
               <w:rPr>
                 <w:rStyle w:val="a5"/>
@@ -182,7 +182,7 @@
                 <w:noProof/>
                 <w:webHidden/>
               </w:rPr>
-              <w:instrText xml:space="preserve"> PAGEREF _Toc229165558 \h </w:instrText>
+              <w:instrText xml:space="preserve"> PAGEREF _Toc231593273 \h </w:instrText>
             </w:r>
             <w:r>
               <w:rPr>
@@ -225,7 +225,7 @@
               <w:lang w:eastAsia="ru-RU"/>
             </w:rPr>
           </w:pPr>
-          <w:hyperlink w:anchor="_Toc229165559" w:history="1">
+          <w:hyperlink w:anchor="_Toc231593274" w:history="1">
             <w:r>
               <w:rPr>
                 <w:rStyle w:val="a5"/>
@@ -252,7 +252,7 @@
                 <w:noProof/>
                 <w:webHidden/>
               </w:rPr>
-              <w:instrText xml:space="preserve"> PAGEREF _Toc229165559 \h </w:instrText>
+              <w:instrText xml:space="preserve"> PAGEREF _Toc231593274 \h </w:instrText>
             </w:r>
             <w:r>
               <w:rPr>
@@ -295,7 +295,7 @@
               <w:lang w:eastAsia="ru-RU"/>
             </w:rPr>
           </w:pPr>
-          <w:hyperlink w:anchor="_Toc229165560" w:history="1">
+          <w:hyperlink w:anchor="_Toc231593275" w:history="1">
             <w:r>
               <w:rPr>
                 <w:rStyle w:val="a5"/>
@@ -330,7 +330,7 @@
                 <w:noProof/>
                 <w:webHidden/>
               </w:rPr>
-              <w:instrText xml:space="preserve"> PAGEREF _Toc229165560 \h </w:instrText>
+              <w:instrText xml:space="preserve"> PAGEREF _Toc231593275 \h </w:instrText>
             </w:r>
             <w:r>
               <w:rPr>
@@ -373,7 +373,7 @@
               <w:lang w:eastAsia="ru-RU"/>
             </w:rPr>
           </w:pPr>
-          <w:hyperlink w:anchor="_Toc229165561" w:history="1">
+          <w:hyperlink w:anchor="_Toc231593276" w:history="1">
             <w:r>
               <w:rPr>
                 <w:rStyle w:val="a5"/>
@@ -400,7 +400,7 @@
                 <w:noProof/>
                 <w:webHidden/>
               </w:rPr>
-              <w:instrText xml:space="preserve"> PAGEREF _Toc229165561 \h </w:instrText>
+              <w:instrText xml:space="preserve"> PAGEREF _Toc231593276 \h </w:instrText>
             </w:r>
             <w:r>
               <w:rPr>
@@ -443,27 +443,13 @@
               <w:lang w:eastAsia="ru-RU"/>
             </w:rPr>
           </w:pPr>
-          <w:hyperlink w:anchor="_Toc229165562" w:history="1">
+          <w:hyperlink w:anchor="_Toc231593277" w:history="1">
             <w:r>
               <w:rPr>
                 <w:rStyle w:val="a5"/>
                 <w:noProof/>
               </w:rPr>
-              <w:t>Един</w:t>
-            </w:r>
-            <w:r>
-              <w:rPr>
-                <w:rStyle w:val="a5"/>
-                <w:noProof/>
-              </w:rPr>
-              <w:t>и</w:t>
-            </w:r>
-            <w:r>
-              <w:rPr>
-                <w:rStyle w:val="a5"/>
-                <w:noProof/>
-              </w:rPr>
-              <w:t>цы</w:t>
+              <w:t>Единицы</w:t>
             </w:r>
             <w:r>
               <w:rPr>
@@ -484,7 +470,7 @@
                 <w:noProof/>
                 <w:webHidden/>
               </w:rPr>
-              <w:instrText xml:space="preserve"> PAGEREF _Toc229165562 \h </w:instrText>
+              <w:instrText xml:space="preserve"> PAGEREF _Toc231593277 \h </w:instrText>
             </w:r>
             <w:r>
               <w:rPr>
@@ -527,13 +513,13 @@
               <w:lang w:eastAsia="ru-RU"/>
             </w:rPr>
           </w:pPr>
-          <w:hyperlink w:anchor="_Toc229165563" w:history="1">
+          <w:hyperlink w:anchor="_Toc231593278" w:history="1">
             <w:r>
               <w:rPr>
                 <w:rStyle w:val="a5"/>
                 <w:noProof/>
               </w:rPr>
-              <w:t>Эффекты</w:t>
+              <w:t>Кнопки</w:t>
             </w:r>
             <w:r>
               <w:rPr>
@@ -554,7 +540,7 @@
                 <w:noProof/>
                 <w:webHidden/>
               </w:rPr>
-              <w:instrText xml:space="preserve"> PAGEREF _Toc229165563 \h </w:instrText>
+              <w:instrText xml:space="preserve"> PAGEREF _Toc231593278 \h </w:instrText>
             </w:r>
             <w:r>
               <w:rPr>
@@ -574,7 +560,7 @@
                 <w:noProof/>
                 <w:webHidden/>
               </w:rPr>
-              <w:t>7</w:t>
+              <w:t>6</w:t>
             </w:r>
             <w:r>
               <w:rPr>
@@ -597,12 +583,82 @@
               <w:lang w:eastAsia="ru-RU"/>
             </w:rPr>
           </w:pPr>
-          <w:hyperlink w:anchor="_Toc229165564" w:history="1">
+          <w:hyperlink w:anchor="_Toc231593279" w:history="1">
             <w:r>
               <w:rPr>
                 <w:rStyle w:val="a5"/>
                 <w:noProof/>
               </w:rPr>
+              <w:t>Эффекты</w:t>
+            </w:r>
+            <w:r>
+              <w:rPr>
+                <w:noProof/>
+                <w:webHidden/>
+              </w:rPr>
+              <w:tab/>
+            </w:r>
+            <w:r>
+              <w:rPr>
+                <w:noProof/>
+                <w:webHidden/>
+              </w:rPr>
+              <w:fldChar w:fldCharType="begin"/>
+            </w:r>
+            <w:r>
+              <w:rPr>
+                <w:noProof/>
+                <w:webHidden/>
+              </w:rPr>
+              <w:instrText xml:space="preserve"> PAGEREF _Toc231593279 \h </w:instrText>
+            </w:r>
+            <w:r>
+              <w:rPr>
+                <w:noProof/>
+                <w:webHidden/>
+              </w:rPr>
+            </w:r>
+            <w:r>
+              <w:rPr>
+                <w:noProof/>
+                <w:webHidden/>
+              </w:rPr>
+              <w:fldChar w:fldCharType="separate"/>
+            </w:r>
+            <w:r>
+              <w:rPr>
+                <w:noProof/>
+                <w:webHidden/>
+              </w:rPr>
+              <w:t>7</w:t>
+            </w:r>
+            <w:r>
+              <w:rPr>
+                <w:noProof/>
+                <w:webHidden/>
+              </w:rPr>
+              <w:fldChar w:fldCharType="end"/>
+            </w:r>
+          </w:hyperlink>
+        </w:p>
+        <w:p>
+          <w:pPr>
+            <w:pStyle w:val="21"/>
+            <w:tabs>
+              <w:tab w:val="right" w:leader="dot" w:pos="9345"/>
+            </w:tabs>
+            <w:rPr>
+              <w:rFonts w:eastAsiaTheme="minorEastAsia"/>
+              <w:noProof/>
+              <w:lang w:eastAsia="ru-RU"/>
+            </w:rPr>
+          </w:pPr>
+          <w:hyperlink w:anchor="_Toc231593280" w:history="1">
+            <w:r>
+              <w:rPr>
+                <w:rStyle w:val="a5"/>
+                <w:noProof/>
+              </w:rPr>
               <w:t>Оружия</w:t>
             </w:r>
             <w:r>
@@ -624,7 +680,7 @@
                 <w:noProof/>
                 <w:webHidden/>
               </w:rPr>
-              <w:instrText xml:space="preserve"> PAGEREF _Toc229165564 \h </w:instrText>
+              <w:instrText xml:space="preserve"> PAGEREF _Toc231593280 \h </w:instrText>
             </w:r>
             <w:r>
               <w:rPr>
@@ -645,6 +701,161 @@
                 <w:webHidden/>
               </w:rPr>
               <w:t>8</w:t>
+            </w:r>
+            <w:r>
+              <w:rPr>
+                <w:noProof/>
+                <w:webHidden/>
+              </w:rPr>
+              <w:fldChar w:fldCharType="end"/>
+            </w:r>
+          </w:hyperlink>
+        </w:p>
+        <w:p>
+          <w:pPr>
+            <w:pStyle w:val="11"/>
+            <w:tabs>
+              <w:tab w:val="right" w:leader="dot" w:pos="9345"/>
+            </w:tabs>
+            <w:rPr>
+              <w:rFonts w:eastAsiaTheme="minorEastAsia"/>
+              <w:noProof/>
+              <w:lang w:eastAsia="ru-RU"/>
+            </w:rPr>
+          </w:pPr>
+          <w:hyperlink w:anchor="_Toc231593281" w:history="1">
+            <w:r>
+              <w:rPr>
+                <w:rStyle w:val="a5"/>
+                <w:noProof/>
+              </w:rPr>
+              <w:t>Наследование от родителей (</w:t>
+            </w:r>
+            <w:r>
+              <w:rPr>
+                <w:rStyle w:val="a5"/>
+                <w:noProof/>
+                <w:lang w:val="en-US"/>
+              </w:rPr>
+              <w:t>Parent</w:t>
+            </w:r>
+            <w:r>
+              <w:rPr>
+                <w:rStyle w:val="a5"/>
+                <w:noProof/>
+              </w:rPr>
+              <w:t>)</w:t>
+            </w:r>
+            <w:r>
+              <w:rPr>
+                <w:noProof/>
+                <w:webHidden/>
+              </w:rPr>
+              <w:tab/>
+            </w:r>
+            <w:r>
+              <w:rPr>
+                <w:noProof/>
+                <w:webHidden/>
+              </w:rPr>
+              <w:fldChar w:fldCharType="begin"/>
+            </w:r>
+            <w:r>
+              <w:rPr>
+                <w:noProof/>
+                <w:webHidden/>
+              </w:rPr>
+              <w:instrText xml:space="preserve"> PAGEREF _Toc231593281 \h </w:instrText>
+            </w:r>
+            <w:r>
+              <w:rPr>
+                <w:noProof/>
+                <w:webHidden/>
+              </w:rPr>
+            </w:r>
+            <w:r>
+              <w:rPr>
+                <w:noProof/>
+                <w:webHidden/>
+              </w:rPr>
+              <w:fldChar w:fldCharType="separate"/>
+            </w:r>
+            <w:r>
+              <w:rPr>
+                <w:noProof/>
+                <w:webHidden/>
+              </w:rPr>
+              <w:t>9</w:t>
+            </w:r>
+            <w:r>
+              <w:rPr>
+                <w:noProof/>
+                <w:webHidden/>
+              </w:rPr>
+              <w:fldChar w:fldCharType="end"/>
+            </w:r>
+          </w:hyperlink>
+        </w:p>
+        <w:p>
+          <w:pPr>
+            <w:pStyle w:val="21"/>
+            <w:tabs>
+              <w:tab w:val="right" w:leader="dot" w:pos="9345"/>
+            </w:tabs>
+            <w:rPr>
+              <w:rFonts w:eastAsiaTheme="minorEastAsia"/>
+              <w:noProof/>
+              <w:lang w:eastAsia="ru-RU"/>
+            </w:rPr>
+          </w:pPr>
+          <w:hyperlink w:anchor="_Toc231593282" w:history="1">
+            <w:r>
+              <w:rPr>
+                <w:rStyle w:val="a5"/>
+                <w:noProof/>
+              </w:rPr>
+              <w:t>Корректность наследования</w:t>
+            </w:r>
+            <w:r>
+              <w:rPr>
+                <w:noProof/>
+                <w:webHidden/>
+              </w:rPr>
+              <w:tab/>
+            </w:r>
+            <w:r>
+              <w:rPr>
+                <w:noProof/>
+                <w:webHidden/>
+              </w:rPr>
+              <w:fldChar w:fldCharType="begin"/>
+            </w:r>
+            <w:r>
+              <w:rPr>
+                <w:noProof/>
+                <w:webHidden/>
+              </w:rPr>
+              <w:instrText xml:space="preserve"> PAGEREF _Toc231593282 \h </w:instrText>
+            </w:r>
+            <w:r>
+              <w:rPr>
+                <w:noProof/>
+                <w:webHidden/>
+              </w:rPr>
+            </w:r>
+            <w:r>
+              <w:rPr>
+                <w:noProof/>
+                <w:webHidden/>
+              </w:rPr>
+              <w:fldChar w:fldCharType="separate"/>
+            </w:r>
+            <w:r>
+              <w:rPr>
+                <w:noProof/>
+                <w:webHidden/>
+              </w:rPr>
+              <w:t>9</w:t>
             </w:r>
             <w:r>
               <w:rPr>
@@ -677,7 +888,7 @@
         <w:pStyle w:val="1"/>
         <w:spacing w:line="480" w:lineRule="auto"/>
       </w:pPr>
-      <w:bookmarkStart w:id="0" w:name="_Toc229165558"/>
+      <w:bookmarkStart w:id="0" w:name="_Toc231593273"/>
       <w:r>
         <w:lastRenderedPageBreak/>
         <w:t>Используемые термины</w:t>
@@ -784,7 +995,14 @@
         <w:rPr>
           <w:rFonts w:asciiTheme="majorHAnsi" w:hAnsiTheme="majorHAnsi" w:cstheme="majorHAnsi"/>
         </w:rPr>
-        <w:t xml:space="preserve"> Для каждой единицы данных </w:t>
+        <w:t xml:space="preserve"> Для каждой единицы </w:t>
+      </w:r>
+      <w:proofErr w:type="gramStart"/>
+      <w:r>
+        <w:rPr>
+          <w:rFonts w:asciiTheme="majorHAnsi" w:hAnsiTheme="majorHAnsi" w:cstheme="majorHAnsi"/>
+        </w:rPr>
+        <w:t xml:space="preserve">данных </w:t>
       </w:r>
       <w:r>
         <w:rPr>
@@ -794,6 +1012,7 @@
         </w:rPr>
         <w:t>Требуется</w:t>
       </w:r>
+      <w:proofErr w:type="gramEnd"/>
       <w:r>
         <w:rPr>
           <w:rFonts w:asciiTheme="majorHAnsi" w:hAnsiTheme="majorHAnsi" w:cstheme="majorHAnsi"/>
@@ -909,6 +1128,7 @@
         </w:rPr>
         <w:t>”</w:t>
       </w:r>
+      <w:proofErr w:type="gramStart"/>
       <w:r>
         <w:rPr>
           <w:rFonts w:asciiTheme="majorHAnsi" w:hAnsiTheme="majorHAnsi" w:cstheme="majorHAnsi"/>
@@ -925,7 +1145,14 @@
         <w:rPr>
           <w:rFonts w:asciiTheme="majorHAnsi" w:hAnsiTheme="majorHAnsi" w:cstheme="majorHAnsi"/>
         </w:rPr>
-        <w:t>”Акторы”</w:t>
+        <w:t>”Акторы</w:t>
+      </w:r>
+      <w:proofErr w:type="gramEnd"/>
+      <w:r>
+        <w:rPr>
+          <w:rFonts w:asciiTheme="majorHAnsi" w:hAnsiTheme="majorHAnsi" w:cstheme="majorHAnsi"/>
+        </w:rPr>
+        <w:t>”</w:t>
       </w:r>
       <w:r>
         <w:rPr>
@@ -1007,12 +1234,14 @@
         </w:rPr>
         <w:t>”, “</w:t>
       </w:r>
+      <w:proofErr w:type="spellStart"/>
       <w:r>
         <w:rPr>
           <w:rFonts w:asciiTheme="majorHAnsi" w:hAnsiTheme="majorHAnsi" w:cstheme="majorHAnsi"/>
         </w:rPr>
         <w:t>Муверы</w:t>
       </w:r>
+      <w:proofErr w:type="spellEnd"/>
       <w:r>
         <w:rPr>
           <w:rFonts w:asciiTheme="majorHAnsi" w:hAnsiTheme="majorHAnsi" w:cstheme="majorHAnsi"/>
@@ -1229,7 +1458,7 @@
       <w:pPr>
         <w:pStyle w:val="1"/>
       </w:pPr>
-      <w:bookmarkStart w:id="5" w:name="_Toc229165559"/>
+      <w:bookmarkStart w:id="5" w:name="_Toc231593274"/>
       <w:r>
         <w:lastRenderedPageBreak/>
         <w:t>Основные положения</w:t>
@@ -1331,6 +1560,57 @@
       </w:r>
     </w:p>
     <w:p>
+      <w:pPr>
+        <w:pStyle w:val="a4"/>
+        <w:numPr>
+          <w:ilvl w:val="0"/>
+          <w:numId w:val="1"/>
+        </w:numPr>
+      </w:pPr>
+      <w:r>
+        <w:t>Действительные данные отдельных объектов должны одновременно иметь как можно меньше свойств</w:t>
+      </w:r>
+      <w:r>
+        <w:t xml:space="preserve">, </w:t>
+      </w:r>
+      <w:r>
+        <w:t>а также наиболее полными функционально</w:t>
+      </w:r>
+      <w:r>
+        <w:t xml:space="preserve">. </w:t>
+      </w:r>
+      <w:r>
+        <w:t xml:space="preserve">Достигается это согласно разделу </w:t>
+      </w:r>
+      <w:hyperlink w:anchor="_Наследование_от_родителей" w:history="1">
+        <w:r>
+          <w:rPr>
+            <w:rStyle w:val="a5"/>
+          </w:rPr>
+          <w:t xml:space="preserve">Наследование от родителей </w:t>
+        </w:r>
+        <w:r>
+          <w:rPr>
+            <w:rStyle w:val="a5"/>
+          </w:rPr>
+          <w:t>(</w:t>
+        </w:r>
+        <w:r>
+          <w:rPr>
+            <w:rStyle w:val="a5"/>
+            <w:lang w:val="en-US"/>
+          </w:rPr>
+          <w:t>Parent</w:t>
+        </w:r>
+        <w:r>
+          <w:rPr>
+            <w:rStyle w:val="a5"/>
+          </w:rPr>
+          <w:t>)</w:t>
+        </w:r>
+      </w:hyperlink>
+    </w:p>
+    <w:p>
       <w:r>
         <w:br w:type="page"/>
       </w:r>
@@ -1342,7 +1622,7 @@
           <w:lang w:val="en-US"/>
         </w:rPr>
       </w:pPr>
-      <w:bookmarkStart w:id="6" w:name="_Toc229165560"/>
+      <w:bookmarkStart w:id="6" w:name="_Toc231593275"/>
       <w:r>
         <w:lastRenderedPageBreak/>
         <w:t xml:space="preserve">Порядок </w:t>
@@ -1429,12 +1709,14 @@
       <w:r>
         <w:t xml:space="preserve">Кнопка единицы </w:t>
       </w:r>
+      <w:proofErr w:type="spellStart"/>
       <w:r>
         <w:rPr>
           <w:lang w:val="en-US"/>
         </w:rPr>
         <w:t>CButton</w:t>
       </w:r>
+      <w:proofErr w:type="spellEnd"/>
     </w:p>
     <w:p>
       <w:pPr>
@@ -1447,12 +1729,14 @@
       <w:r>
         <w:t xml:space="preserve">Единица </w:t>
       </w:r>
+      <w:proofErr w:type="spellStart"/>
       <w:r>
         <w:rPr>
           <w:lang w:val="en-US"/>
         </w:rPr>
         <w:t>CUnit</w:t>
       </w:r>
+      <w:proofErr w:type="spellEnd"/>
     </w:p>
     <w:p>
       <w:pPr>
@@ -1462,15 +1746,22 @@
           <w:numId w:val="5"/>
         </w:numPr>
       </w:pPr>
-      <w:r>
-        <w:t xml:space="preserve">Актор единицы </w:t>
-      </w:r>
+      <w:proofErr w:type="spellStart"/>
+      <w:r>
+        <w:t>Актор</w:t>
+      </w:r>
+      <w:proofErr w:type="spellEnd"/>
+      <w:r>
+        <w:t xml:space="preserve"> единицы </w:t>
+      </w:r>
+      <w:proofErr w:type="spellStart"/>
       <w:r>
         <w:rPr>
           <w:lang w:val="en-US"/>
         </w:rPr>
         <w:t>CActorUnit</w:t>
       </w:r>
+      <w:proofErr w:type="spellEnd"/>
     </w:p>
     <w:p>
       <w:pPr>
@@ -1487,8 +1778,16 @@
         <w:rPr>
           <w:lang w:val="en-US"/>
         </w:rPr>
-        <w:t xml:space="preserve"> CModel</w:t>
-      </w:r>
+        <w:t xml:space="preserve"> </w:t>
+      </w:r>
+      <w:proofErr w:type="spellStart"/>
+      <w:r>
+        <w:rPr>
+          <w:lang w:val="en-US"/>
+        </w:rPr>
+        <w:t>CModel</w:t>
+      </w:r>
+      <w:proofErr w:type="spellEnd"/>
     </w:p>
     <w:p>
       <w:pPr>
@@ -1501,12 +1800,14 @@
       <w:r>
         <w:t xml:space="preserve">Звуки единицы </w:t>
       </w:r>
+      <w:proofErr w:type="spellStart"/>
       <w:r>
         <w:rPr>
           <w:lang w:val="en-US"/>
         </w:rPr>
         <w:t>CSound</w:t>
       </w:r>
+      <w:proofErr w:type="spellEnd"/>
     </w:p>
     <w:p>
       <w:pPr>
@@ -1532,8 +1833,16 @@
         <w:rPr>
           <w:lang w:val="en-US"/>
         </w:rPr>
-        <w:t xml:space="preserve"> CLight</w:t>
-      </w:r>
+        <w:t xml:space="preserve"> </w:t>
+      </w:r>
+      <w:proofErr w:type="spellStart"/>
+      <w:r>
+        <w:rPr>
+          <w:lang w:val="en-US"/>
+        </w:rPr>
+        <w:t>CLight</w:t>
+      </w:r>
+      <w:proofErr w:type="spellEnd"/>
     </w:p>
     <w:p>
       <w:pPr>
@@ -1546,12 +1855,14 @@
       <w:r>
         <w:t xml:space="preserve">Требования </w:t>
       </w:r>
+      <w:proofErr w:type="spellStart"/>
       <w:r>
         <w:rPr>
           <w:lang w:val="en-US"/>
         </w:rPr>
         <w:t>CRequirement</w:t>
       </w:r>
+      <w:proofErr w:type="spellEnd"/>
     </w:p>
     <w:p>
       <w:pPr>
@@ -1564,12 +1875,14 @@
       <w:r>
         <w:t xml:space="preserve">4 валидатора </w:t>
       </w:r>
+      <w:proofErr w:type="spellStart"/>
       <w:r>
         <w:rPr>
           <w:lang w:val="en-US"/>
         </w:rPr>
         <w:t>CValidatorUnitType</w:t>
       </w:r>
+      <w:proofErr w:type="spellEnd"/>
     </w:p>
     <w:p>
       <w:pPr>
@@ -1582,12 +1895,14 @@
       <w:r>
         <w:t xml:space="preserve">Коллекция единицы </w:t>
       </w:r>
+      <w:proofErr w:type="spellStart"/>
       <w:r>
         <w:rPr>
           <w:lang w:val="en-US"/>
         </w:rPr>
         <w:t>CDataCollectionUnit</w:t>
       </w:r>
+      <w:proofErr w:type="spellEnd"/>
     </w:p>
     <w:p/>
     <w:p>
@@ -1666,11 +1981,20 @@
           <w:i/>
           <w:iCs/>
         </w:rPr>
-        <w:t>10) --&gt;</w:t>
+        <w:t>10) --</w:t>
+      </w:r>
+      <w:proofErr w:type="gramStart"/>
+      <w:r>
+        <w:rPr>
+          <w:i/>
+          <w:iCs/>
+        </w:rPr>
+        <w:t>&gt;</w:t>
       </w:r>
       <w:r>
         <w:t xml:space="preserve"> )</w:t>
       </w:r>
+      <w:proofErr w:type="gramEnd"/>
     </w:p>
     <w:p>
       <w:pPr>
@@ -1683,12 +2007,14 @@
       <w:r>
         <w:t xml:space="preserve">Оружие </w:t>
       </w:r>
+      <w:proofErr w:type="spellStart"/>
       <w:r>
         <w:rPr>
           <w:lang w:val="en-US"/>
         </w:rPr>
         <w:t>CWeaponLegacy</w:t>
       </w:r>
+      <w:proofErr w:type="spellEnd"/>
     </w:p>
     <w:p>
       <w:pPr>
@@ -1701,11 +2027,19 @@
       <w:r>
         <w:t xml:space="preserve">Эффекты оружия </w:t>
       </w:r>
-      <w:r>
-        <w:rPr>
-          <w:lang w:val="en-US"/>
-        </w:rPr>
-        <w:t>CEffect*</w:t>
+      <w:proofErr w:type="spellStart"/>
+      <w:r>
+        <w:rPr>
+          <w:lang w:val="en-US"/>
+        </w:rPr>
+        <w:t>CEffect</w:t>
+      </w:r>
+      <w:proofErr w:type="spellEnd"/>
+      <w:r>
+        <w:rPr>
+          <w:lang w:val="en-US"/>
+        </w:rPr>
+        <w:t>*</w:t>
       </w:r>
     </w:p>
     <w:p>
@@ -1719,11 +2053,19 @@
       <w:r>
         <w:t xml:space="preserve">Акторы оружия </w:t>
       </w:r>
-      <w:r>
-        <w:rPr>
-          <w:lang w:val="en-US"/>
-        </w:rPr>
-        <w:t>CActor*</w:t>
+      <w:proofErr w:type="spellStart"/>
+      <w:r>
+        <w:rPr>
+          <w:lang w:val="en-US"/>
+        </w:rPr>
+        <w:t>CActor</w:t>
+      </w:r>
+      <w:proofErr w:type="spellEnd"/>
+      <w:r>
+        <w:rPr>
+          <w:lang w:val="en-US"/>
+        </w:rPr>
+        <w:t>*</w:t>
       </w:r>
     </w:p>
     <w:p>
@@ -1737,12 +2079,14 @@
       <w:r>
         <w:t xml:space="preserve">Модели оружия </w:t>
       </w:r>
+      <w:proofErr w:type="spellStart"/>
       <w:r>
         <w:rPr>
           <w:lang w:val="en-US"/>
         </w:rPr>
         <w:t>CModel</w:t>
       </w:r>
+      <w:proofErr w:type="spellEnd"/>
     </w:p>
     <w:p>
       <w:pPr>
@@ -1755,12 +2099,14 @@
       <w:r>
         <w:t xml:space="preserve">Звуки оружия </w:t>
       </w:r>
+      <w:proofErr w:type="spellStart"/>
       <w:r>
         <w:rPr>
           <w:lang w:val="en-US"/>
         </w:rPr>
         <w:t>CSound</w:t>
       </w:r>
+      <w:proofErr w:type="spellEnd"/>
     </w:p>
     <w:p>
       <w:pPr>
@@ -1773,11 +2119,19 @@
       <w:r>
         <w:t xml:space="preserve">Валидаторы оружия </w:t>
       </w:r>
-      <w:r>
-        <w:rPr>
-          <w:lang w:val="en-US"/>
-        </w:rPr>
-        <w:t>CValidator*</w:t>
+      <w:proofErr w:type="spellStart"/>
+      <w:r>
+        <w:rPr>
+          <w:lang w:val="en-US"/>
+        </w:rPr>
+        <w:t>CValidator</w:t>
+      </w:r>
+      <w:proofErr w:type="spellEnd"/>
+      <w:r>
+        <w:rPr>
+          <w:lang w:val="en-US"/>
+        </w:rPr>
+        <w:t>*</w:t>
       </w:r>
     </w:p>
     <w:p>
@@ -1795,8 +2149,16 @@
         <w:rPr>
           <w:lang w:val="en-US"/>
         </w:rPr>
-        <w:t xml:space="preserve"> CDataCollectionUnit</w:t>
-      </w:r>
+        <w:t xml:space="preserve"> </w:t>
+      </w:r>
+      <w:proofErr w:type="spellStart"/>
+      <w:r>
+        <w:rPr>
+          <w:lang w:val="en-US"/>
+        </w:rPr>
+        <w:t>CDataCollectionUnit</w:t>
+      </w:r>
+      <w:proofErr w:type="spellEnd"/>
     </w:p>
     <w:p>
       <w:pPr>
@@ -1880,11 +2242,20 @@
           <w:i/>
           <w:iCs/>
         </w:rPr>
-        <w:t>10) --&gt;</w:t>
+        <w:t>10) --</w:t>
+      </w:r>
+      <w:proofErr w:type="gramStart"/>
+      <w:r>
+        <w:rPr>
+          <w:i/>
+          <w:iCs/>
+        </w:rPr>
+        <w:t>&gt;</w:t>
       </w:r>
       <w:r>
         <w:t xml:space="preserve"> )</w:t>
       </w:r>
+      <w:proofErr w:type="gramEnd"/>
     </w:p>
     <w:p>
       <w:pPr>
@@ -1897,12 +2268,14 @@
       <w:r>
         <w:t xml:space="preserve">Алгоритмы </w:t>
       </w:r>
+      <w:proofErr w:type="spellStart"/>
       <w:r>
         <w:rPr>
           <w:lang w:val="en-US"/>
         </w:rPr>
         <w:t>CBehaviors</w:t>
       </w:r>
+      <w:proofErr w:type="spellEnd"/>
     </w:p>
     <w:p>
       <w:pPr>
@@ -1915,11 +2288,19 @@
       <w:r>
         <w:t xml:space="preserve">Эффекты </w:t>
       </w:r>
-      <w:r>
-        <w:rPr>
-          <w:lang w:val="en-US"/>
-        </w:rPr>
-        <w:t>CEffect*</w:t>
+      <w:proofErr w:type="spellStart"/>
+      <w:r>
+        <w:rPr>
+          <w:lang w:val="en-US"/>
+        </w:rPr>
+        <w:t>CEffect</w:t>
+      </w:r>
+      <w:proofErr w:type="spellEnd"/>
+      <w:r>
+        <w:rPr>
+          <w:lang w:val="en-US"/>
+        </w:rPr>
+        <w:t>*</w:t>
       </w:r>
     </w:p>
     <w:p>
@@ -1933,11 +2314,19 @@
       <w:r>
         <w:t xml:space="preserve">Акторы </w:t>
       </w:r>
-      <w:r>
-        <w:rPr>
-          <w:lang w:val="en-US"/>
-        </w:rPr>
-        <w:t>CActor*</w:t>
+      <w:proofErr w:type="spellStart"/>
+      <w:r>
+        <w:rPr>
+          <w:lang w:val="en-US"/>
+        </w:rPr>
+        <w:t>CActor</w:t>
+      </w:r>
+      <w:proofErr w:type="spellEnd"/>
+      <w:r>
+        <w:rPr>
+          <w:lang w:val="en-US"/>
+        </w:rPr>
+        <w:t>*</w:t>
       </w:r>
     </w:p>
     <w:p>
@@ -1951,11 +2340,19 @@
       <w:r>
         <w:t xml:space="preserve">Модели </w:t>
       </w:r>
-      <w:r>
-        <w:rPr>
-          <w:lang w:val="en-US"/>
-        </w:rPr>
-        <w:t>CModel*</w:t>
+      <w:proofErr w:type="spellStart"/>
+      <w:r>
+        <w:rPr>
+          <w:lang w:val="en-US"/>
+        </w:rPr>
+        <w:t>CModel</w:t>
+      </w:r>
+      <w:proofErr w:type="spellEnd"/>
+      <w:r>
+        <w:rPr>
+          <w:lang w:val="en-US"/>
+        </w:rPr>
+        <w:t>*</w:t>
       </w:r>
     </w:p>
     <w:p>
@@ -1969,11 +2366,19 @@
       <w:r>
         <w:t xml:space="preserve">Звуки </w:t>
       </w:r>
-      <w:r>
-        <w:rPr>
-          <w:lang w:val="en-US"/>
-        </w:rPr>
-        <w:t>CSound*</w:t>
+      <w:proofErr w:type="spellStart"/>
+      <w:r>
+        <w:rPr>
+          <w:lang w:val="en-US"/>
+        </w:rPr>
+        <w:t>CSound</w:t>
+      </w:r>
+      <w:proofErr w:type="spellEnd"/>
+      <w:r>
+        <w:rPr>
+          <w:lang w:val="en-US"/>
+        </w:rPr>
+        <w:t>*</w:t>
       </w:r>
     </w:p>
     <w:p>
@@ -1987,12 +2392,14 @@
       <w:r>
         <w:t xml:space="preserve">Коллекция данных </w:t>
       </w:r>
+      <w:proofErr w:type="spellStart"/>
       <w:r>
         <w:rPr>
           <w:lang w:val="en-US"/>
         </w:rPr>
         <w:t>CDataCollectionUnit</w:t>
       </w:r>
+      <w:proofErr w:type="spellEnd"/>
     </w:p>
     <w:p>
       <w:pPr>
@@ -2076,11 +2483,20 @@
           <w:i/>
           <w:iCs/>
         </w:rPr>
-        <w:t>10) --&gt;</w:t>
+        <w:t>10) --</w:t>
+      </w:r>
+      <w:proofErr w:type="gramStart"/>
+      <w:r>
+        <w:rPr>
+          <w:i/>
+          <w:iCs/>
+        </w:rPr>
+        <w:t>&gt;</w:t>
       </w:r>
       <w:r>
         <w:t xml:space="preserve"> )</w:t>
       </w:r>
+      <w:proofErr w:type="gramEnd"/>
     </w:p>
     <w:p>
       <w:pPr>
@@ -2093,12 +2509,14 @@
       <w:r>
         <w:t xml:space="preserve">Кнопка способности </w:t>
       </w:r>
+      <w:proofErr w:type="spellStart"/>
       <w:r>
         <w:rPr>
           <w:lang w:val="en-US"/>
         </w:rPr>
         <w:t>CButton</w:t>
       </w:r>
+      <w:proofErr w:type="spellEnd"/>
     </w:p>
     <w:p>
       <w:pPr>
@@ -2111,12 +2529,14 @@
       <w:r>
         <w:t xml:space="preserve">Способность </w:t>
       </w:r>
+      <w:proofErr w:type="spellStart"/>
       <w:r>
         <w:rPr>
           <w:lang w:val="en-US"/>
         </w:rPr>
         <w:t>CAbil</w:t>
       </w:r>
+      <w:proofErr w:type="spellEnd"/>
     </w:p>
     <w:p>
       <w:pPr>
@@ -2129,11 +2549,19 @@
       <w:r>
         <w:t xml:space="preserve">Алгоритмы способности </w:t>
       </w:r>
-      <w:r>
-        <w:rPr>
-          <w:lang w:val="en-US"/>
-        </w:rPr>
-        <w:t>CBehavior*</w:t>
+      <w:proofErr w:type="spellStart"/>
+      <w:r>
+        <w:rPr>
+          <w:lang w:val="en-US"/>
+        </w:rPr>
+        <w:t>CBehavior</w:t>
+      </w:r>
+      <w:proofErr w:type="spellEnd"/>
+      <w:r>
+        <w:rPr>
+          <w:lang w:val="en-US"/>
+        </w:rPr>
+        <w:t>*</w:t>
       </w:r>
     </w:p>
     <w:p>
@@ -2147,11 +2575,19 @@
       <w:r>
         <w:t xml:space="preserve">Эффекты способности </w:t>
       </w:r>
-      <w:r>
-        <w:rPr>
-          <w:lang w:val="en-US"/>
-        </w:rPr>
-        <w:t>CEffect*</w:t>
+      <w:proofErr w:type="spellStart"/>
+      <w:r>
+        <w:rPr>
+          <w:lang w:val="en-US"/>
+        </w:rPr>
+        <w:t>CEffect</w:t>
+      </w:r>
+      <w:proofErr w:type="spellEnd"/>
+      <w:r>
+        <w:rPr>
+          <w:lang w:val="en-US"/>
+        </w:rPr>
+        <w:t>*</w:t>
       </w:r>
     </w:p>
     <w:p>
@@ -2169,7 +2605,21 @@
         <w:rPr>
           <w:lang w:val="en-US"/>
         </w:rPr>
-        <w:t xml:space="preserve"> CActor*</w:t>
+        <w:t xml:space="preserve"> </w:t>
+      </w:r>
+      <w:proofErr w:type="spellStart"/>
+      <w:r>
+        <w:rPr>
+          <w:lang w:val="en-US"/>
+        </w:rPr>
+        <w:t>CActor</w:t>
+      </w:r>
+      <w:proofErr w:type="spellEnd"/>
+      <w:r>
+        <w:rPr>
+          <w:lang w:val="en-US"/>
+        </w:rPr>
+        <w:t>*</w:t>
       </w:r>
     </w:p>
     <w:p>
@@ -2183,12 +2633,14 @@
       <w:r>
         <w:t xml:space="preserve">Модели способности </w:t>
       </w:r>
+      <w:proofErr w:type="spellStart"/>
       <w:r>
         <w:rPr>
           <w:lang w:val="en-US"/>
         </w:rPr>
         <w:t>CModel</w:t>
       </w:r>
+      <w:proofErr w:type="spellEnd"/>
     </w:p>
     <w:p>
       <w:pPr>
@@ -2201,12 +2653,14 @@
       <w:r>
         <w:t xml:space="preserve">Звуки способности </w:t>
       </w:r>
+      <w:proofErr w:type="spellStart"/>
       <w:r>
         <w:rPr>
           <w:lang w:val="en-US"/>
         </w:rPr>
         <w:t>CSound</w:t>
       </w:r>
+      <w:proofErr w:type="spellEnd"/>
     </w:p>
     <w:p>
       <w:pPr>
@@ -2219,6 +2673,7 @@
       <w:r>
         <w:t xml:space="preserve">Коллекция способности </w:t>
       </w:r>
+      <w:proofErr w:type="spellStart"/>
       <w:r>
         <w:rPr>
           <w:lang w:val="en-US"/>
@@ -2231,14 +2686,20 @@
         </w:rPr>
         <w:t>Unit</w:t>
       </w:r>
+      <w:proofErr w:type="spellEnd"/>
     </w:p>
     <w:p>
       <w:pPr>
         <w:ind w:firstLine="708"/>
       </w:pPr>
       <w:r>
-        <w:t>Если в одном блоке данных определено несколь</w:t>
-      </w:r>
+        <w:t xml:space="preserve">Если в одном блоке данных определено </w:t>
+      </w:r>
+      <w:proofErr w:type="spellStart"/>
+      <w:r>
+        <w:t>несколь</w:t>
+      </w:r>
+      <w:proofErr w:type="spellEnd"/>
       <w:r>
         <w:rPr>
           <w:lang w:val="en-US"/>
@@ -2326,7 +2787,7 @@
       <w:pPr>
         <w:pStyle w:val="1"/>
       </w:pPr>
-      <w:bookmarkStart w:id="7" w:name="_Toc229165561"/>
+      <w:bookmarkStart w:id="7" w:name="_Toc231593276"/>
       <w:r>
         <w:lastRenderedPageBreak/>
         <w:t>Наименования идентификаторов</w:t>
@@ -2378,6 +2839,7 @@
         </w:rPr>
         <w:t xml:space="preserve"> </w:t>
       </w:r>
+      <w:proofErr w:type="gramStart"/>
       <w:r>
         <w:rPr>
           <w:i/>
@@ -2391,7 +2853,15 @@
           <w:i/>
           <w:iCs/>
         </w:rPr>
-        <w:t>}@{</w:t>
+        <w:t>}@</w:t>
+      </w:r>
+      <w:proofErr w:type="gramEnd"/>
+      <w:r>
+        <w:rPr>
+          <w:i/>
+          <w:iCs/>
+        </w:rPr>
+        <w:t>{</w:t>
       </w:r>
       <w:r>
         <w:rPr>
@@ -2648,7 +3118,7 @@
       <w:pPr>
         <w:pStyle w:val="2"/>
       </w:pPr>
-      <w:bookmarkStart w:id="8" w:name="_Toc229165562"/>
+      <w:bookmarkStart w:id="8" w:name="_Toc231593277"/>
       <w:r>
         <w:t>Единицы</w:t>
       </w:r>
@@ -2765,6 +3235,7 @@
         </w:rPr>
         <w:t>}@</w:t>
       </w:r>
+      <w:proofErr w:type="spellStart"/>
       <w:r>
         <w:rPr>
           <w:i/>
@@ -2773,6 +3244,7 @@
         </w:rPr>
         <w:t>AttackMissile</w:t>
       </w:r>
+      <w:proofErr w:type="spellEnd"/>
       <w:r>
         <w:t xml:space="preserve">, </w:t>
       </w:r>
@@ -2785,9 +3257,11 @@
       <w:pPr>
         <w:pStyle w:val="2"/>
       </w:pPr>
+      <w:bookmarkStart w:id="9" w:name="_Toc231593278"/>
       <w:r>
         <w:t>Кнопки</w:t>
       </w:r>
+      <w:bookmarkEnd w:id="9"/>
     </w:p>
     <w:p>
       <w:r>
@@ -2828,12 +3302,14 @@
           <w:lang w:val="en-US"/>
         </w:rPr>
       </w:pPr>
+      <w:proofErr w:type="spellStart"/>
       <w:r>
         <w:rPr>
           <w:lang w:val="en-US"/>
         </w:rPr>
         <w:t>UnitButton_OnlyGround</w:t>
       </w:r>
+      <w:proofErr w:type="spellEnd"/>
     </w:p>
     <w:p>
       <w:pPr>
@@ -2846,12 +3322,14 @@
           <w:lang w:val="en-US"/>
         </w:rPr>
       </w:pPr>
+      <w:proofErr w:type="spellStart"/>
       <w:r>
         <w:rPr>
           <w:lang w:val="en-US"/>
         </w:rPr>
         <w:t>UnitButton_OnlyAir</w:t>
       </w:r>
+      <w:proofErr w:type="spellEnd"/>
     </w:p>
     <w:p>
       <w:pPr>
@@ -2864,12 +3342,14 @@
           <w:lang w:val="en-US"/>
         </w:rPr>
       </w:pPr>
+      <w:proofErr w:type="spellStart"/>
       <w:r>
         <w:rPr>
           <w:lang w:val="en-US"/>
         </w:rPr>
         <w:t>UnitButton_GroundAir</w:t>
       </w:r>
+      <w:proofErr w:type="spellEnd"/>
     </w:p>
     <w:p>
       <w:pPr>
@@ -2882,12 +3362,14 @@
           <w:lang w:val="en-US"/>
         </w:rPr>
       </w:pPr>
+      <w:proofErr w:type="spellStart"/>
       <w:r>
         <w:rPr>
           <w:lang w:val="en-US"/>
         </w:rPr>
         <w:t>UnitButton_Detector</w:t>
       </w:r>
+      <w:proofErr w:type="spellEnd"/>
     </w:p>
     <w:p>
       <w:pPr>
@@ -2900,12 +3382,14 @@
           <w:lang w:val="en-US"/>
         </w:rPr>
       </w:pPr>
+      <w:proofErr w:type="spellStart"/>
       <w:r>
         <w:rPr>
           <w:lang w:val="en-US"/>
         </w:rPr>
         <w:t>UnitButton_OnlyGroundDetector</w:t>
       </w:r>
+      <w:proofErr w:type="spellEnd"/>
     </w:p>
     <w:p>
       <w:pPr>
@@ -2915,9 +3399,11 @@
           <w:numId w:val="6"/>
         </w:numPr>
       </w:pPr>
+      <w:proofErr w:type="spellStart"/>
       <w:r>
         <w:t>UnitButton_OnlyAirDetector</w:t>
       </w:r>
+      <w:proofErr w:type="spellEnd"/>
     </w:p>
     <w:p>
       <w:pPr>
@@ -2927,9 +3413,11 @@
           <w:numId w:val="6"/>
         </w:numPr>
       </w:pPr>
+      <w:proofErr w:type="spellStart"/>
       <w:r>
         <w:t>UnitButton_GroundAirDetector</w:t>
       </w:r>
+      <w:proofErr w:type="spellEnd"/>
     </w:p>
     <w:p/>
     <w:p>
@@ -2954,12 +3442,12 @@
       <w:pPr>
         <w:pStyle w:val="2"/>
       </w:pPr>
-      <w:bookmarkStart w:id="9" w:name="_Toc229165563"/>
+      <w:bookmarkStart w:id="10" w:name="_Toc231593279"/>
       <w:r>
         <w:lastRenderedPageBreak/>
         <w:t>Эффекты</w:t>
       </w:r>
-      <w:bookmarkEnd w:id="9"/>
+      <w:bookmarkEnd w:id="10"/>
     </w:p>
     <w:p>
       <w:r>
@@ -3024,6 +3512,7 @@
       <w:r>
         <w:t xml:space="preserve">рона – </w:t>
       </w:r>
+      <w:proofErr w:type="spellStart"/>
       <w:r>
         <w:rPr>
           <w:lang w:val="en-US"/>
@@ -3036,6 +3525,7 @@
         </w:rPr>
         <w:t>@Damage</w:t>
       </w:r>
+      <w:proofErr w:type="spellEnd"/>
     </w:p>
     <w:p>
       <w:pPr>
@@ -3054,12 +3544,14 @@
       <w:r>
         <w:t xml:space="preserve">апуска снарядов – </w:t>
       </w:r>
+      <w:proofErr w:type="spellStart"/>
       <w:r>
         <w:rPr>
           <w:lang w:val="en-US"/>
         </w:rPr>
         <w:t>x@LM</w:t>
       </w:r>
+      <w:proofErr w:type="spellEnd"/>
     </w:p>
     <w:p>
       <w:pPr>
@@ -3075,12 +3567,14 @@
       <w:r>
         <w:t xml:space="preserve">Создания единиц – </w:t>
       </w:r>
+      <w:proofErr w:type="spellStart"/>
       <w:r>
         <w:rPr>
           <w:lang w:val="en-US"/>
         </w:rPr>
         <w:t>x@CU</w:t>
       </w:r>
+      <w:proofErr w:type="spellEnd"/>
       <w:r>
         <w:t xml:space="preserve"> </w:t>
       </w:r>
@@ -3321,12 +3815,12 @@
       <w:pPr>
         <w:pStyle w:val="2"/>
       </w:pPr>
-      <w:bookmarkStart w:id="10" w:name="_Toc229165564"/>
+      <w:bookmarkStart w:id="11" w:name="_Toc231593280"/>
       <w:r>
         <w:lastRenderedPageBreak/>
         <w:t>Оружия</w:t>
       </w:r>
-      <w:bookmarkEnd w:id="10"/>
+      <w:bookmarkEnd w:id="11"/>
     </w:p>
     <w:p>
       <w:pPr>
@@ -3385,8 +3879,17 @@
           <w:i/>
           <w:iCs/>
         </w:rPr>
-        <w:t xml:space="preserve"> единицы}_</w:t>
-      </w:r>
+        <w:t xml:space="preserve"> </w:t>
+      </w:r>
+      <w:proofErr w:type="gramStart"/>
+      <w:r>
+        <w:rPr>
+          <w:i/>
+          <w:iCs/>
+        </w:rPr>
+        <w:t>единицы}_</w:t>
+      </w:r>
+      <w:proofErr w:type="gramEnd"/>
       <w:r>
         <w:rPr>
           <w:i/>
@@ -3475,7 +3978,23 @@
           <w:i/>
           <w:iCs/>
         </w:rPr>
-        <w:t xml:space="preserve"> единицы}_{Уникальное </w:t>
+        <w:t xml:space="preserve"> </w:t>
+      </w:r>
+      <w:proofErr w:type="gramStart"/>
+      <w:r>
+        <w:rPr>
+          <w:i/>
+          <w:iCs/>
+        </w:rPr>
+        <w:t>единицы}_</w:t>
+      </w:r>
+      <w:proofErr w:type="gramEnd"/>
+      <w:r>
+        <w:rPr>
+          <w:i/>
+          <w:iCs/>
+        </w:rPr>
+        <w:t xml:space="preserve">{Уникальное </w:t>
       </w:r>
       <w:r>
         <w:rPr>
@@ -3539,12 +4058,14 @@
       <w:r>
         <w:t xml:space="preserve"> основное оружие единицы в данных единицы </w:t>
       </w:r>
+      <w:proofErr w:type="spellStart"/>
       <w:r>
         <w:rPr>
           <w:lang w:val="en-US"/>
         </w:rPr>
         <w:t>CUnit</w:t>
       </w:r>
+      <w:proofErr w:type="spellEnd"/>
       <w:r>
         <w:t xml:space="preserve"> </w:t>
       </w:r>
@@ -3554,12 +4075,14 @@
       <w:r>
         <w:t>&lt;</w:t>
       </w:r>
+      <w:proofErr w:type="spellStart"/>
       <w:r>
         <w:rPr>
           <w:lang w:val="en-US"/>
         </w:rPr>
         <w:t>WeaponArray</w:t>
       </w:r>
+      <w:proofErr w:type="spellEnd"/>
       <w:r>
         <w:t xml:space="preserve">/&gt; </w:t>
       </w:r>
@@ -3597,10 +4120,1816 @@
       </w:r>
       <w:r>
         <w:t>.</w:t>
+      </w:r>
+    </w:p>
+    <w:p/>
+    <w:p>
+      <w:r>
+        <w:br w:type="page"/>
+      </w:r>
+    </w:p>
+    <w:p>
+      <w:pPr>
+        <w:pStyle w:val="1"/>
+      </w:pPr>
+      <w:bookmarkStart w:id="12" w:name="_Наследование_от_родителей"/>
+      <w:bookmarkStart w:id="13" w:name="_Toc231593281"/>
+      <w:bookmarkEnd w:id="12"/>
+      <w:r>
+        <w:lastRenderedPageBreak/>
+        <w:t>Наследование от родителей (</w:t>
+      </w:r>
+      <w:r>
+        <w:rPr>
+          <w:lang w:val="en-US"/>
+        </w:rPr>
+        <w:t>Parent</w:t>
+      </w:r>
+      <w:r>
+        <w:t>)</w:t>
+      </w:r>
+      <w:bookmarkEnd w:id="13"/>
+    </w:p>
+    <w:p>
+      <w:pPr>
+        <w:rPr>
+          <w:lang w:val="en-US"/>
+        </w:rPr>
+      </w:pPr>
+      <w:r>
+        <w:tab/>
+        <w:t>Согласно общим положениям</w:t>
+      </w:r>
+      <w:r>
+        <w:t xml:space="preserve">, </w:t>
+      </w:r>
+      <w:r>
+        <w:t>конкретные объекты данных должны иметь максимально малое количество свойств</w:t>
+      </w:r>
+      <w:r>
+        <w:t xml:space="preserve">, </w:t>
+      </w:r>
+      <w:r>
+        <w:t>без потери</w:t>
+      </w:r>
+      <w:r>
+        <w:t xml:space="preserve"> функциональности</w:t>
+      </w:r>
+      <w:r>
+        <w:t>.</w:t>
+      </w:r>
+      <w:r>
+        <w:t xml:space="preserve"> Достигаться это должно путем </w:t>
+      </w:r>
+      <w:r>
+        <w:rPr>
+          <w:b/>
+          <w:bCs/>
+        </w:rPr>
+        <w:t>наследования от базовых родителей объекта</w:t>
+      </w:r>
+      <w:r>
+        <w:rPr>
+          <w:lang w:val="en-US"/>
+        </w:rPr>
+        <w:t>.</w:t>
+      </w:r>
+    </w:p>
+    <w:p>
+      <w:pPr>
+        <w:rPr>
+          <w:lang w:val="en-US"/>
+        </w:rPr>
+      </w:pPr>
+    </w:p>
+    <w:p>
+      <w:pPr>
+        <w:rPr>
+          <w:b/>
+          <w:bCs/>
+        </w:rPr>
+      </w:pPr>
+      <w:r>
+        <w:rPr>
+          <w:lang w:val="en-US"/>
+        </w:rPr>
+        <w:tab/>
+      </w:r>
+      <w:r>
+        <w:t>Все базовые родительские объекты</w:t>
+      </w:r>
+      <w:r>
+        <w:t xml:space="preserve">, </w:t>
+      </w:r>
+      <w:r>
+        <w:t>независящие от фракции единицы</w:t>
+      </w:r>
+      <w:r>
+        <w:t xml:space="preserve">, </w:t>
+      </w:r>
+      <w:r>
+        <w:t xml:space="preserve">определяются в </w:t>
+      </w:r>
+      <w:r>
+        <w:rPr>
+          <w:b/>
+          <w:bCs/>
+          <w:lang w:val="en-US"/>
+        </w:rPr>
+        <w:t>XML</w:t>
+      </w:r>
+      <w:r>
+        <w:rPr>
+          <w:b/>
+          <w:bCs/>
+        </w:rPr>
+        <w:t xml:space="preserve"> </w:t>
+      </w:r>
+      <w:r>
+        <w:rPr>
+          <w:b/>
+          <w:bCs/>
+        </w:rPr>
+        <w:t xml:space="preserve">файле </w:t>
+      </w:r>
+      <w:proofErr w:type="spellStart"/>
+      <w:r>
+        <w:rPr>
+          <w:i/>
+          <w:iCs/>
+          <w:lang w:val="en-US"/>
+        </w:rPr>
+        <w:t>basestats</w:t>
+      </w:r>
+      <w:proofErr w:type="spellEnd"/>
+      <w:r>
+        <w:rPr>
+          <w:i/>
+          <w:iCs/>
+        </w:rPr>
+        <w:t>/</w:t>
+      </w:r>
+      <w:r>
+        <w:rPr>
+          <w:i/>
+          <w:iCs/>
+          <w:lang w:val="en-US"/>
+        </w:rPr>
+        <w:t>base</w:t>
+      </w:r>
+      <w:r>
+        <w:rPr>
+          <w:i/>
+          <w:iCs/>
+        </w:rPr>
+        <w:t>.</w:t>
+      </w:r>
+      <w:r>
+        <w:rPr>
+          <w:i/>
+          <w:iCs/>
+          <w:lang w:val="en-US"/>
+        </w:rPr>
+        <w:t>xml</w:t>
+      </w:r>
+      <w:r>
+        <w:rPr>
+          <w:i/>
+          <w:iCs/>
+        </w:rPr>
+        <w:t>.</w:t>
+      </w:r>
+      <w:r>
+        <w:t xml:space="preserve"> </w:t>
+      </w:r>
+      <w:r>
+        <w:t>В свою очередь</w:t>
+      </w:r>
+      <w:r>
+        <w:t xml:space="preserve">, </w:t>
+      </w:r>
+      <w:r>
+        <w:t>родительские объекты</w:t>
+      </w:r>
+      <w:r>
+        <w:t xml:space="preserve">, </w:t>
+      </w:r>
+      <w:r>
+        <w:t>зависящие от расы</w:t>
+      </w:r>
+      <w:r>
+        <w:t>/</w:t>
+      </w:r>
+      <w:r>
+        <w:t>фракции единицы</w:t>
+      </w:r>
+      <w:r>
+        <w:t xml:space="preserve">, </w:t>
+      </w:r>
+      <w:r>
+        <w:t>располагаются в соответствующих файлах</w:t>
+      </w:r>
+      <w:r>
+        <w:t xml:space="preserve">: </w:t>
+      </w:r>
+      <w:proofErr w:type="spellStart"/>
+      <w:r>
+        <w:rPr>
+          <w:i/>
+          <w:iCs/>
+          <w:lang w:val="en-US"/>
+        </w:rPr>
+        <w:t>terran</w:t>
+      </w:r>
+      <w:proofErr w:type="spellEnd"/>
+      <w:r>
+        <w:rPr>
+          <w:i/>
+          <w:iCs/>
+        </w:rPr>
+        <w:t>.</w:t>
+      </w:r>
+      <w:r>
+        <w:rPr>
+          <w:i/>
+          <w:iCs/>
+          <w:lang w:val="en-US"/>
+        </w:rPr>
+        <w:t>xml</w:t>
+      </w:r>
+      <w:r>
+        <w:rPr>
+          <w:i/>
+          <w:iCs/>
+        </w:rPr>
+        <w:t xml:space="preserve">, </w:t>
+      </w:r>
+      <w:proofErr w:type="spellStart"/>
+      <w:r>
+        <w:rPr>
+          <w:i/>
+          <w:iCs/>
+          <w:lang w:val="en-US"/>
+        </w:rPr>
+        <w:t>zerg</w:t>
+      </w:r>
+      <w:proofErr w:type="spellEnd"/>
+      <w:r>
+        <w:rPr>
+          <w:i/>
+          <w:iCs/>
+        </w:rPr>
+        <w:t>.</w:t>
+      </w:r>
+      <w:r>
+        <w:rPr>
+          <w:i/>
+          <w:iCs/>
+          <w:lang w:val="en-US"/>
+        </w:rPr>
+        <w:t>xml</w:t>
+      </w:r>
+      <w:r>
+        <w:rPr>
+          <w:i/>
+          <w:iCs/>
+        </w:rPr>
+        <w:t xml:space="preserve">, </w:t>
+      </w:r>
+      <w:proofErr w:type="spellStart"/>
+      <w:r>
+        <w:rPr>
+          <w:i/>
+          <w:iCs/>
+          <w:lang w:val="en-US"/>
+        </w:rPr>
+        <w:t>protoss</w:t>
+      </w:r>
+      <w:proofErr w:type="spellEnd"/>
+      <w:r>
+        <w:rPr>
+          <w:i/>
+          <w:iCs/>
+        </w:rPr>
+        <w:t>.</w:t>
+      </w:r>
+      <w:r>
+        <w:rPr>
+          <w:i/>
+          <w:iCs/>
+          <w:lang w:val="en-US"/>
+        </w:rPr>
+        <w:t>xml</w:t>
+      </w:r>
+      <w:r>
+        <w:rPr>
+          <w:i/>
+          <w:iCs/>
+        </w:rPr>
+        <w:t>.</w:t>
+      </w:r>
+    </w:p>
+    <w:p>
+      <w:pPr>
+        <w:rPr>
+          <w:b/>
+          <w:bCs/>
+        </w:rPr>
+      </w:pPr>
+    </w:p>
+    <w:p>
+      <w:pPr>
+        <w:ind w:firstLine="708"/>
+        <w:rPr>
+          <w:i/>
+          <w:iCs/>
+          <w:lang w:val="en-US"/>
+        </w:rPr>
+      </w:pPr>
+      <w:r>
+        <w:t>Если</w:t>
+      </w:r>
+      <w:r>
+        <w:t xml:space="preserve">, </w:t>
+      </w:r>
+      <w:r>
+        <w:t>по какой-то причине</w:t>
+      </w:r>
+      <w:r>
+        <w:t xml:space="preserve">, </w:t>
+      </w:r>
+      <w:r>
+        <w:t>не удаётся классифицировать единицу в одну из этих трёх стандартных рас</w:t>
+      </w:r>
+      <w:r>
+        <w:t xml:space="preserve">, </w:t>
+      </w:r>
+      <w:r>
+        <w:t xml:space="preserve">и есть необходимость выделить </w:t>
+      </w:r>
+      <w:proofErr w:type="gramStart"/>
+      <w:r>
+        <w:t>какие-то данные</w:t>
+      </w:r>
+      <w:proofErr w:type="gramEnd"/>
+      <w:r>
+        <w:t xml:space="preserve"> распространяемые на конкретную фракцию</w:t>
+      </w:r>
+      <w:r>
+        <w:t xml:space="preserve">, </w:t>
+      </w:r>
+      <w:r>
+        <w:t xml:space="preserve">то следует создать отдельный </w:t>
+      </w:r>
+      <w:r>
+        <w:rPr>
+          <w:b/>
+          <w:bCs/>
+          <w:lang w:val="en-US"/>
+        </w:rPr>
+        <w:t>XML</w:t>
+      </w:r>
+      <w:r>
+        <w:rPr>
+          <w:b/>
+          <w:bCs/>
+        </w:rPr>
+        <w:t xml:space="preserve"> </w:t>
+      </w:r>
+      <w:r>
+        <w:rPr>
+          <w:b/>
+          <w:bCs/>
+        </w:rPr>
+        <w:t>файл</w:t>
+      </w:r>
+      <w:r>
+        <w:t xml:space="preserve"> с названием фракции</w:t>
+      </w:r>
+      <w:r>
+        <w:t xml:space="preserve">, </w:t>
+      </w:r>
+      <w:r>
+        <w:t>и расположить её внутри папки этой фракции</w:t>
+      </w:r>
+      <w:r>
+        <w:t xml:space="preserve">. </w:t>
+      </w:r>
+      <w:r>
+        <w:t>Пример</w:t>
+      </w:r>
+      <w:r>
+        <w:rPr>
+          <w:lang w:val="en-US"/>
+        </w:rPr>
+        <w:t>:</w:t>
+      </w:r>
+      <w:r>
+        <w:t xml:space="preserve"> </w:t>
+      </w:r>
+      <w:proofErr w:type="spellStart"/>
+      <w:r>
+        <w:rPr>
+          <w:i/>
+          <w:iCs/>
+          <w:lang w:val="en-US"/>
+        </w:rPr>
+        <w:t>Khala</w:t>
+      </w:r>
+      <w:r>
+        <w:rPr>
+          <w:i/>
+          <w:iCs/>
+          <w:lang w:val="en-US"/>
+        </w:rPr>
+        <w:t>i</w:t>
+      </w:r>
+      <w:proofErr w:type="spellEnd"/>
+      <w:r>
+        <w:rPr>
+          <w:i/>
+          <w:iCs/>
+          <w:lang w:val="en-US"/>
+        </w:rPr>
+        <w:t>/Khalai.xml.</w:t>
+      </w:r>
+    </w:p>
+    <w:p>
+      <w:pPr>
+        <w:rPr>
+          <w:i/>
+          <w:iCs/>
+          <w:lang w:val="en-US"/>
+        </w:rPr>
+      </w:pPr>
+    </w:p>
+    <w:p>
+      <w:pPr>
+        <w:pStyle w:val="2"/>
+      </w:pPr>
+      <w:bookmarkStart w:id="14" w:name="_Toc231593282"/>
+      <w:r>
+        <w:t>Корректность наследования</w:t>
+      </w:r>
+      <w:bookmarkEnd w:id="14"/>
+    </w:p>
+    <w:p>
+      <w:r>
+        <w:t>Наследование</w:t>
+      </w:r>
+      <w:r>
+        <w:t xml:space="preserve">, </w:t>
+      </w:r>
+      <w:r>
+        <w:t>считается корректным</w:t>
+      </w:r>
+      <w:r>
+        <w:t xml:space="preserve">, </w:t>
+      </w:r>
+      <w:r>
+        <w:t>если в дочернем объекте нет свойств</w:t>
+      </w:r>
+      <w:r>
+        <w:t xml:space="preserve">, </w:t>
+      </w:r>
+      <w:r>
+        <w:t>которые были определены в родительском объекте</w:t>
+      </w:r>
+    </w:p>
+    <w:p>
+      <w:pPr>
+        <w:sectPr>
+          <w:pgSz w:w="11906" w:h="16838"/>
+          <w:pgMar w:top="1134" w:right="850" w:bottom="1134" w:left="1701" w:header="708" w:footer="708" w:gutter="0"/>
+          <w:cols w:space="708"/>
+          <w:docGrid w:linePitch="360"/>
+        </w:sectPr>
+      </w:pPr>
+    </w:p>
+    <w:p>
+      <w:pPr>
+        <w:rPr>
+          <w:b/>
+          <w:bCs/>
+        </w:rPr>
+      </w:pPr>
+      <w:r>
+        <w:t>Пример наследования показанный ниже</w:t>
+      </w:r>
+      <w:r>
+        <w:t xml:space="preserve">, </w:t>
+      </w:r>
+      <w:r>
+        <w:t xml:space="preserve">считается </w:t>
+      </w:r>
+      <w:r>
+        <w:rPr>
+          <w:b/>
+          <w:bCs/>
+        </w:rPr>
+        <w:t>некорректным</w:t>
+      </w:r>
+    </w:p>
+    <w:p>
+      <w:pPr>
+        <w:spacing w:after="120" w:line="40" w:lineRule="atLeast"/>
+        <w:rPr>
+          <w:sz w:val="20"/>
+          <w:szCs w:val="20"/>
+          <w:lang w:val="en-US"/>
+        </w:rPr>
+      </w:pPr>
+      <w:r>
+        <w:rPr>
+          <w:sz w:val="20"/>
+          <w:szCs w:val="20"/>
+          <w:lang w:val="en-US"/>
+        </w:rPr>
+        <w:t>&lt;</w:t>
+      </w:r>
+      <w:proofErr w:type="spellStart"/>
+      <w:r>
+        <w:rPr>
+          <w:sz w:val="20"/>
+          <w:szCs w:val="20"/>
+          <w:lang w:val="en-US"/>
+        </w:rPr>
+        <w:t>CUnit</w:t>
+      </w:r>
+      <w:proofErr w:type="spellEnd"/>
+      <w:r>
+        <w:rPr>
+          <w:sz w:val="20"/>
+          <w:szCs w:val="20"/>
+          <w:lang w:val="en-US"/>
+        </w:rPr>
+        <w:t xml:space="preserve"> default=”1” id</w:t>
+      </w:r>
+      <w:proofErr w:type="gramStart"/>
+      <w:r>
+        <w:rPr>
+          <w:sz w:val="20"/>
+          <w:szCs w:val="20"/>
+          <w:lang w:val="en-US"/>
+        </w:rPr>
+        <w:t>=”</w:t>
+      </w:r>
+      <w:proofErr w:type="spellStart"/>
+      <w:r>
+        <w:rPr>
+          <w:sz w:val="20"/>
+          <w:szCs w:val="20"/>
+          <w:lang w:val="en-US"/>
+        </w:rPr>
+        <w:t>Generic</w:t>
+      </w:r>
+      <w:proofErr w:type="gramEnd"/>
+      <w:r>
+        <w:rPr>
+          <w:sz w:val="20"/>
+          <w:szCs w:val="20"/>
+          <w:lang w:val="en-US"/>
+        </w:rPr>
+        <w:t>_Unit</w:t>
+      </w:r>
+      <w:proofErr w:type="spellEnd"/>
+      <w:r>
+        <w:rPr>
+          <w:sz w:val="20"/>
+          <w:szCs w:val="20"/>
+          <w:lang w:val="en-US"/>
+        </w:rPr>
+        <w:t>”&gt;</w:t>
+      </w:r>
+    </w:p>
+    <w:p>
+      <w:pPr>
+        <w:spacing w:after="120" w:line="40" w:lineRule="atLeast"/>
+        <w:rPr>
+          <w:sz w:val="20"/>
+          <w:szCs w:val="20"/>
+          <w:lang w:val="en-US"/>
+        </w:rPr>
+      </w:pPr>
+      <w:r>
+        <w:rPr>
+          <w:sz w:val="20"/>
+          <w:szCs w:val="20"/>
+          <w:lang w:val="en-US"/>
+        </w:rPr>
+        <w:tab/>
+        <w:t>&lt;</w:t>
+      </w:r>
+      <w:proofErr w:type="spellStart"/>
+      <w:r>
+        <w:rPr>
+          <w:sz w:val="20"/>
+          <w:szCs w:val="20"/>
+          <w:lang w:val="en-US"/>
+        </w:rPr>
+        <w:t>AbilArray</w:t>
+      </w:r>
+      <w:proofErr w:type="spellEnd"/>
+      <w:r>
+        <w:rPr>
+          <w:sz w:val="20"/>
+          <w:szCs w:val="20"/>
+          <w:lang w:val="en-US"/>
+        </w:rPr>
+        <w:t xml:space="preserve"> Link</w:t>
+      </w:r>
+      <w:proofErr w:type="gramStart"/>
+      <w:r>
+        <w:rPr>
+          <w:sz w:val="20"/>
+          <w:szCs w:val="20"/>
+          <w:lang w:val="en-US"/>
+        </w:rPr>
+        <w:t>=”</w:t>
+      </w:r>
+      <w:r>
+        <w:rPr>
+          <w:sz w:val="20"/>
+          <w:szCs w:val="20"/>
+          <w:lang w:val="en-US"/>
+        </w:rPr>
+        <w:t>stop</w:t>
+      </w:r>
+      <w:proofErr w:type="gramEnd"/>
+      <w:r>
+        <w:rPr>
+          <w:sz w:val="20"/>
+          <w:szCs w:val="20"/>
+          <w:lang w:val="en-US"/>
+        </w:rPr>
+        <w:t>”</w:t>
+      </w:r>
+      <w:r>
+        <w:rPr>
+          <w:sz w:val="20"/>
+          <w:szCs w:val="20"/>
+          <w:lang w:val="en-US"/>
+        </w:rPr>
+        <w:t>/</w:t>
+      </w:r>
+      <w:r>
+        <w:rPr>
+          <w:sz w:val="20"/>
+          <w:szCs w:val="20"/>
+          <w:lang w:val="en-US"/>
+        </w:rPr>
+        <w:t>&gt;</w:t>
+      </w:r>
+    </w:p>
+    <w:p>
+      <w:pPr>
+        <w:spacing w:after="120" w:line="40" w:lineRule="atLeast"/>
+        <w:rPr>
+          <w:sz w:val="20"/>
+          <w:szCs w:val="20"/>
+          <w:lang w:val="en-US"/>
+        </w:rPr>
+      </w:pPr>
+      <w:r>
+        <w:rPr>
+          <w:sz w:val="20"/>
+          <w:szCs w:val="20"/>
+          <w:lang w:val="en-US"/>
+        </w:rPr>
+        <w:tab/>
+        <w:t>&lt;</w:t>
+      </w:r>
+      <w:proofErr w:type="spellStart"/>
+      <w:r>
+        <w:rPr>
+          <w:sz w:val="20"/>
+          <w:szCs w:val="20"/>
+          <w:lang w:val="en-US"/>
+        </w:rPr>
+        <w:t>AbilArray</w:t>
+      </w:r>
+      <w:proofErr w:type="spellEnd"/>
+      <w:r>
+        <w:rPr>
+          <w:sz w:val="20"/>
+          <w:szCs w:val="20"/>
+          <w:lang w:val="en-US"/>
+        </w:rPr>
+        <w:t xml:space="preserve"> Link</w:t>
+      </w:r>
+      <w:proofErr w:type="gramStart"/>
+      <w:r>
+        <w:rPr>
+          <w:sz w:val="20"/>
+          <w:szCs w:val="20"/>
+          <w:lang w:val="en-US"/>
+        </w:rPr>
+        <w:t>=”attack</w:t>
+      </w:r>
+      <w:proofErr w:type="gramEnd"/>
+      <w:r>
+        <w:rPr>
+          <w:sz w:val="20"/>
+          <w:szCs w:val="20"/>
+          <w:lang w:val="en-US"/>
+        </w:rPr>
+        <w:t>”</w:t>
+      </w:r>
+      <w:r>
+        <w:rPr>
+          <w:sz w:val="20"/>
+          <w:szCs w:val="20"/>
+          <w:lang w:val="en-US"/>
+        </w:rPr>
+        <w:t>/</w:t>
+      </w:r>
+      <w:r>
+        <w:rPr>
+          <w:sz w:val="20"/>
+          <w:szCs w:val="20"/>
+          <w:lang w:val="en-US"/>
+        </w:rPr>
+        <w:t>&gt;</w:t>
+      </w:r>
+    </w:p>
+    <w:p>
+      <w:pPr>
+        <w:spacing w:after="120" w:line="40" w:lineRule="atLeast"/>
+        <w:rPr>
+          <w:sz w:val="20"/>
+          <w:szCs w:val="20"/>
+          <w:lang w:val="en-US"/>
+        </w:rPr>
+      </w:pPr>
+      <w:r>
+        <w:rPr>
+          <w:sz w:val="20"/>
+          <w:szCs w:val="20"/>
+          <w:lang w:val="en-US"/>
+        </w:rPr>
+        <w:tab/>
+        <w:t>&lt;</w:t>
+      </w:r>
+      <w:proofErr w:type="spellStart"/>
+      <w:r>
+        <w:rPr>
+          <w:sz w:val="20"/>
+          <w:szCs w:val="20"/>
+          <w:lang w:val="en-US"/>
+        </w:rPr>
+        <w:t>AbilArray</w:t>
+      </w:r>
+      <w:proofErr w:type="spellEnd"/>
+      <w:r>
+        <w:rPr>
+          <w:sz w:val="20"/>
+          <w:szCs w:val="20"/>
+          <w:lang w:val="en-US"/>
+        </w:rPr>
+        <w:t xml:space="preserve"> Link</w:t>
+      </w:r>
+      <w:proofErr w:type="gramStart"/>
+      <w:r>
+        <w:rPr>
+          <w:sz w:val="20"/>
+          <w:szCs w:val="20"/>
+          <w:lang w:val="en-US"/>
+        </w:rPr>
+        <w:t>=”</w:t>
+      </w:r>
+      <w:r>
+        <w:rPr>
+          <w:sz w:val="20"/>
+          <w:szCs w:val="20"/>
+          <w:lang w:val="en-US"/>
+        </w:rPr>
+        <w:t>move</w:t>
+      </w:r>
+      <w:proofErr w:type="gramEnd"/>
+      <w:r>
+        <w:rPr>
+          <w:sz w:val="20"/>
+          <w:szCs w:val="20"/>
+          <w:lang w:val="en-US"/>
+        </w:rPr>
+        <w:t>”</w:t>
+      </w:r>
+      <w:r>
+        <w:rPr>
+          <w:sz w:val="20"/>
+          <w:szCs w:val="20"/>
+          <w:lang w:val="en-US"/>
+        </w:rPr>
+        <w:t>/</w:t>
+      </w:r>
+      <w:r>
+        <w:rPr>
+          <w:sz w:val="20"/>
+          <w:szCs w:val="20"/>
+          <w:lang w:val="en-US"/>
+        </w:rPr>
+        <w:t>&gt;</w:t>
+      </w:r>
+    </w:p>
+    <w:p>
+      <w:pPr>
+        <w:spacing w:after="120" w:line="40" w:lineRule="atLeast"/>
+        <w:ind w:left="-142"/>
+        <w:rPr>
+          <w:sz w:val="20"/>
+          <w:szCs w:val="20"/>
+          <w:lang w:val="en-US"/>
+        </w:rPr>
+      </w:pPr>
+      <w:r>
+        <w:rPr>
+          <w:sz w:val="20"/>
+          <w:szCs w:val="20"/>
+          <w:lang w:val="en-US"/>
+        </w:rPr>
+        <w:tab/>
+      </w:r>
+      <w:r>
+        <w:rPr>
+          <w:sz w:val="20"/>
+          <w:szCs w:val="20"/>
+          <w:lang w:val="en-US"/>
+        </w:rPr>
+        <w:tab/>
+      </w:r>
+      <w:r>
+        <w:rPr>
+          <w:sz w:val="20"/>
+          <w:szCs w:val="20"/>
+          <w:lang w:val="en-US"/>
+        </w:rPr>
+        <w:t>&lt;</w:t>
+      </w:r>
+      <w:proofErr w:type="spellStart"/>
+      <w:r>
+        <w:rPr>
+          <w:sz w:val="20"/>
+          <w:szCs w:val="20"/>
+          <w:lang w:val="en-US"/>
+        </w:rPr>
+        <w:t>CardLayouts</w:t>
+      </w:r>
+      <w:proofErr w:type="spellEnd"/>
+      <w:r>
+        <w:rPr>
+          <w:sz w:val="20"/>
+          <w:szCs w:val="20"/>
+          <w:lang w:val="en-US"/>
+        </w:rPr>
+        <w:t>&gt;</w:t>
+      </w:r>
+    </w:p>
+    <w:p>
+      <w:pPr>
+        <w:spacing w:after="120" w:line="40" w:lineRule="atLeast"/>
+        <w:rPr>
+          <w:sz w:val="20"/>
+          <w:szCs w:val="20"/>
+          <w:lang w:val="en-US"/>
+        </w:rPr>
+      </w:pPr>
+      <w:r>
+        <w:rPr>
+          <w:sz w:val="20"/>
+          <w:szCs w:val="20"/>
+          <w:lang w:val="en-US"/>
+        </w:rPr>
+        <w:tab/>
+      </w:r>
+      <w:r>
+        <w:rPr>
+          <w:sz w:val="20"/>
+          <w:szCs w:val="20"/>
+          <w:lang w:val="en-US"/>
+        </w:rPr>
+        <w:tab/>
+        <w:t>&lt;</w:t>
+      </w:r>
+      <w:proofErr w:type="spellStart"/>
+      <w:r>
+        <w:rPr>
+          <w:sz w:val="20"/>
+          <w:szCs w:val="20"/>
+          <w:lang w:val="en-US"/>
+        </w:rPr>
+        <w:t>LayoutButtons</w:t>
+      </w:r>
+      <w:proofErr w:type="spellEnd"/>
+      <w:r>
+        <w:rPr>
+          <w:sz w:val="20"/>
+          <w:szCs w:val="20"/>
+          <w:lang w:val="en-US"/>
+        </w:rPr>
+        <w:t xml:space="preserve"> Face</w:t>
+      </w:r>
+      <w:proofErr w:type="gramStart"/>
+      <w:r>
+        <w:rPr>
+          <w:sz w:val="20"/>
+          <w:szCs w:val="20"/>
+          <w:lang w:val="en-US"/>
+        </w:rPr>
+        <w:t>=”Move</w:t>
+      </w:r>
+      <w:proofErr w:type="gramEnd"/>
+      <w:r>
+        <w:rPr>
+          <w:sz w:val="20"/>
+          <w:szCs w:val="20"/>
+          <w:lang w:val="en-US"/>
+        </w:rPr>
+        <w:t>” Type=”</w:t>
+      </w:r>
+      <w:proofErr w:type="spellStart"/>
+      <w:r>
+        <w:rPr>
+          <w:sz w:val="20"/>
+          <w:szCs w:val="20"/>
+          <w:lang w:val="en-US"/>
+        </w:rPr>
+        <w:t>AbilCmd</w:t>
+      </w:r>
+      <w:proofErr w:type="spellEnd"/>
+      <w:r>
+        <w:rPr>
+          <w:sz w:val="20"/>
+          <w:szCs w:val="20"/>
+          <w:lang w:val="en-US"/>
+        </w:rPr>
+        <w:t>” …</w:t>
+      </w:r>
+      <w:r>
+        <w:rPr>
+          <w:sz w:val="20"/>
+          <w:szCs w:val="20"/>
+          <w:lang w:val="en-US"/>
+        </w:rPr>
+        <w:t xml:space="preserve"> /</w:t>
+      </w:r>
+      <w:r>
+        <w:rPr>
+          <w:sz w:val="20"/>
+          <w:szCs w:val="20"/>
+          <w:lang w:val="en-US"/>
+        </w:rPr>
+        <w:t>&gt;</w:t>
+      </w:r>
+    </w:p>
+    <w:p>
+      <w:pPr>
+        <w:spacing w:after="120" w:line="40" w:lineRule="atLeast"/>
+        <w:rPr>
+          <w:sz w:val="20"/>
+          <w:szCs w:val="20"/>
+          <w:lang w:val="en-US"/>
+        </w:rPr>
+      </w:pPr>
+      <w:r>
+        <w:rPr>
+          <w:sz w:val="20"/>
+          <w:szCs w:val="20"/>
+          <w:lang w:val="en-US"/>
+        </w:rPr>
+        <w:tab/>
+      </w:r>
+      <w:r>
+        <w:rPr>
+          <w:sz w:val="20"/>
+          <w:szCs w:val="20"/>
+          <w:lang w:val="en-US"/>
+        </w:rPr>
+        <w:tab/>
+        <w:t>&lt;</w:t>
+      </w:r>
+      <w:proofErr w:type="spellStart"/>
+      <w:r>
+        <w:rPr>
+          <w:sz w:val="20"/>
+          <w:szCs w:val="20"/>
+          <w:lang w:val="en-US"/>
+        </w:rPr>
+        <w:t>LayoutButtons</w:t>
+      </w:r>
+      <w:proofErr w:type="spellEnd"/>
+      <w:r>
+        <w:rPr>
+          <w:sz w:val="20"/>
+          <w:szCs w:val="20"/>
+          <w:lang w:val="en-US"/>
+        </w:rPr>
+        <w:t xml:space="preserve"> Face</w:t>
+      </w:r>
+      <w:proofErr w:type="gramStart"/>
+      <w:r>
+        <w:rPr>
+          <w:sz w:val="20"/>
+          <w:szCs w:val="20"/>
+          <w:lang w:val="en-US"/>
+        </w:rPr>
+        <w:t>=”</w:t>
+      </w:r>
+      <w:r>
+        <w:rPr>
+          <w:sz w:val="20"/>
+          <w:szCs w:val="20"/>
+          <w:lang w:val="en-US"/>
+        </w:rPr>
+        <w:t>Stop</w:t>
+      </w:r>
+      <w:proofErr w:type="gramEnd"/>
+      <w:r>
+        <w:rPr>
+          <w:sz w:val="20"/>
+          <w:szCs w:val="20"/>
+          <w:lang w:val="en-US"/>
+        </w:rPr>
+        <w:t>” Type=”</w:t>
+      </w:r>
+      <w:proofErr w:type="spellStart"/>
+      <w:r>
+        <w:rPr>
+          <w:sz w:val="20"/>
+          <w:szCs w:val="20"/>
+          <w:lang w:val="en-US"/>
+        </w:rPr>
+        <w:t>AbilCmd</w:t>
+      </w:r>
+      <w:proofErr w:type="spellEnd"/>
+      <w:r>
+        <w:rPr>
+          <w:sz w:val="20"/>
+          <w:szCs w:val="20"/>
+          <w:lang w:val="en-US"/>
+        </w:rPr>
+        <w:t>” …</w:t>
+      </w:r>
+      <w:r>
+        <w:rPr>
+          <w:sz w:val="20"/>
+          <w:szCs w:val="20"/>
+          <w:lang w:val="en-US"/>
+        </w:rPr>
+        <w:t xml:space="preserve"> /</w:t>
+      </w:r>
+      <w:r>
+        <w:rPr>
+          <w:sz w:val="20"/>
+          <w:szCs w:val="20"/>
+          <w:lang w:val="en-US"/>
+        </w:rPr>
+        <w:t>&gt;</w:t>
+      </w:r>
+    </w:p>
+    <w:p>
+      <w:pPr>
+        <w:spacing w:after="120" w:line="40" w:lineRule="atLeast"/>
+        <w:rPr>
+          <w:sz w:val="20"/>
+          <w:szCs w:val="20"/>
+          <w:lang w:val="en-US"/>
+        </w:rPr>
+      </w:pPr>
+      <w:r>
+        <w:rPr>
+          <w:sz w:val="20"/>
+          <w:szCs w:val="20"/>
+          <w:lang w:val="en-US"/>
+        </w:rPr>
+        <w:tab/>
+      </w:r>
+      <w:r>
+        <w:rPr>
+          <w:sz w:val="20"/>
+          <w:szCs w:val="20"/>
+          <w:lang w:val="en-US"/>
+        </w:rPr>
+        <w:tab/>
+        <w:t>&lt;</w:t>
+      </w:r>
+      <w:proofErr w:type="spellStart"/>
+      <w:r>
+        <w:rPr>
+          <w:sz w:val="20"/>
+          <w:szCs w:val="20"/>
+          <w:lang w:val="en-US"/>
+        </w:rPr>
+        <w:t>LayoutButtons</w:t>
+      </w:r>
+      <w:proofErr w:type="spellEnd"/>
+      <w:r>
+        <w:rPr>
+          <w:sz w:val="20"/>
+          <w:szCs w:val="20"/>
+          <w:lang w:val="en-US"/>
+        </w:rPr>
+        <w:t xml:space="preserve"> Face</w:t>
+      </w:r>
+      <w:proofErr w:type="gramStart"/>
+      <w:r>
+        <w:rPr>
+          <w:sz w:val="20"/>
+          <w:szCs w:val="20"/>
+          <w:lang w:val="en-US"/>
+        </w:rPr>
+        <w:t>=”</w:t>
+      </w:r>
+      <w:proofErr w:type="spellStart"/>
+      <w:r>
+        <w:rPr>
+          <w:sz w:val="20"/>
+          <w:szCs w:val="20"/>
+          <w:lang w:val="en-US"/>
+        </w:rPr>
+        <w:t>MoveHoldPosition</w:t>
+      </w:r>
+      <w:proofErr w:type="spellEnd"/>
+      <w:proofErr w:type="gramEnd"/>
+      <w:r>
+        <w:rPr>
+          <w:sz w:val="20"/>
+          <w:szCs w:val="20"/>
+          <w:lang w:val="en-US"/>
+        </w:rPr>
+        <w:t>” Type=”</w:t>
+      </w:r>
+      <w:proofErr w:type="spellStart"/>
+      <w:r>
+        <w:rPr>
+          <w:sz w:val="20"/>
+          <w:szCs w:val="20"/>
+          <w:lang w:val="en-US"/>
+        </w:rPr>
+        <w:t>AbilCmd</w:t>
+      </w:r>
+      <w:proofErr w:type="spellEnd"/>
+      <w:r>
+        <w:rPr>
+          <w:sz w:val="20"/>
+          <w:szCs w:val="20"/>
+          <w:lang w:val="en-US"/>
+        </w:rPr>
+        <w:t>” …</w:t>
+      </w:r>
+      <w:r>
+        <w:rPr>
+          <w:sz w:val="20"/>
+          <w:szCs w:val="20"/>
+          <w:lang w:val="en-US"/>
+        </w:rPr>
+        <w:t xml:space="preserve"> /</w:t>
+      </w:r>
+      <w:r>
+        <w:rPr>
+          <w:sz w:val="20"/>
+          <w:szCs w:val="20"/>
+          <w:lang w:val="en-US"/>
+        </w:rPr>
+        <w:t>&gt;</w:t>
+      </w:r>
+    </w:p>
+    <w:p>
+      <w:pPr>
+        <w:spacing w:after="120" w:line="40" w:lineRule="atLeast"/>
+        <w:rPr>
+          <w:sz w:val="20"/>
+          <w:szCs w:val="20"/>
+          <w:lang w:val="en-US"/>
+        </w:rPr>
+      </w:pPr>
+      <w:r>
+        <w:rPr>
+          <w:sz w:val="20"/>
+          <w:szCs w:val="20"/>
+          <w:lang w:val="en-US"/>
+        </w:rPr>
+        <w:tab/>
+      </w:r>
+      <w:r>
+        <w:rPr>
+          <w:sz w:val="20"/>
+          <w:szCs w:val="20"/>
+          <w:lang w:val="en-US"/>
+        </w:rPr>
+        <w:tab/>
+        <w:t>&lt;</w:t>
+      </w:r>
+      <w:proofErr w:type="spellStart"/>
+      <w:r>
+        <w:rPr>
+          <w:sz w:val="20"/>
+          <w:szCs w:val="20"/>
+          <w:lang w:val="en-US"/>
+        </w:rPr>
+        <w:t>LayoutButtons</w:t>
+      </w:r>
+      <w:proofErr w:type="spellEnd"/>
+      <w:r>
+        <w:rPr>
+          <w:sz w:val="20"/>
+          <w:szCs w:val="20"/>
+          <w:lang w:val="en-US"/>
+        </w:rPr>
+        <w:t xml:space="preserve"> Face</w:t>
+      </w:r>
+      <w:proofErr w:type="gramStart"/>
+      <w:r>
+        <w:rPr>
+          <w:sz w:val="20"/>
+          <w:szCs w:val="20"/>
+          <w:lang w:val="en-US"/>
+        </w:rPr>
+        <w:t>=”</w:t>
+      </w:r>
+      <w:r>
+        <w:rPr>
+          <w:sz w:val="20"/>
+          <w:szCs w:val="20"/>
+          <w:lang w:val="en-US"/>
+        </w:rPr>
+        <w:t>Attack</w:t>
+      </w:r>
+      <w:proofErr w:type="gramEnd"/>
+      <w:r>
+        <w:rPr>
+          <w:sz w:val="20"/>
+          <w:szCs w:val="20"/>
+          <w:lang w:val="en-US"/>
+        </w:rPr>
+        <w:t>” Type=”</w:t>
+      </w:r>
+      <w:proofErr w:type="spellStart"/>
+      <w:r>
+        <w:rPr>
+          <w:sz w:val="20"/>
+          <w:szCs w:val="20"/>
+          <w:lang w:val="en-US"/>
+        </w:rPr>
+        <w:t>AbilCmd</w:t>
+      </w:r>
+      <w:proofErr w:type="spellEnd"/>
+      <w:r>
+        <w:rPr>
+          <w:sz w:val="20"/>
+          <w:szCs w:val="20"/>
+          <w:lang w:val="en-US"/>
+        </w:rPr>
+        <w:t>” …</w:t>
+      </w:r>
+      <w:r>
+        <w:rPr>
+          <w:sz w:val="20"/>
+          <w:szCs w:val="20"/>
+          <w:lang w:val="en-US"/>
+        </w:rPr>
+        <w:t xml:space="preserve"> /</w:t>
+      </w:r>
+      <w:r>
+        <w:rPr>
+          <w:sz w:val="20"/>
+          <w:szCs w:val="20"/>
+          <w:lang w:val="en-US"/>
+        </w:rPr>
+        <w:t>&gt;</w:t>
+      </w:r>
+    </w:p>
+    <w:p>
+      <w:pPr>
+        <w:spacing w:after="120" w:line="40" w:lineRule="atLeast"/>
+        <w:rPr>
+          <w:sz w:val="20"/>
+          <w:szCs w:val="20"/>
+          <w:lang w:val="en-US"/>
+        </w:rPr>
+      </w:pPr>
+      <w:r>
+        <w:rPr>
+          <w:sz w:val="20"/>
+          <w:szCs w:val="20"/>
+          <w:lang w:val="en-US"/>
+        </w:rPr>
+        <w:tab/>
+      </w:r>
+      <w:r>
+        <w:rPr>
+          <w:sz w:val="20"/>
+          <w:szCs w:val="20"/>
+          <w:lang w:val="en-US"/>
+        </w:rPr>
+        <w:tab/>
+        <w:t>&lt;</w:t>
+      </w:r>
+      <w:proofErr w:type="spellStart"/>
+      <w:r>
+        <w:rPr>
+          <w:sz w:val="20"/>
+          <w:szCs w:val="20"/>
+          <w:lang w:val="en-US"/>
+        </w:rPr>
+        <w:t>LayoutButtons</w:t>
+      </w:r>
+      <w:proofErr w:type="spellEnd"/>
+      <w:r>
+        <w:rPr>
+          <w:sz w:val="20"/>
+          <w:szCs w:val="20"/>
+          <w:lang w:val="en-US"/>
+        </w:rPr>
+        <w:t xml:space="preserve"> Face</w:t>
+      </w:r>
+      <w:proofErr w:type="gramStart"/>
+      <w:r>
+        <w:rPr>
+          <w:sz w:val="20"/>
+          <w:szCs w:val="20"/>
+          <w:lang w:val="en-US"/>
+        </w:rPr>
+        <w:t>=”</w:t>
+      </w:r>
+      <w:proofErr w:type="spellStart"/>
+      <w:r>
+        <w:rPr>
+          <w:sz w:val="20"/>
+          <w:szCs w:val="20"/>
+          <w:lang w:val="en-US"/>
+        </w:rPr>
+        <w:t>MovePatrol</w:t>
+      </w:r>
+      <w:proofErr w:type="spellEnd"/>
+      <w:proofErr w:type="gramEnd"/>
+      <w:r>
+        <w:rPr>
+          <w:sz w:val="20"/>
+          <w:szCs w:val="20"/>
+          <w:lang w:val="en-US"/>
+        </w:rPr>
+        <w:t>” Type=”</w:t>
+      </w:r>
+      <w:proofErr w:type="spellStart"/>
+      <w:r>
+        <w:rPr>
+          <w:sz w:val="20"/>
+          <w:szCs w:val="20"/>
+          <w:lang w:val="en-US"/>
+        </w:rPr>
+        <w:t>AbilCmd</w:t>
+      </w:r>
+      <w:proofErr w:type="spellEnd"/>
+      <w:r>
+        <w:rPr>
+          <w:sz w:val="20"/>
+          <w:szCs w:val="20"/>
+          <w:lang w:val="en-US"/>
+        </w:rPr>
+        <w:t>” …</w:t>
+      </w:r>
+      <w:r>
+        <w:rPr>
+          <w:sz w:val="20"/>
+          <w:szCs w:val="20"/>
+          <w:lang w:val="en-US"/>
+        </w:rPr>
+        <w:t xml:space="preserve"> /</w:t>
+      </w:r>
+      <w:r>
+        <w:rPr>
+          <w:sz w:val="20"/>
+          <w:szCs w:val="20"/>
+          <w:lang w:val="en-US"/>
+        </w:rPr>
+        <w:t>&gt;</w:t>
+      </w:r>
+    </w:p>
+    <w:p>
+      <w:pPr>
+        <w:spacing w:after="120" w:line="40" w:lineRule="atLeast"/>
+        <w:rPr>
+          <w:sz w:val="20"/>
+          <w:szCs w:val="20"/>
+          <w:lang w:val="en-US"/>
+        </w:rPr>
+      </w:pPr>
+      <w:r>
+        <w:rPr>
+          <w:sz w:val="20"/>
+          <w:szCs w:val="20"/>
+          <w:lang w:val="en-US"/>
+        </w:rPr>
+        <w:tab/>
+        <w:t>&lt;</w:t>
+      </w:r>
+      <w:r>
+        <w:rPr>
+          <w:sz w:val="20"/>
+          <w:szCs w:val="20"/>
+          <w:lang w:val="en-US"/>
+        </w:rPr>
+        <w:t>/</w:t>
+      </w:r>
+      <w:proofErr w:type="spellStart"/>
+      <w:r>
+        <w:rPr>
+          <w:sz w:val="20"/>
+          <w:szCs w:val="20"/>
+          <w:lang w:val="en-US"/>
+        </w:rPr>
+        <w:t>CardLayouts</w:t>
+      </w:r>
+      <w:proofErr w:type="spellEnd"/>
+      <w:r>
+        <w:rPr>
+          <w:sz w:val="20"/>
+          <w:szCs w:val="20"/>
+          <w:lang w:val="en-US"/>
+        </w:rPr>
+        <w:t>&gt;</w:t>
+      </w:r>
+    </w:p>
+    <w:p>
+      <w:pPr>
+        <w:spacing w:after="120" w:line="40" w:lineRule="atLeast"/>
+        <w:rPr>
+          <w:lang w:val="en-US"/>
+        </w:rPr>
+      </w:pPr>
+      <w:r>
+        <w:rPr>
+          <w:lang w:val="en-US"/>
+        </w:rPr>
+        <w:t>&lt;/</w:t>
+      </w:r>
+      <w:proofErr w:type="spellStart"/>
+      <w:r>
+        <w:rPr>
+          <w:lang w:val="en-US"/>
+        </w:rPr>
+        <w:t>CUnit</w:t>
+      </w:r>
+      <w:proofErr w:type="spellEnd"/>
+      <w:r>
+        <w:rPr>
+          <w:lang w:val="en-US"/>
+        </w:rPr>
+        <w:t>&gt;</w:t>
+      </w:r>
+    </w:p>
+    <w:p>
+      <w:pPr>
+        <w:spacing w:after="120" w:line="40" w:lineRule="atLeast"/>
+        <w:rPr>
+          <w:lang w:val="en-US"/>
+        </w:rPr>
+      </w:pPr>
+    </w:p>
+    <w:p>
+      <w:r>
+        <w:t>Пример</w:t>
+      </w:r>
+      <w:r>
+        <w:rPr>
+          <w:lang w:val="en-US"/>
+        </w:rPr>
+        <w:t xml:space="preserve">, </w:t>
+      </w:r>
+      <w:r>
+        <w:rPr>
+          <w:b/>
+          <w:bCs/>
+        </w:rPr>
+        <w:t>корректного</w:t>
+      </w:r>
+      <w:r>
+        <w:t xml:space="preserve"> наследования</w:t>
+      </w:r>
+    </w:p>
+    <w:p>
+      <w:pPr>
+        <w:spacing w:after="120" w:line="40" w:lineRule="atLeast"/>
+        <w:rPr>
+          <w:sz w:val="20"/>
+          <w:szCs w:val="20"/>
+          <w:lang w:val="en-US"/>
+        </w:rPr>
+      </w:pPr>
+      <w:r>
+        <w:rPr>
+          <w:sz w:val="20"/>
+          <w:szCs w:val="20"/>
+          <w:lang w:val="en-US"/>
+        </w:rPr>
+        <w:t>&lt;</w:t>
+      </w:r>
+      <w:proofErr w:type="spellStart"/>
+      <w:r>
+        <w:rPr>
+          <w:sz w:val="20"/>
+          <w:szCs w:val="20"/>
+          <w:lang w:val="en-US"/>
+        </w:rPr>
+        <w:t>CUnit</w:t>
+      </w:r>
+      <w:proofErr w:type="spellEnd"/>
+      <w:r>
+        <w:rPr>
+          <w:sz w:val="20"/>
+          <w:szCs w:val="20"/>
+          <w:lang w:val="en-US"/>
+        </w:rPr>
+        <w:t xml:space="preserve"> default=”1” id</w:t>
+      </w:r>
+      <w:proofErr w:type="gramStart"/>
+      <w:r>
+        <w:rPr>
+          <w:sz w:val="20"/>
+          <w:szCs w:val="20"/>
+          <w:lang w:val="en-US"/>
+        </w:rPr>
+        <w:t>=”</w:t>
+      </w:r>
+      <w:proofErr w:type="spellStart"/>
+      <w:r>
+        <w:rPr>
+          <w:sz w:val="20"/>
+          <w:szCs w:val="20"/>
+          <w:lang w:val="en-US"/>
+        </w:rPr>
+        <w:t>Generic</w:t>
+      </w:r>
+      <w:proofErr w:type="gramEnd"/>
+      <w:r>
+        <w:rPr>
+          <w:sz w:val="20"/>
+          <w:szCs w:val="20"/>
+          <w:lang w:val="en-US"/>
+        </w:rPr>
+        <w:t>_Unit</w:t>
+      </w:r>
+      <w:proofErr w:type="spellEnd"/>
+      <w:r>
+        <w:rPr>
+          <w:sz w:val="20"/>
+          <w:szCs w:val="20"/>
+          <w:lang w:val="en-US"/>
+        </w:rPr>
+        <w:t>”&gt;</w:t>
+      </w:r>
+    </w:p>
+    <w:p>
+      <w:pPr>
+        <w:spacing w:after="120" w:line="40" w:lineRule="atLeast"/>
+        <w:rPr>
+          <w:sz w:val="20"/>
+          <w:szCs w:val="20"/>
+          <w:lang w:val="en-US"/>
+        </w:rPr>
+      </w:pPr>
+      <w:r>
+        <w:rPr>
+          <w:sz w:val="20"/>
+          <w:szCs w:val="20"/>
+          <w:lang w:val="en-US"/>
+        </w:rPr>
+        <w:tab/>
+        <w:t>&lt;</w:t>
+      </w:r>
+      <w:proofErr w:type="spellStart"/>
+      <w:r>
+        <w:rPr>
+          <w:sz w:val="20"/>
+          <w:szCs w:val="20"/>
+          <w:lang w:val="en-US"/>
+        </w:rPr>
+        <w:t>AbilArray</w:t>
+      </w:r>
+      <w:proofErr w:type="spellEnd"/>
+      <w:r>
+        <w:rPr>
+          <w:sz w:val="20"/>
+          <w:szCs w:val="20"/>
+          <w:lang w:val="en-US"/>
+        </w:rPr>
+        <w:t xml:space="preserve"> Link</w:t>
+      </w:r>
+      <w:proofErr w:type="gramStart"/>
+      <w:r>
+        <w:rPr>
+          <w:sz w:val="20"/>
+          <w:szCs w:val="20"/>
+          <w:lang w:val="en-US"/>
+        </w:rPr>
+        <w:t>=”</w:t>
+      </w:r>
+      <w:proofErr w:type="spellStart"/>
+      <w:r>
+        <w:rPr>
+          <w:sz w:val="20"/>
+          <w:szCs w:val="20"/>
+          <w:lang w:val="en-US"/>
+        </w:rPr>
+        <w:t>UnitID</w:t>
+      </w:r>
+      <w:proofErr w:type="gramEnd"/>
+      <w:r>
+        <w:rPr>
+          <w:sz w:val="20"/>
+          <w:szCs w:val="20"/>
+          <w:lang w:val="en-US"/>
+        </w:rPr>
+        <w:t>_anyAbilUnit</w:t>
+      </w:r>
+      <w:proofErr w:type="spellEnd"/>
+      <w:r>
+        <w:rPr>
+          <w:sz w:val="20"/>
+          <w:szCs w:val="20"/>
+          <w:lang w:val="en-US"/>
+        </w:rPr>
+        <w:t>”</w:t>
+      </w:r>
+      <w:r>
+        <w:rPr>
+          <w:sz w:val="20"/>
+          <w:szCs w:val="20"/>
+          <w:lang w:val="en-US"/>
+        </w:rPr>
+        <w:t>/</w:t>
+      </w:r>
+      <w:r>
+        <w:rPr>
+          <w:sz w:val="20"/>
+          <w:szCs w:val="20"/>
+          <w:lang w:val="en-US"/>
+        </w:rPr>
+        <w:t>&gt;</w:t>
+      </w:r>
+    </w:p>
+    <w:p>
+      <w:pPr>
+        <w:spacing w:after="120" w:line="40" w:lineRule="atLeast"/>
+        <w:rPr>
+          <w:sz w:val="20"/>
+          <w:szCs w:val="20"/>
+          <w:lang w:val="en-US"/>
+        </w:rPr>
+      </w:pPr>
+      <w:r>
+        <w:rPr>
+          <w:sz w:val="20"/>
+          <w:szCs w:val="20"/>
+          <w:lang w:val="en-US"/>
+        </w:rPr>
+        <w:tab/>
+        <w:t>&lt;</w:t>
+      </w:r>
+      <w:proofErr w:type="spellStart"/>
+      <w:r>
+        <w:rPr>
+          <w:sz w:val="20"/>
+          <w:szCs w:val="20"/>
+          <w:lang w:val="en-US"/>
+        </w:rPr>
+        <w:t>CardLayouts</w:t>
+      </w:r>
+      <w:proofErr w:type="spellEnd"/>
+      <w:r>
+        <w:rPr>
+          <w:sz w:val="20"/>
+          <w:szCs w:val="20"/>
+        </w:rPr>
+        <w:t xml:space="preserve"> </w:t>
+      </w:r>
+      <w:r>
+        <w:rPr>
+          <w:sz w:val="20"/>
+          <w:szCs w:val="20"/>
+          <w:lang w:val="en-US"/>
+        </w:rPr>
+        <w:t>index=”0”</w:t>
+      </w:r>
+      <w:r>
+        <w:rPr>
+          <w:sz w:val="20"/>
+          <w:szCs w:val="20"/>
+          <w:lang w:val="en-US"/>
+        </w:rPr>
+        <w:t>&gt;</w:t>
+      </w:r>
+    </w:p>
+    <w:p>
+      <w:pPr>
+        <w:spacing w:after="120" w:line="40" w:lineRule="atLeast"/>
+        <w:rPr>
+          <w:sz w:val="20"/>
+          <w:szCs w:val="20"/>
+        </w:rPr>
+      </w:pPr>
+      <w:r>
+        <w:rPr>
+          <w:sz w:val="20"/>
+          <w:szCs w:val="20"/>
+          <w:lang w:val="en-US"/>
+        </w:rPr>
+        <w:tab/>
+      </w:r>
+      <w:proofErr w:type="gramStart"/>
+      <w:r>
+        <w:rPr>
+          <w:sz w:val="20"/>
+          <w:szCs w:val="20"/>
+        </w:rPr>
+        <w:t>&lt;!—</w:t>
+      </w:r>
+      <w:proofErr w:type="gramEnd"/>
+      <w:r>
+        <w:rPr>
+          <w:sz w:val="20"/>
+          <w:szCs w:val="20"/>
+        </w:rPr>
+        <w:t xml:space="preserve"> </w:t>
+      </w:r>
+      <w:r>
+        <w:rPr>
+          <w:sz w:val="20"/>
+          <w:szCs w:val="20"/>
+        </w:rPr>
+        <w:t>Кнопки только от этой единицы</w:t>
+      </w:r>
+      <w:r>
+        <w:rPr>
+          <w:sz w:val="20"/>
+          <w:szCs w:val="20"/>
+        </w:rPr>
+        <w:t xml:space="preserve"> --&gt;</w:t>
+      </w:r>
+    </w:p>
+    <w:p>
+      <w:pPr>
+        <w:spacing w:after="120" w:line="40" w:lineRule="atLeast"/>
+        <w:rPr>
+          <w:sz w:val="20"/>
+          <w:szCs w:val="20"/>
+        </w:rPr>
+      </w:pPr>
+      <w:r>
+        <w:rPr>
+          <w:sz w:val="20"/>
+          <w:szCs w:val="20"/>
+        </w:rPr>
+        <w:tab/>
+        <w:t>&lt;/</w:t>
+      </w:r>
+      <w:proofErr w:type="spellStart"/>
+      <w:r>
+        <w:rPr>
+          <w:sz w:val="20"/>
+          <w:szCs w:val="20"/>
+          <w:lang w:val="en-US"/>
+        </w:rPr>
+        <w:t>CardLayouts</w:t>
+      </w:r>
+      <w:proofErr w:type="spellEnd"/>
+      <w:r>
+        <w:rPr>
+          <w:sz w:val="20"/>
+          <w:szCs w:val="20"/>
+        </w:rPr>
+        <w:t>&gt;</w:t>
+      </w:r>
+    </w:p>
+    <w:p>
+      <w:pPr>
+        <w:spacing w:after="120" w:line="40" w:lineRule="atLeast"/>
+        <w:sectPr>
+          <w:type w:val="continuous"/>
+          <w:pgSz w:w="11906" w:h="16838"/>
+          <w:pgMar w:top="1134" w:right="850" w:bottom="1134" w:left="1418" w:header="708" w:footer="708" w:gutter="0"/>
+          <w:cols w:space="709"/>
+          <w:docGrid w:linePitch="360"/>
+        </w:sectPr>
+      </w:pPr>
+      <w:r>
+        <w:t>&lt;/</w:t>
+      </w:r>
+      <w:proofErr w:type="spellStart"/>
+      <w:r>
+        <w:rPr>
+          <w:lang w:val="en-US"/>
+        </w:rPr>
+        <w:t>CUnit</w:t>
+      </w:r>
+      <w:proofErr w:type="spellEnd"/>
+      <w:r>
+        <w:t>&gt;</w:t>
       </w:r>
     </w:p>
     <w:p/>
     <w:sectPr>
+      <w:type w:val="continuous"/>
       <w:pgSz w:w="11906" w:h="16838"/>
       <w:pgMar w:top="1134" w:right="850" w:bottom="1134" w:left="1701" w:header="708" w:footer="708" w:gutter="0"/>
       <w:cols w:space="708"/>
@@ -4082,6 +6411,95 @@
     </w:lvl>
   </w:abstractNum>
   <w:abstractNum w:abstractNumId="5" w15:restartNumberingAfterBreak="0">
+    <w:nsid w:val="66464D46"/>
+    <w:multiLevelType w:val="hybridMultilevel"/>
+    <w:tmpl w:val="6FD4B32A"/>
+    <w:lvl w:ilvl="0" w:tplc="0419000F">
+      <w:start w:val="1"/>
+      <w:numFmt w:val="decimal"/>
+      <w:lvlText w:val="%1."/>
+      <w:lvlJc w:val="left"/>
+      <w:pPr>
+        <w:ind w:left="720" w:hanging="360"/>
+      </w:pPr>
+      <w:rPr>
+        <w:rFonts w:hint="default"/>
+      </w:rPr>
+    </w:lvl>
+    <w:lvl w:ilvl="1" w:tplc="04190019" w:tentative="1">
+      <w:start w:val="1"/>
+      <w:numFmt w:val="lowerLetter"/>
+      <w:lvlText w:val="%2."/>
+      <w:lvlJc w:val="left"/>
+      <w:pPr>
+        <w:ind w:left="1440" w:hanging="360"/>
+      </w:pPr>
+    </w:lvl>
+    <w:lvl w:ilvl="2" w:tplc="0419001B" w:tentative="1">
+      <w:start w:val="1"/>
+      <w:numFmt w:val="lowerRoman"/>
+      <w:lvlText w:val="%3."/>
+      <w:lvlJc w:val="right"/>
+      <w:pPr>
+        <w:ind w:left="2160" w:hanging="180"/>
+      </w:pPr>
+    </w:lvl>
+    <w:lvl w:ilvl="3" w:tplc="0419000F" w:tentative="1">
+      <w:start w:val="1"/>
+      <w:numFmt w:val="decimal"/>
+      <w:lvlText w:val="%4."/>
+      <w:lvlJc w:val="left"/>
+      <w:pPr>
+        <w:ind w:left="2880" w:hanging="360"/>
+      </w:pPr>
+    </w:lvl>
+    <w:lvl w:ilvl="4" w:tplc="04190019" w:tentative="1">
+      <w:start w:val="1"/>
+      <w:numFmt w:val="lowerLetter"/>
+      <w:lvlText w:val="%5."/>
+      <w:lvlJc w:val="left"/>
+      <w:pPr>
+        <w:ind w:left="3600" w:hanging="360"/>
+      </w:pPr>
+    </w:lvl>
+    <w:lvl w:ilvl="5" w:tplc="0419001B" w:tentative="1">
+      <w:start w:val="1"/>
+      <w:numFmt w:val="lowerRoman"/>
+      <w:lvlText w:val="%6."/>
+      <w:lvlJc w:val="right"/>
+      <w:pPr>
+        <w:ind w:left="4320" w:hanging="180"/>
+      </w:pPr>
+    </w:lvl>
+    <w:lvl w:ilvl="6" w:tplc="0419000F" w:tentative="1">
+      <w:start w:val="1"/>
+      <w:numFmt w:val="decimal"/>
+      <w:lvlText w:val="%7."/>
+      <w:lvlJc w:val="left"/>
+      <w:pPr>
+        <w:ind w:left="5040" w:hanging="360"/>
+      </w:pPr>
+    </w:lvl>
+    <w:lvl w:ilvl="7" w:tplc="04190019" w:tentative="1">
+      <w:start w:val="1"/>
+      <w:numFmt w:val="lowerLetter"/>
+      <w:lvlText w:val="%8."/>
+      <w:lvlJc w:val="left"/>
+      <w:pPr>
+        <w:ind w:left="5760" w:hanging="360"/>
+      </w:pPr>
+    </w:lvl>
+    <w:lvl w:ilvl="8" w:tplc="0419001B" w:tentative="1">
+      <w:start w:val="1"/>
+      <w:numFmt w:val="lowerRoman"/>
+      <w:lvlText w:val="%9."/>
+      <w:lvlJc w:val="right"/>
+      <w:pPr>
+        <w:ind w:left="6480" w:hanging="180"/>
+      </w:pPr>
+    </w:lvl>
+  </w:abstractNum>
+  <w:abstractNum w:abstractNumId="6" w15:restartNumberingAfterBreak="0">
     <w:nsid w:val="767B308A"/>
     <w:multiLevelType w:val="hybridMultilevel"/>
     <w:tmpl w:val="8E001736"/>
@@ -4180,13 +6598,16 @@
     <w:abstractNumId w:val="1"/>
   </w:num>
   <w:num w:numId="4">
-    <w:abstractNumId w:val="5"/>
+    <w:abstractNumId w:val="6"/>
   </w:num>
   <w:num w:numId="5">
     <w:abstractNumId w:val="2"/>
   </w:num>
   <w:num w:numId="6">
     <w:abstractNumId w:val="3"/>
+  </w:num>
+  <w:num w:numId="7">
+    <w:abstractNumId w:val="5"/>
   </w:num>
 </w:numbering>
 </file>
@@ -4589,6 +7010,7 @@
   <w:style w:type="paragraph" w:default="1" w:styleId="a">
     <w:name w:val="Normal"/>
     <w:qFormat/>
+    <w:rsid w:val="00776ADA"/>
   </w:style>
   <w:style w:type="paragraph" w:styleId="1">
     <w:name w:val="heading 1"/>
@@ -4791,6 +7213,30 @@
     <w:pPr>
       <w:spacing w:after="0" w:line="240" w:lineRule="auto"/>
     </w:pPr>
+  </w:style>
+  <w:style w:type="character" w:styleId="a7">
+    <w:name w:val="Unresolved Mention"/>
+    <w:basedOn w:val="a0"/>
+    <w:uiPriority w:val="99"/>
+    <w:semiHidden/>
+    <w:unhideWhenUsed/>
+    <w:rsid w:val="009007EC"/>
+    <w:rPr>
+      <w:color w:val="605E5C"/>
+      <w:shd w:val="clear" w:color="auto" w:fill="E1DFDD"/>
+    </w:rPr>
+  </w:style>
+  <w:style w:type="character" w:styleId="a8">
+    <w:name w:val="FollowedHyperlink"/>
+    <w:basedOn w:val="a0"/>
+    <w:uiPriority w:val="99"/>
+    <w:semiHidden/>
+    <w:unhideWhenUsed/>
+    <w:rsid w:val="009007EC"/>
+    <w:rPr>
+      <w:color w:val="954F72" w:themeColor="followedHyperlink"/>
+      <w:u w:val="single"/>
+    </w:rPr>
   </w:style>
 </w:styles>
 </file>

--- a/docs/Standards.docx
+++ b/docs/Standards.docx
@@ -1587,13 +1587,7 @@
           <w:rPr>
             <w:rStyle w:val="a5"/>
           </w:rPr>
-          <w:t xml:space="preserve">Наследование от родителей </w:t>
-        </w:r>
-        <w:r>
-          <w:rPr>
-            <w:rStyle w:val="a5"/>
-          </w:rPr>
-          <w:t>(</w:t>
+          <w:t>Наследование от родителей (</w:t>
         </w:r>
         <w:r>
           <w:rPr>
@@ -3815,6 +3809,377 @@
       <w:pPr>
         <w:pStyle w:val="2"/>
       </w:pPr>
+      <w:r>
+        <w:lastRenderedPageBreak/>
+        <w:t>Алгоритмы (</w:t>
+      </w:r>
+      <w:r>
+        <w:rPr>
+          <w:lang w:val="en-US"/>
+        </w:rPr>
+        <w:t>Behaviors</w:t>
+      </w:r>
+      <w:r>
+        <w:t>)</w:t>
+      </w:r>
+    </w:p>
+    <w:p/>
+    <w:p>
+      <w:pPr>
+        <w:rPr>
+          <w:lang w:val="en-US"/>
+        </w:rPr>
+      </w:pPr>
+      <w:r>
+        <w:t>Существует два типа алгоритмов</w:t>
+      </w:r>
+      <w:r>
+        <w:rPr>
+          <w:lang w:val="en-US"/>
+        </w:rPr>
+        <w:t>:</w:t>
+      </w:r>
+    </w:p>
+    <w:p>
+      <w:pPr>
+        <w:pStyle w:val="a4"/>
+        <w:numPr>
+          <w:ilvl w:val="0"/>
+          <w:numId w:val="8"/>
+        </w:numPr>
+      </w:pPr>
+      <w:r>
+        <w:t>Алгоритм (</w:t>
+      </w:r>
+      <w:r>
+        <w:rPr>
+          <w:lang w:val="en-US"/>
+        </w:rPr>
+        <w:t>Behavior</w:t>
+      </w:r>
+      <w:r>
+        <w:t>)</w:t>
+      </w:r>
+      <w:r>
+        <w:t xml:space="preserve">, </w:t>
+      </w:r>
+      <w:r>
+        <w:t xml:space="preserve">являющийся </w:t>
+      </w:r>
+      <w:r>
+        <w:rPr>
+          <w:b/>
+          <w:bCs/>
+        </w:rPr>
+        <w:t>единицей данных</w:t>
+      </w:r>
+      <w:r>
+        <w:t xml:space="preserve">. </w:t>
+      </w:r>
+      <w:r>
+        <w:t>К таким алгоритмам относятся пассивные эффекты единиц</w:t>
+      </w:r>
+      <w:r>
+        <w:t xml:space="preserve">, </w:t>
+      </w:r>
+      <w:r>
+        <w:t>отображаемые в интерфейсе игры</w:t>
+      </w:r>
+      <w:r>
+        <w:t xml:space="preserve">, </w:t>
+      </w:r>
+      <w:r>
+        <w:t>а также те алгоритмы</w:t>
+      </w:r>
+      <w:r>
+        <w:t xml:space="preserve">, </w:t>
+      </w:r>
+      <w:r>
+        <w:t>которые можно представить отдельным объектом</w:t>
+      </w:r>
+    </w:p>
+    <w:p>
+      <w:pPr>
+        <w:pStyle w:val="a4"/>
+        <w:numPr>
+          <w:ilvl w:val="0"/>
+          <w:numId w:val="8"/>
+        </w:numPr>
+      </w:pPr>
+      <w:r>
+        <w:t xml:space="preserve">Дополнительный алгоритм, </w:t>
+      </w:r>
+      <w:r>
+        <w:t xml:space="preserve">являющейся непосредственной частью другой </w:t>
+      </w:r>
+      <w:r>
+        <w:rPr>
+          <w:b/>
+          <w:bCs/>
+        </w:rPr>
+        <w:t>единицы данных</w:t>
+      </w:r>
+    </w:p>
+    <w:p/>
+    <w:p>
+      <w:pPr>
+        <w:rPr>
+          <w:lang w:val="en-US"/>
+        </w:rPr>
+      </w:pPr>
+      <w:r>
+        <w:t>Список именованных идентификаторов</w:t>
+      </w:r>
+      <w:r>
+        <w:rPr>
+          <w:lang w:val="en-US"/>
+        </w:rPr>
+        <w:t>:</w:t>
+      </w:r>
+    </w:p>
+    <w:p>
+      <w:pPr>
+        <w:pStyle w:val="a4"/>
+        <w:numPr>
+          <w:ilvl w:val="0"/>
+          <w:numId w:val="9"/>
+        </w:numPr>
+        <w:rPr>
+          <w:i/>
+          <w:iCs/>
+        </w:rPr>
+      </w:pPr>
+      <w:r>
+        <w:rPr>
+          <w:i/>
+          <w:iCs/>
+          <w:lang w:val="en-US"/>
+        </w:rPr>
+        <w:t>X</w:t>
+      </w:r>
+      <w:r>
+        <w:rPr>
+          <w:i/>
+          <w:iCs/>
+        </w:rPr>
+        <w:t xml:space="preserve"> </w:t>
+      </w:r>
+      <w:r>
+        <w:t xml:space="preserve">– </w:t>
+      </w:r>
+      <w:r>
+        <w:t xml:space="preserve">непосредственно основной алгоритм </w:t>
+      </w:r>
+      <w:r>
+        <w:rPr>
+          <w:b/>
+          <w:bCs/>
+        </w:rPr>
+        <w:t>единицы данных</w:t>
+      </w:r>
+      <w:r>
+        <w:t xml:space="preserve">, </w:t>
+      </w:r>
+      <w:r>
+        <w:t>определяющий основу механики пассивной способности</w:t>
+      </w:r>
+    </w:p>
+    <w:p>
+      <w:pPr>
+        <w:pStyle w:val="a4"/>
+        <w:numPr>
+          <w:ilvl w:val="0"/>
+          <w:numId w:val="9"/>
+        </w:numPr>
+        <w:rPr>
+          <w:i/>
+          <w:iCs/>
+        </w:rPr>
+      </w:pPr>
+      <w:r>
+        <w:rPr>
+          <w:i/>
+          <w:iCs/>
+          <w:lang w:val="en-US"/>
+        </w:rPr>
+        <w:t>x</w:t>
+      </w:r>
+      <w:r>
+        <w:rPr>
+          <w:i/>
+          <w:iCs/>
+        </w:rPr>
+        <w:t>@</w:t>
+      </w:r>
+      <w:r>
+        <w:rPr>
+          <w:i/>
+          <w:iCs/>
+          <w:lang w:val="en-US"/>
+        </w:rPr>
+        <w:t>Response</w:t>
+      </w:r>
+      <w:r>
+        <w:rPr>
+          <w:i/>
+          <w:iCs/>
+        </w:rPr>
+        <w:t xml:space="preserve"> </w:t>
+      </w:r>
+      <w:r>
+        <w:t xml:space="preserve">– </w:t>
+      </w:r>
+      <w:r>
+        <w:t>Алгоритм</w:t>
+      </w:r>
+      <w:r>
+        <w:t xml:space="preserve">, </w:t>
+      </w:r>
+      <w:r>
+        <w:t>что активирует основной алгоритм единицы данных</w:t>
+      </w:r>
+      <w:r>
+        <w:t xml:space="preserve">, </w:t>
+      </w:r>
+      <w:r>
+        <w:t xml:space="preserve">с помощью системы </w:t>
+      </w:r>
+      <w:r>
+        <w:rPr>
+          <w:b/>
+          <w:bCs/>
+          <w:lang w:val="en-US"/>
+        </w:rPr>
+        <w:t>Damage</w:t>
+      </w:r>
+      <w:r>
+        <w:rPr>
+          <w:b/>
+          <w:bCs/>
+        </w:rPr>
+        <w:t xml:space="preserve"> </w:t>
+      </w:r>
+      <w:r>
+        <w:rPr>
+          <w:b/>
+          <w:bCs/>
+          <w:lang w:val="en-US"/>
+        </w:rPr>
+        <w:t>Response</w:t>
+      </w:r>
+      <w:r>
+        <w:rPr>
+          <w:b/>
+          <w:bCs/>
+        </w:rPr>
+        <w:t xml:space="preserve"> </w:t>
+      </w:r>
+      <w:r>
+        <w:t>(</w:t>
+      </w:r>
+      <w:r>
+        <w:t xml:space="preserve">если алгоритм </w:t>
+      </w:r>
+      <w:proofErr w:type="spellStart"/>
+      <w:r>
+        <w:t>алгоритм</w:t>
+      </w:r>
+      <w:proofErr w:type="spellEnd"/>
+      <w:r>
+        <w:t xml:space="preserve"> один во всей цепочке</w:t>
+      </w:r>
+      <w:r>
+        <w:t xml:space="preserve">, </w:t>
+      </w:r>
+      <w:r>
+        <w:t>то он становится главным</w:t>
+      </w:r>
+      <w:r>
+        <w:t>)</w:t>
+      </w:r>
+    </w:p>
+    <w:p>
+      <w:pPr>
+        <w:pStyle w:val="a4"/>
+        <w:numPr>
+          <w:ilvl w:val="0"/>
+          <w:numId w:val="9"/>
+        </w:numPr>
+        <w:rPr>
+          <w:i/>
+          <w:iCs/>
+        </w:rPr>
+      </w:pPr>
+      <w:r>
+        <w:rPr>
+          <w:i/>
+          <w:iCs/>
+          <w:lang w:val="en-US"/>
+        </w:rPr>
+        <w:t>x</w:t>
+      </w:r>
+      <w:r>
+        <w:rPr>
+          <w:i/>
+          <w:iCs/>
+        </w:rPr>
+        <w:t>@</w:t>
+      </w:r>
+      <w:r>
+        <w:rPr>
+          <w:i/>
+          <w:iCs/>
+          <w:lang w:val="en-US"/>
+        </w:rPr>
+        <w:t>Target</w:t>
+      </w:r>
+      <w:r>
+        <w:rPr>
+          <w:i/>
+          <w:iCs/>
+        </w:rPr>
+        <w:t xml:space="preserve"> </w:t>
+      </w:r>
+      <w:r>
+        <w:rPr>
+          <w:b/>
+          <w:bCs/>
+        </w:rPr>
+        <w:t xml:space="preserve">– </w:t>
+      </w:r>
+      <w:r>
+        <w:t>Алгоритм</w:t>
+      </w:r>
+      <w:r>
+        <w:t xml:space="preserve">, </w:t>
+      </w:r>
+      <w:r>
+        <w:t xml:space="preserve">являющийся дополнительным алгоритмов применяемые на найденные </w:t>
+      </w:r>
+      <w:proofErr w:type="gramStart"/>
+      <w:r>
+        <w:t>цели  другим</w:t>
+      </w:r>
+      <w:proofErr w:type="gramEnd"/>
+      <w:r>
+        <w:t xml:space="preserve"> алгоритмом</w:t>
+      </w:r>
+      <w:r>
+        <w:t xml:space="preserve">. </w:t>
+      </w:r>
+      <w:r>
+        <w:t>Яркое применения – система Аур</w:t>
+      </w:r>
+    </w:p>
+    <w:p>
+      <w:r>
+        <w:br w:type="page"/>
+      </w:r>
+    </w:p>
+    <w:p>
+      <w:pPr>
+        <w:pStyle w:val="2"/>
+      </w:pPr>
       <w:bookmarkStart w:id="11" w:name="_Toc231593280"/>
       <w:r>
         <w:lastRenderedPageBreak/>
@@ -4151,11 +4516,6 @@
       <w:bookmarkEnd w:id="13"/>
     </w:p>
     <w:p>
-      <w:pPr>
-        <w:rPr>
-          <w:lang w:val="en-US"/>
-        </w:rPr>
-      </w:pPr>
       <w:r>
         <w:tab/>
         <w:t>Согласно общим положениям</w:t>
@@ -4189,19 +4549,10 @@
         <w:t>наследования от базовых родителей объекта</w:t>
       </w:r>
       <w:r>
-        <w:rPr>
-          <w:lang w:val="en-US"/>
-        </w:rPr>
         <w:t>.</w:t>
       </w:r>
     </w:p>
-    <w:p>
-      <w:pPr>
-        <w:rPr>
-          <w:lang w:val="en-US"/>
-        </w:rPr>
-      </w:pPr>
-    </w:p>
+    <w:p/>
     <w:p>
       <w:pPr>
         <w:rPr>
@@ -4210,9 +4561,6 @@
         </w:rPr>
       </w:pPr>
       <w:r>
-        <w:rPr>
-          <w:lang w:val="en-US"/>
-        </w:rPr>
         <w:tab/>
       </w:r>
       <w:r>
@@ -4443,7 +4791,6 @@
         <w:rPr>
           <w:i/>
           <w:iCs/>
-          <w:lang w:val="en-US"/>
         </w:rPr>
       </w:pPr>
       <w:r>
@@ -4519,9 +4866,6 @@
         <w:t>Пример</w:t>
       </w:r>
       <w:r>
-        <w:rPr>
-          <w:lang w:val="en-US"/>
-        </w:rPr>
         <w:t>:</w:t>
       </w:r>
       <w:r>
@@ -4549,17 +4893,47 @@
         <w:rPr>
           <w:i/>
           <w:iCs/>
-          <w:lang w:val="en-US"/>
-        </w:rPr>
-        <w:t>/Khalai.xml.</w:t>
-      </w:r>
-    </w:p>
-    <w:p>
-      <w:pPr>
-        <w:rPr>
-          <w:i/>
-          <w:iCs/>
-          <w:lang w:val="en-US"/>
+        </w:rPr>
+        <w:t>/</w:t>
+      </w:r>
+      <w:proofErr w:type="spellStart"/>
+      <w:r>
+        <w:rPr>
+          <w:i/>
+          <w:iCs/>
+          <w:lang w:val="en-US"/>
+        </w:rPr>
+        <w:t>Khalai</w:t>
+      </w:r>
+      <w:proofErr w:type="spellEnd"/>
+      <w:r>
+        <w:rPr>
+          <w:i/>
+          <w:iCs/>
+        </w:rPr>
+        <w:t>.</w:t>
+      </w:r>
+      <w:r>
+        <w:rPr>
+          <w:i/>
+          <w:iCs/>
+          <w:lang w:val="en-US"/>
+        </w:rPr>
+        <w:t>xml</w:t>
+      </w:r>
+      <w:r>
+        <w:rPr>
+          <w:i/>
+          <w:iCs/>
+        </w:rPr>
+        <w:t>.</w:t>
+      </w:r>
+    </w:p>
+    <w:p>
+      <w:pPr>
+        <w:rPr>
+          <w:i/>
+          <w:iCs/>
         </w:rPr>
       </w:pPr>
     </w:p>
@@ -4745,15 +5119,7 @@
           <w:szCs w:val="20"/>
           <w:lang w:val="en-US"/>
         </w:rPr>
-        <w:t>=”</w:t>
-      </w:r>
-      <w:r>
-        <w:rPr>
-          <w:sz w:val="20"/>
-          <w:szCs w:val="20"/>
-          <w:lang w:val="en-US"/>
-        </w:rPr>
-        <w:t>stop</w:t>
+        <w:t>=”stop</w:t>
       </w:r>
       <w:proofErr w:type="gramEnd"/>
       <w:r>
@@ -4895,15 +5261,7 @@
           <w:szCs w:val="20"/>
           <w:lang w:val="en-US"/>
         </w:rPr>
-        <w:t>=”</w:t>
-      </w:r>
-      <w:r>
-        <w:rPr>
-          <w:sz w:val="20"/>
-          <w:szCs w:val="20"/>
-          <w:lang w:val="en-US"/>
-        </w:rPr>
-        <w:t>move</w:t>
+        <w:t>=”move</w:t>
       </w:r>
       <w:proofErr w:type="gramEnd"/>
       <w:r>
@@ -5132,15 +5490,7 @@
           <w:szCs w:val="20"/>
           <w:lang w:val="en-US"/>
         </w:rPr>
-        <w:t>=”</w:t>
-      </w:r>
-      <w:r>
-        <w:rPr>
-          <w:sz w:val="20"/>
-          <w:szCs w:val="20"/>
-          <w:lang w:val="en-US"/>
-        </w:rPr>
-        <w:t>Stop</w:t>
+        <w:t>=”Stop</w:t>
       </w:r>
       <w:proofErr w:type="gramEnd"/>
       <w:r>
@@ -5344,15 +5694,7 @@
           <w:szCs w:val="20"/>
           <w:lang w:val="en-US"/>
         </w:rPr>
-        <w:t>=”</w:t>
-      </w:r>
-      <w:r>
-        <w:rPr>
-          <w:sz w:val="20"/>
-          <w:szCs w:val="20"/>
-          <w:lang w:val="en-US"/>
-        </w:rPr>
-        <w:t>Attack</w:t>
+        <w:t>=”Attack</w:t>
       </w:r>
       <w:proofErr w:type="gramEnd"/>
       <w:r>
@@ -5800,6 +6142,7 @@
         <w:rPr>
           <w:sz w:val="20"/>
           <w:szCs w:val="20"/>
+          <w:lang w:val="en-US"/>
         </w:rPr>
         <w:t xml:space="preserve"> </w:t>
       </w:r>
@@ -6120,6 +6463,95 @@
     </w:lvl>
   </w:abstractNum>
   <w:abstractNum w:abstractNumId="2" w15:restartNumberingAfterBreak="0">
+    <w:nsid w:val="40FB1773"/>
+    <w:multiLevelType w:val="hybridMultilevel"/>
+    <w:tmpl w:val="8EBE903A"/>
+    <w:lvl w:ilvl="0" w:tplc="0419000F">
+      <w:start w:val="1"/>
+      <w:numFmt w:val="decimal"/>
+      <w:lvlText w:val="%1."/>
+      <w:lvlJc w:val="left"/>
+      <w:pPr>
+        <w:ind w:left="720" w:hanging="360"/>
+      </w:pPr>
+      <w:rPr>
+        <w:rFonts w:hint="default"/>
+      </w:rPr>
+    </w:lvl>
+    <w:lvl w:ilvl="1" w:tplc="04190019" w:tentative="1">
+      <w:start w:val="1"/>
+      <w:numFmt w:val="lowerLetter"/>
+      <w:lvlText w:val="%2."/>
+      <w:lvlJc w:val="left"/>
+      <w:pPr>
+        <w:ind w:left="1440" w:hanging="360"/>
+      </w:pPr>
+    </w:lvl>
+    <w:lvl w:ilvl="2" w:tplc="0419001B" w:tentative="1">
+      <w:start w:val="1"/>
+      <w:numFmt w:val="lowerRoman"/>
+      <w:lvlText w:val="%3."/>
+      <w:lvlJc w:val="right"/>
+      <w:pPr>
+        <w:ind w:left="2160" w:hanging="180"/>
+      </w:pPr>
+    </w:lvl>
+    <w:lvl w:ilvl="3" w:tplc="0419000F" w:tentative="1">
+      <w:start w:val="1"/>
+      <w:numFmt w:val="decimal"/>
+      <w:lvlText w:val="%4."/>
+      <w:lvlJc w:val="left"/>
+      <w:pPr>
+        <w:ind w:left="2880" w:hanging="360"/>
+      </w:pPr>
+    </w:lvl>
+    <w:lvl w:ilvl="4" w:tplc="04190019" w:tentative="1">
+      <w:start w:val="1"/>
+      <w:numFmt w:val="lowerLetter"/>
+      <w:lvlText w:val="%5."/>
+      <w:lvlJc w:val="left"/>
+      <w:pPr>
+        <w:ind w:left="3600" w:hanging="360"/>
+      </w:pPr>
+    </w:lvl>
+    <w:lvl w:ilvl="5" w:tplc="0419001B" w:tentative="1">
+      <w:start w:val="1"/>
+      <w:numFmt w:val="lowerRoman"/>
+      <w:lvlText w:val="%6."/>
+      <w:lvlJc w:val="right"/>
+      <w:pPr>
+        <w:ind w:left="4320" w:hanging="180"/>
+      </w:pPr>
+    </w:lvl>
+    <w:lvl w:ilvl="6" w:tplc="0419000F" w:tentative="1">
+      <w:start w:val="1"/>
+      <w:numFmt w:val="decimal"/>
+      <w:lvlText w:val="%7."/>
+      <w:lvlJc w:val="left"/>
+      <w:pPr>
+        <w:ind w:left="5040" w:hanging="360"/>
+      </w:pPr>
+    </w:lvl>
+    <w:lvl w:ilvl="7" w:tplc="04190019" w:tentative="1">
+      <w:start w:val="1"/>
+      <w:numFmt w:val="lowerLetter"/>
+      <w:lvlText w:val="%8."/>
+      <w:lvlJc w:val="left"/>
+      <w:pPr>
+        <w:ind w:left="5760" w:hanging="360"/>
+      </w:pPr>
+    </w:lvl>
+    <w:lvl w:ilvl="8" w:tplc="0419001B" w:tentative="1">
+      <w:start w:val="1"/>
+      <w:numFmt w:val="lowerRoman"/>
+      <w:lvlText w:val="%9."/>
+      <w:lvlJc w:val="right"/>
+      <w:pPr>
+        <w:ind w:left="6480" w:hanging="180"/>
+      </w:pPr>
+    </w:lvl>
+  </w:abstractNum>
+  <w:abstractNum w:abstractNumId="3" w15:restartNumberingAfterBreak="0">
     <w:nsid w:val="4D190069"/>
     <w:multiLevelType w:val="hybridMultilevel"/>
     <w:tmpl w:val="D2DA8C1C"/>
@@ -6208,7 +6640,7 @@
       </w:pPr>
     </w:lvl>
   </w:abstractNum>
-  <w:abstractNum w:abstractNumId="3" w15:restartNumberingAfterBreak="0">
+  <w:abstractNum w:abstractNumId="4" w15:restartNumberingAfterBreak="0">
     <w:nsid w:val="5ECF7E20"/>
     <w:multiLevelType w:val="hybridMultilevel"/>
     <w:tmpl w:val="D3EC7B8C"/>
@@ -6321,7 +6753,7 @@
       </w:rPr>
     </w:lvl>
   </w:abstractNum>
-  <w:abstractNum w:abstractNumId="4" w15:restartNumberingAfterBreak="0">
+  <w:abstractNum w:abstractNumId="5" w15:restartNumberingAfterBreak="0">
     <w:nsid w:val="5EE4142B"/>
     <w:multiLevelType w:val="hybridMultilevel"/>
     <w:tmpl w:val="720A693E"/>
@@ -6410,7 +6842,7 @@
       </w:pPr>
     </w:lvl>
   </w:abstractNum>
-  <w:abstractNum w:abstractNumId="5" w15:restartNumberingAfterBreak="0">
+  <w:abstractNum w:abstractNumId="6" w15:restartNumberingAfterBreak="0">
     <w:nsid w:val="66464D46"/>
     <w:multiLevelType w:val="hybridMultilevel"/>
     <w:tmpl w:val="6FD4B32A"/>
@@ -6499,7 +6931,7 @@
       </w:pPr>
     </w:lvl>
   </w:abstractNum>
-  <w:abstractNum w:abstractNumId="6" w15:restartNumberingAfterBreak="0">
+  <w:abstractNum w:abstractNumId="7" w15:restartNumberingAfterBreak="0">
     <w:nsid w:val="767B308A"/>
     <w:multiLevelType w:val="hybridMultilevel"/>
     <w:tmpl w:val="8E001736"/>
@@ -6588,8 +7020,97 @@
       </w:pPr>
     </w:lvl>
   </w:abstractNum>
+  <w:abstractNum w:abstractNumId="8" w15:restartNumberingAfterBreak="0">
+    <w:nsid w:val="7A8C2F66"/>
+    <w:multiLevelType w:val="hybridMultilevel"/>
+    <w:tmpl w:val="EE18BB42"/>
+    <w:lvl w:ilvl="0" w:tplc="0419000F">
+      <w:start w:val="1"/>
+      <w:numFmt w:val="decimal"/>
+      <w:lvlText w:val="%1."/>
+      <w:lvlJc w:val="left"/>
+      <w:pPr>
+        <w:ind w:left="720" w:hanging="360"/>
+      </w:pPr>
+      <w:rPr>
+        <w:rFonts w:hint="default"/>
+      </w:rPr>
+    </w:lvl>
+    <w:lvl w:ilvl="1" w:tplc="04190019" w:tentative="1">
+      <w:start w:val="1"/>
+      <w:numFmt w:val="lowerLetter"/>
+      <w:lvlText w:val="%2."/>
+      <w:lvlJc w:val="left"/>
+      <w:pPr>
+        <w:ind w:left="1440" w:hanging="360"/>
+      </w:pPr>
+    </w:lvl>
+    <w:lvl w:ilvl="2" w:tplc="0419001B" w:tentative="1">
+      <w:start w:val="1"/>
+      <w:numFmt w:val="lowerRoman"/>
+      <w:lvlText w:val="%3."/>
+      <w:lvlJc w:val="right"/>
+      <w:pPr>
+        <w:ind w:left="2160" w:hanging="180"/>
+      </w:pPr>
+    </w:lvl>
+    <w:lvl w:ilvl="3" w:tplc="0419000F" w:tentative="1">
+      <w:start w:val="1"/>
+      <w:numFmt w:val="decimal"/>
+      <w:lvlText w:val="%4."/>
+      <w:lvlJc w:val="left"/>
+      <w:pPr>
+        <w:ind w:left="2880" w:hanging="360"/>
+      </w:pPr>
+    </w:lvl>
+    <w:lvl w:ilvl="4" w:tplc="04190019" w:tentative="1">
+      <w:start w:val="1"/>
+      <w:numFmt w:val="lowerLetter"/>
+      <w:lvlText w:val="%5."/>
+      <w:lvlJc w:val="left"/>
+      <w:pPr>
+        <w:ind w:left="3600" w:hanging="360"/>
+      </w:pPr>
+    </w:lvl>
+    <w:lvl w:ilvl="5" w:tplc="0419001B" w:tentative="1">
+      <w:start w:val="1"/>
+      <w:numFmt w:val="lowerRoman"/>
+      <w:lvlText w:val="%6."/>
+      <w:lvlJc w:val="right"/>
+      <w:pPr>
+        <w:ind w:left="4320" w:hanging="180"/>
+      </w:pPr>
+    </w:lvl>
+    <w:lvl w:ilvl="6" w:tplc="0419000F" w:tentative="1">
+      <w:start w:val="1"/>
+      <w:numFmt w:val="decimal"/>
+      <w:lvlText w:val="%7."/>
+      <w:lvlJc w:val="left"/>
+      <w:pPr>
+        <w:ind w:left="5040" w:hanging="360"/>
+      </w:pPr>
+    </w:lvl>
+    <w:lvl w:ilvl="7" w:tplc="04190019" w:tentative="1">
+      <w:start w:val="1"/>
+      <w:numFmt w:val="lowerLetter"/>
+      <w:lvlText w:val="%8."/>
+      <w:lvlJc w:val="left"/>
+      <w:pPr>
+        <w:ind w:left="5760" w:hanging="360"/>
+      </w:pPr>
+    </w:lvl>
+    <w:lvl w:ilvl="8" w:tplc="0419001B" w:tentative="1">
+      <w:start w:val="1"/>
+      <w:numFmt w:val="lowerRoman"/>
+      <w:lvlText w:val="%9."/>
+      <w:lvlJc w:val="right"/>
+      <w:pPr>
+        <w:ind w:left="6480" w:hanging="180"/>
+      </w:pPr>
+    </w:lvl>
+  </w:abstractNum>
   <w:num w:numId="1">
-    <w:abstractNumId w:val="4"/>
+    <w:abstractNumId w:val="5"/>
   </w:num>
   <w:num w:numId="2">
     <w:abstractNumId w:val="0"/>
@@ -6598,16 +7119,22 @@
     <w:abstractNumId w:val="1"/>
   </w:num>
   <w:num w:numId="4">
+    <w:abstractNumId w:val="7"/>
+  </w:num>
+  <w:num w:numId="5">
+    <w:abstractNumId w:val="3"/>
+  </w:num>
+  <w:num w:numId="6">
+    <w:abstractNumId w:val="4"/>
+  </w:num>
+  <w:num w:numId="7">
     <w:abstractNumId w:val="6"/>
   </w:num>
-  <w:num w:numId="5">
+  <w:num w:numId="8">
     <w:abstractNumId w:val="2"/>
   </w:num>
-  <w:num w:numId="6">
-    <w:abstractNumId w:val="3"/>
-  </w:num>
-  <w:num w:numId="7">
-    <w:abstractNumId w:val="5"/>
+  <w:num w:numId="9">
+    <w:abstractNumId w:val="8"/>
   </w:num>
 </w:numbering>
 </file>

--- a/docs/Standards.docx
+++ b/docs/Standards.docx
@@ -81,27 +81,6 @@
           <w:szCs w:val="24"/>
         </w:rPr>
         <w:br w:type="page"/>
-      </w:r>
-    </w:p>
-    <w:p>
-      <w:pPr>
-        <w:jc w:val="center"/>
-        <w:rPr>
-          <w:b/>
-          <w:bCs/>
-          <w:sz w:val="46"/>
-          <w:szCs w:val="46"/>
-        </w:rPr>
-      </w:pPr>
-      <w:r>
-        <w:rPr>
-          <w:b/>
-          <w:bCs/>
-          <w:sz w:val="46"/>
-          <w:szCs w:val="46"/>
-        </w:rPr>
-        <w:lastRenderedPageBreak/>
-        <w:t>Оглавление</w:t>
       </w:r>
     </w:p>
     <w:sdt>
@@ -129,8 +108,21 @@
         <w:p>
           <w:pPr>
             <w:pStyle w:val="a3"/>
+            <w:jc w:val="center"/>
+            <w:rPr>
+              <w:b/>
+              <w:bCs/>
+              <w:sz w:val="52"/>
+              <w:szCs w:val="52"/>
+            </w:rPr>
           </w:pPr>
           <w:r>
+            <w:rPr>
+              <w:b/>
+              <w:bCs/>
+              <w:sz w:val="52"/>
+              <w:szCs w:val="52"/>
+            </w:rPr>
             <w:t>Оглавление</w:t>
           </w:r>
         </w:p>
@@ -155,7 +147,7 @@
           <w:r>
             <w:fldChar w:fldCharType="separate"/>
           </w:r>
-          <w:hyperlink w:anchor="_Toc231593273" w:history="1">
+          <w:hyperlink w:anchor="_Toc235355347" w:history="1">
             <w:r>
               <w:rPr>
                 <w:rStyle w:val="a5"/>
@@ -182,7 +174,7 @@
                 <w:noProof/>
                 <w:webHidden/>
               </w:rPr>
-              <w:instrText xml:space="preserve"> PAGEREF _Toc231593273 \h </w:instrText>
+              <w:instrText xml:space="preserve"> PAGEREF _Toc235355347 \h </w:instrText>
             </w:r>
             <w:r>
               <w:rPr>
@@ -225,7 +217,7 @@
               <w:lang w:eastAsia="ru-RU"/>
             </w:rPr>
           </w:pPr>
-          <w:hyperlink w:anchor="_Toc231593274" w:history="1">
+          <w:hyperlink w:anchor="_Toc235355348" w:history="1">
             <w:r>
               <w:rPr>
                 <w:rStyle w:val="a5"/>
@@ -252,7 +244,7 @@
                 <w:noProof/>
                 <w:webHidden/>
               </w:rPr>
-              <w:instrText xml:space="preserve"> PAGEREF _Toc231593274 \h </w:instrText>
+              <w:instrText xml:space="preserve"> PAGEREF _Toc235355348 \h </w:instrText>
             </w:r>
             <w:r>
               <w:rPr>
@@ -295,7 +287,7 @@
               <w:lang w:eastAsia="ru-RU"/>
             </w:rPr>
           </w:pPr>
-          <w:hyperlink w:anchor="_Toc231593275" w:history="1">
+          <w:hyperlink w:anchor="_Toc235355349" w:history="1">
             <w:r>
               <w:rPr>
                 <w:rStyle w:val="a5"/>
@@ -330,7 +322,7 @@
                 <w:noProof/>
                 <w:webHidden/>
               </w:rPr>
-              <w:instrText xml:space="preserve"> PAGEREF _Toc231593275 \h </w:instrText>
+              <w:instrText xml:space="preserve"> PAGEREF _Toc235355349 \h </w:instrText>
             </w:r>
             <w:r>
               <w:rPr>
@@ -373,7 +365,7 @@
               <w:lang w:eastAsia="ru-RU"/>
             </w:rPr>
           </w:pPr>
-          <w:hyperlink w:anchor="_Toc231593276" w:history="1">
+          <w:hyperlink w:anchor="_Toc235355350" w:history="1">
             <w:r>
               <w:rPr>
                 <w:rStyle w:val="a5"/>
@@ -400,7 +392,7 @@
                 <w:noProof/>
                 <w:webHidden/>
               </w:rPr>
-              <w:instrText xml:space="preserve"> PAGEREF _Toc231593276 \h </w:instrText>
+              <w:instrText xml:space="preserve"> PAGEREF _Toc235355350 \h </w:instrText>
             </w:r>
             <w:r>
               <w:rPr>
@@ -443,7 +435,7 @@
               <w:lang w:eastAsia="ru-RU"/>
             </w:rPr>
           </w:pPr>
-          <w:hyperlink w:anchor="_Toc231593277" w:history="1">
+          <w:hyperlink w:anchor="_Toc235355351" w:history="1">
             <w:r>
               <w:rPr>
                 <w:rStyle w:val="a5"/>
@@ -470,7 +462,7 @@
                 <w:noProof/>
                 <w:webHidden/>
               </w:rPr>
-              <w:instrText xml:space="preserve"> PAGEREF _Toc231593277 \h </w:instrText>
+              <w:instrText xml:space="preserve"> PAGEREF _Toc235355351 \h </w:instrText>
             </w:r>
             <w:r>
               <w:rPr>
@@ -513,7 +505,7 @@
               <w:lang w:eastAsia="ru-RU"/>
             </w:rPr>
           </w:pPr>
-          <w:hyperlink w:anchor="_Toc231593278" w:history="1">
+          <w:hyperlink w:anchor="_Toc235355352" w:history="1">
             <w:r>
               <w:rPr>
                 <w:rStyle w:val="a5"/>
@@ -540,7 +532,7 @@
                 <w:noProof/>
                 <w:webHidden/>
               </w:rPr>
-              <w:instrText xml:space="preserve"> PAGEREF _Toc231593278 \h </w:instrText>
+              <w:instrText xml:space="preserve"> PAGEREF _Toc235355352 \h </w:instrText>
             </w:r>
             <w:r>
               <w:rPr>
@@ -583,7 +575,7 @@
               <w:lang w:eastAsia="ru-RU"/>
             </w:rPr>
           </w:pPr>
-          <w:hyperlink w:anchor="_Toc231593279" w:history="1">
+          <w:hyperlink w:anchor="_Toc235355353" w:history="1">
             <w:r>
               <w:rPr>
                 <w:rStyle w:val="a5"/>
@@ -610,7 +602,7 @@
                 <w:noProof/>
                 <w:webHidden/>
               </w:rPr>
-              <w:instrText xml:space="preserve"> PAGEREF _Toc231593279 \h </w:instrText>
+              <w:instrText xml:space="preserve"> PAGEREF _Toc235355353 \h </w:instrText>
             </w:r>
             <w:r>
               <w:rPr>
@@ -653,12 +645,97 @@
               <w:lang w:eastAsia="ru-RU"/>
             </w:rPr>
           </w:pPr>
-          <w:hyperlink w:anchor="_Toc231593280" w:history="1">
+          <w:hyperlink w:anchor="_Toc235355354" w:history="1">
             <w:r>
               <w:rPr>
                 <w:rStyle w:val="a5"/>
                 <w:noProof/>
               </w:rPr>
+              <w:t>Алгоритмы (</w:t>
+            </w:r>
+            <w:r>
+              <w:rPr>
+                <w:rStyle w:val="a5"/>
+                <w:noProof/>
+                <w:lang w:val="en-US"/>
+              </w:rPr>
+              <w:t>Behaviors</w:t>
+            </w:r>
+            <w:r>
+              <w:rPr>
+                <w:rStyle w:val="a5"/>
+                <w:noProof/>
+              </w:rPr>
+              <w:t>)</w:t>
+            </w:r>
+            <w:r>
+              <w:rPr>
+                <w:noProof/>
+                <w:webHidden/>
+              </w:rPr>
+              <w:tab/>
+            </w:r>
+            <w:r>
+              <w:rPr>
+                <w:noProof/>
+                <w:webHidden/>
+              </w:rPr>
+              <w:fldChar w:fldCharType="begin"/>
+            </w:r>
+            <w:r>
+              <w:rPr>
+                <w:noProof/>
+                <w:webHidden/>
+              </w:rPr>
+              <w:instrText xml:space="preserve"> PAGEREF _Toc235355354 \h </w:instrText>
+            </w:r>
+            <w:r>
+              <w:rPr>
+                <w:noProof/>
+                <w:webHidden/>
+              </w:rPr>
+            </w:r>
+            <w:r>
+              <w:rPr>
+                <w:noProof/>
+                <w:webHidden/>
+              </w:rPr>
+              <w:fldChar w:fldCharType="separate"/>
+            </w:r>
+            <w:r>
+              <w:rPr>
+                <w:noProof/>
+                <w:webHidden/>
+              </w:rPr>
+              <w:t>8</w:t>
+            </w:r>
+            <w:r>
+              <w:rPr>
+                <w:noProof/>
+                <w:webHidden/>
+              </w:rPr>
+              <w:fldChar w:fldCharType="end"/>
+            </w:r>
+          </w:hyperlink>
+        </w:p>
+        <w:p>
+          <w:pPr>
+            <w:pStyle w:val="21"/>
+            <w:tabs>
+              <w:tab w:val="right" w:leader="dot" w:pos="9345"/>
+            </w:tabs>
+            <w:rPr>
+              <w:rFonts w:eastAsiaTheme="minorEastAsia"/>
+              <w:noProof/>
+              <w:lang w:eastAsia="ru-RU"/>
+            </w:rPr>
+          </w:pPr>
+          <w:hyperlink w:anchor="_Toc235355355" w:history="1">
+            <w:r>
+              <w:rPr>
+                <w:rStyle w:val="a5"/>
+                <w:noProof/>
+              </w:rPr>
               <w:t>Оружия</w:t>
             </w:r>
             <w:r>
@@ -680,7 +757,7 @@
                 <w:noProof/>
                 <w:webHidden/>
               </w:rPr>
-              <w:instrText xml:space="preserve"> PAGEREF _Toc231593280 \h </w:instrText>
+              <w:instrText xml:space="preserve"> PAGEREF _Toc235355355 \h </w:instrText>
             </w:r>
             <w:r>
               <w:rPr>
@@ -700,7 +777,7 @@
                 <w:noProof/>
                 <w:webHidden/>
               </w:rPr>
-              <w:t>8</w:t>
+              <w:t>9</w:t>
             </w:r>
             <w:r>
               <w:rPr>
@@ -723,7 +800,7 @@
               <w:lang w:eastAsia="ru-RU"/>
             </w:rPr>
           </w:pPr>
-          <w:hyperlink w:anchor="_Toc231593281" w:history="1">
+          <w:hyperlink w:anchor="_Toc235355356" w:history="1">
             <w:r>
               <w:rPr>
                 <w:rStyle w:val="a5"/>
@@ -765,7 +842,7 @@
                 <w:noProof/>
                 <w:webHidden/>
               </w:rPr>
-              <w:instrText xml:space="preserve"> PAGEREF _Toc231593281 \h </w:instrText>
+              <w:instrText xml:space="preserve"> PAGEREF _Toc235355356 \h </w:instrText>
             </w:r>
             <w:r>
               <w:rPr>
@@ -785,7 +862,7 @@
                 <w:noProof/>
                 <w:webHidden/>
               </w:rPr>
-              <w:t>9</w:t>
+              <w:t>10</w:t>
             </w:r>
             <w:r>
               <w:rPr>
@@ -808,13 +885,27 @@
               <w:lang w:eastAsia="ru-RU"/>
             </w:rPr>
           </w:pPr>
-          <w:hyperlink w:anchor="_Toc231593282" w:history="1">
+          <w:hyperlink w:anchor="_Toc235355357" w:history="1">
             <w:r>
               <w:rPr>
                 <w:rStyle w:val="a5"/>
                 <w:noProof/>
               </w:rPr>
-              <w:t>Корректность наследования</w:t>
+              <w:t>Корректность наследов</w:t>
+            </w:r>
+            <w:r>
+              <w:rPr>
+                <w:rStyle w:val="a5"/>
+                <w:noProof/>
+              </w:rPr>
+              <w:t>а</w:t>
+            </w:r>
+            <w:r>
+              <w:rPr>
+                <w:rStyle w:val="a5"/>
+                <w:noProof/>
+              </w:rPr>
+              <w:t>ния</w:t>
             </w:r>
             <w:r>
               <w:rPr>
@@ -835,7 +926,7 @@
                 <w:noProof/>
                 <w:webHidden/>
               </w:rPr>
-              <w:instrText xml:space="preserve"> PAGEREF _Toc231593282 \h </w:instrText>
+              <w:instrText xml:space="preserve"> PAGEREF _Toc235355357 \h </w:instrText>
             </w:r>
             <w:r>
               <w:rPr>
@@ -855,7 +946,284 @@
                 <w:noProof/>
                 <w:webHidden/>
               </w:rPr>
-              <w:t>9</w:t>
+              <w:t>10</w:t>
+            </w:r>
+            <w:r>
+              <w:rPr>
+                <w:noProof/>
+                <w:webHidden/>
+              </w:rPr>
+              <w:fldChar w:fldCharType="end"/>
+            </w:r>
+          </w:hyperlink>
+        </w:p>
+        <w:p>
+          <w:pPr>
+            <w:pStyle w:val="11"/>
+            <w:tabs>
+              <w:tab w:val="right" w:leader="dot" w:pos="9345"/>
+            </w:tabs>
+            <w:rPr>
+              <w:rFonts w:eastAsiaTheme="minorEastAsia"/>
+              <w:noProof/>
+              <w:lang w:eastAsia="ru-RU"/>
+            </w:rPr>
+          </w:pPr>
+          <w:hyperlink w:anchor="_Toc235355358" w:history="1">
+            <w:r>
+              <w:rPr>
+                <w:rStyle w:val="a5"/>
+                <w:noProof/>
+              </w:rPr>
+              <w:t>Локализация</w:t>
+            </w:r>
+            <w:r>
+              <w:rPr>
+                <w:noProof/>
+                <w:webHidden/>
+              </w:rPr>
+              <w:tab/>
+            </w:r>
+            <w:r>
+              <w:rPr>
+                <w:noProof/>
+                <w:webHidden/>
+              </w:rPr>
+              <w:fldChar w:fldCharType="begin"/>
+            </w:r>
+            <w:r>
+              <w:rPr>
+                <w:noProof/>
+                <w:webHidden/>
+              </w:rPr>
+              <w:instrText xml:space="preserve"> PAGEREF _Toc235355358 \h </w:instrText>
+            </w:r>
+            <w:r>
+              <w:rPr>
+                <w:noProof/>
+                <w:webHidden/>
+              </w:rPr>
+            </w:r>
+            <w:r>
+              <w:rPr>
+                <w:noProof/>
+                <w:webHidden/>
+              </w:rPr>
+              <w:fldChar w:fldCharType="separate"/>
+            </w:r>
+            <w:r>
+              <w:rPr>
+                <w:noProof/>
+                <w:webHidden/>
+              </w:rPr>
+              <w:t>11</w:t>
+            </w:r>
+            <w:r>
+              <w:rPr>
+                <w:noProof/>
+                <w:webHidden/>
+              </w:rPr>
+              <w:fldChar w:fldCharType="end"/>
+            </w:r>
+          </w:hyperlink>
+        </w:p>
+        <w:p>
+          <w:pPr>
+            <w:pStyle w:val="31"/>
+            <w:tabs>
+              <w:tab w:val="right" w:leader="dot" w:pos="9345"/>
+            </w:tabs>
+            <w:rPr>
+              <w:noProof/>
+            </w:rPr>
+          </w:pPr>
+          <w:hyperlink w:anchor="_Toc235355359" w:history="1">
+            <w:r>
+              <w:rPr>
+                <w:rStyle w:val="a5"/>
+                <w:noProof/>
+                <w:lang w:val="en-US"/>
+              </w:rPr>
+              <w:t>GameStrings.txt</w:t>
+            </w:r>
+            <w:r>
+              <w:rPr>
+                <w:noProof/>
+                <w:webHidden/>
+              </w:rPr>
+              <w:tab/>
+            </w:r>
+            <w:r>
+              <w:rPr>
+                <w:noProof/>
+                <w:webHidden/>
+              </w:rPr>
+              <w:fldChar w:fldCharType="begin"/>
+            </w:r>
+            <w:r>
+              <w:rPr>
+                <w:noProof/>
+                <w:webHidden/>
+              </w:rPr>
+              <w:instrText xml:space="preserve"> PAGEREF _Toc235355359 \h </w:instrText>
+            </w:r>
+            <w:r>
+              <w:rPr>
+                <w:noProof/>
+                <w:webHidden/>
+              </w:rPr>
+            </w:r>
+            <w:r>
+              <w:rPr>
+                <w:noProof/>
+                <w:webHidden/>
+              </w:rPr>
+              <w:fldChar w:fldCharType="separate"/>
+            </w:r>
+            <w:r>
+              <w:rPr>
+                <w:noProof/>
+                <w:webHidden/>
+              </w:rPr>
+              <w:t>11</w:t>
+            </w:r>
+            <w:r>
+              <w:rPr>
+                <w:noProof/>
+                <w:webHidden/>
+              </w:rPr>
+              <w:fldChar w:fldCharType="end"/>
+            </w:r>
+          </w:hyperlink>
+        </w:p>
+        <w:p>
+          <w:pPr>
+            <w:pStyle w:val="31"/>
+            <w:tabs>
+              <w:tab w:val="right" w:leader="dot" w:pos="9345"/>
+            </w:tabs>
+            <w:rPr>
+              <w:noProof/>
+            </w:rPr>
+          </w:pPr>
+          <w:hyperlink w:anchor="_Toc235355360" w:history="1">
+            <w:r>
+              <w:rPr>
+                <w:rStyle w:val="a5"/>
+                <w:noProof/>
+                <w:lang w:val="en-US"/>
+              </w:rPr>
+              <w:t>ObjectStrings.txt</w:t>
+            </w:r>
+            <w:r>
+              <w:rPr>
+                <w:noProof/>
+                <w:webHidden/>
+              </w:rPr>
+              <w:tab/>
+            </w:r>
+            <w:r>
+              <w:rPr>
+                <w:noProof/>
+                <w:webHidden/>
+              </w:rPr>
+              <w:fldChar w:fldCharType="begin"/>
+            </w:r>
+            <w:r>
+              <w:rPr>
+                <w:noProof/>
+                <w:webHidden/>
+              </w:rPr>
+              <w:instrText xml:space="preserve"> PAGEREF _Toc235355360 \h </w:instrText>
+            </w:r>
+            <w:r>
+              <w:rPr>
+                <w:noProof/>
+                <w:webHidden/>
+              </w:rPr>
+            </w:r>
+            <w:r>
+              <w:rPr>
+                <w:noProof/>
+                <w:webHidden/>
+              </w:rPr>
+              <w:fldChar w:fldCharType="separate"/>
+            </w:r>
+            <w:r>
+              <w:rPr>
+                <w:noProof/>
+                <w:webHidden/>
+              </w:rPr>
+              <w:t>11</w:t>
+            </w:r>
+            <w:r>
+              <w:rPr>
+                <w:noProof/>
+                <w:webHidden/>
+              </w:rPr>
+              <w:fldChar w:fldCharType="end"/>
+            </w:r>
+          </w:hyperlink>
+        </w:p>
+        <w:p>
+          <w:pPr>
+            <w:pStyle w:val="31"/>
+            <w:tabs>
+              <w:tab w:val="right" w:leader="dot" w:pos="9345"/>
+            </w:tabs>
+            <w:rPr>
+              <w:noProof/>
+            </w:rPr>
+          </w:pPr>
+          <w:hyperlink w:anchor="_Toc235355361" w:history="1">
+            <w:r>
+              <w:rPr>
+                <w:rStyle w:val="a5"/>
+                <w:noProof/>
+                <w:lang w:val="en-US"/>
+              </w:rPr>
+              <w:t>GameHotkeys.txt</w:t>
+            </w:r>
+            <w:r>
+              <w:rPr>
+                <w:noProof/>
+                <w:webHidden/>
+              </w:rPr>
+              <w:tab/>
+            </w:r>
+            <w:r>
+              <w:rPr>
+                <w:noProof/>
+                <w:webHidden/>
+              </w:rPr>
+              <w:fldChar w:fldCharType="begin"/>
+            </w:r>
+            <w:r>
+              <w:rPr>
+                <w:noProof/>
+                <w:webHidden/>
+              </w:rPr>
+              <w:instrText xml:space="preserve"> PAGEREF _Toc235355361 \h </w:instrText>
+            </w:r>
+            <w:r>
+              <w:rPr>
+                <w:noProof/>
+                <w:webHidden/>
+              </w:rPr>
+            </w:r>
+            <w:r>
+              <w:rPr>
+                <w:noProof/>
+                <w:webHidden/>
+              </w:rPr>
+              <w:fldChar w:fldCharType="separate"/>
+            </w:r>
+            <w:r>
+              <w:rPr>
+                <w:noProof/>
+                <w:webHidden/>
+              </w:rPr>
+              <w:t>11</w:t>
             </w:r>
             <w:r>
               <w:rPr>
@@ -888,7 +1256,7 @@
         <w:pStyle w:val="1"/>
         <w:spacing w:line="480" w:lineRule="auto"/>
       </w:pPr>
-      <w:bookmarkStart w:id="0" w:name="_Toc231593273"/>
+      <w:bookmarkStart w:id="0" w:name="_Toc235355347"/>
       <w:r>
         <w:lastRenderedPageBreak/>
         <w:t>Используемые термины</w:t>
@@ -1458,7 +1826,7 @@
       <w:pPr>
         <w:pStyle w:val="1"/>
       </w:pPr>
-      <w:bookmarkStart w:id="5" w:name="_Toc231593274"/>
+      <w:bookmarkStart w:id="5" w:name="_Toc235355348"/>
       <w:r>
         <w:lastRenderedPageBreak/>
         <w:t>Основные положения</w:t>
@@ -1616,7 +1984,7 @@
           <w:lang w:val="en-US"/>
         </w:rPr>
       </w:pPr>
-      <w:bookmarkStart w:id="6" w:name="_Toc231593275"/>
+      <w:bookmarkStart w:id="6" w:name="_Toc235355349"/>
       <w:r>
         <w:lastRenderedPageBreak/>
         <w:t xml:space="preserve">Порядок </w:t>
@@ -2781,7 +3149,7 @@
       <w:pPr>
         <w:pStyle w:val="1"/>
       </w:pPr>
-      <w:bookmarkStart w:id="7" w:name="_Toc231593276"/>
+      <w:bookmarkStart w:id="7" w:name="_Toc235355350"/>
       <w:r>
         <w:lastRenderedPageBreak/>
         <w:t>Наименования идентификаторов</w:t>
@@ -3112,7 +3480,7 @@
       <w:pPr>
         <w:pStyle w:val="2"/>
       </w:pPr>
-      <w:bookmarkStart w:id="8" w:name="_Toc231593277"/>
+      <w:bookmarkStart w:id="8" w:name="_Toc235355351"/>
       <w:r>
         <w:t>Единицы</w:t>
       </w:r>
@@ -3251,7 +3619,7 @@
       <w:pPr>
         <w:pStyle w:val="2"/>
       </w:pPr>
-      <w:bookmarkStart w:id="9" w:name="_Toc231593278"/>
+      <w:bookmarkStart w:id="9" w:name="_Toc235355352"/>
       <w:r>
         <w:t>Кнопки</w:t>
       </w:r>
@@ -3436,7 +3804,7 @@
       <w:pPr>
         <w:pStyle w:val="2"/>
       </w:pPr>
-      <w:bookmarkStart w:id="10" w:name="_Toc231593279"/>
+      <w:bookmarkStart w:id="10" w:name="_Toc235355353"/>
       <w:r>
         <w:lastRenderedPageBreak/>
         <w:t>Эффекты</w:t>
@@ -3809,6 +4177,7 @@
       <w:pPr>
         <w:pStyle w:val="2"/>
       </w:pPr>
+      <w:bookmarkStart w:id="11" w:name="_Toc235355354"/>
       <w:r>
         <w:lastRenderedPageBreak/>
         <w:t>Алгоритмы (</w:t>
@@ -3822,21 +4191,14 @@
       <w:r>
         <w:t>)</w:t>
       </w:r>
+      <w:bookmarkEnd w:id="11"/>
     </w:p>
     <w:p/>
     <w:p>
-      <w:pPr>
-        <w:rPr>
-          <w:lang w:val="en-US"/>
-        </w:rPr>
-      </w:pPr>
       <w:r>
         <w:t>Существует два типа алгоритмов</w:t>
       </w:r>
       <w:r>
-        <w:rPr>
-          <w:lang w:val="en-US"/>
-        </w:rPr>
         <w:t>:</w:t>
       </w:r>
     </w:p>
@@ -4180,12 +4542,12 @@
       <w:pPr>
         <w:pStyle w:val="2"/>
       </w:pPr>
-      <w:bookmarkStart w:id="11" w:name="_Toc231593280"/>
+      <w:bookmarkStart w:id="12" w:name="_Toc235355355"/>
       <w:r>
         <w:lastRenderedPageBreak/>
         <w:t>Оружия</w:t>
       </w:r>
-      <w:bookmarkEnd w:id="11"/>
+      <w:bookmarkEnd w:id="12"/>
     </w:p>
     <w:p>
       <w:pPr>
@@ -4497,9 +4859,9 @@
       <w:pPr>
         <w:pStyle w:val="1"/>
       </w:pPr>
-      <w:bookmarkStart w:id="12" w:name="_Наследование_от_родителей"/>
-      <w:bookmarkStart w:id="13" w:name="_Toc231593281"/>
-      <w:bookmarkEnd w:id="12"/>
+      <w:bookmarkStart w:id="13" w:name="_Наследование_от_родителей"/>
+      <w:bookmarkStart w:id="14" w:name="_Toc235355356"/>
+      <w:bookmarkEnd w:id="13"/>
       <w:r>
         <w:lastRenderedPageBreak/>
         <w:t>Наследование от родителей (</w:t>
@@ -4513,11 +4875,10 @@
       <w:r>
         <w:t>)</w:t>
       </w:r>
-      <w:bookmarkEnd w:id="13"/>
-    </w:p>
-    <w:p>
-      <w:r>
-        <w:tab/>
+      <w:bookmarkEnd w:id="14"/>
+    </w:p>
+    <w:p>
+      <w:r>
         <w:t>Согласно общим положениям</w:t>
       </w:r>
       <w:r>
@@ -4561,9 +4922,6 @@
         </w:rPr>
       </w:pPr>
       <w:r>
-        <w:tab/>
-      </w:r>
-      <w:r>
         <w:t>Все базовые родительские объекты</w:t>
       </w:r>
       <w:r>
@@ -4591,286 +4949,271 @@
           <w:b/>
           <w:bCs/>
         </w:rPr>
+        <w:t xml:space="preserve"> файле </w:t>
+      </w:r>
+      <w:proofErr w:type="spellStart"/>
+      <w:r>
+        <w:rPr>
+          <w:i/>
+          <w:iCs/>
+          <w:lang w:val="en-US"/>
+        </w:rPr>
+        <w:t>basestats</w:t>
+      </w:r>
+      <w:proofErr w:type="spellEnd"/>
+      <w:r>
+        <w:rPr>
+          <w:i/>
+          <w:iCs/>
+        </w:rPr>
+        <w:t>/</w:t>
+      </w:r>
+      <w:r>
+        <w:rPr>
+          <w:i/>
+          <w:iCs/>
+          <w:lang w:val="en-US"/>
+        </w:rPr>
+        <w:t>base</w:t>
+      </w:r>
+      <w:r>
+        <w:rPr>
+          <w:i/>
+          <w:iCs/>
+        </w:rPr>
+        <w:t>.</w:t>
+      </w:r>
+      <w:r>
+        <w:rPr>
+          <w:i/>
+          <w:iCs/>
+          <w:lang w:val="en-US"/>
+        </w:rPr>
+        <w:t>xml</w:t>
+      </w:r>
+      <w:r>
+        <w:rPr>
+          <w:i/>
+          <w:iCs/>
+        </w:rPr>
+        <w:t>.</w:t>
+      </w:r>
+      <w:r>
         <w:t xml:space="preserve"> </w:t>
       </w:r>
       <w:r>
+        <w:t>В свою очередь</w:t>
+      </w:r>
+      <w:r>
+        <w:t xml:space="preserve">, </w:t>
+      </w:r>
+      <w:r>
+        <w:t>родительские объекты</w:t>
+      </w:r>
+      <w:r>
+        <w:t xml:space="preserve">, </w:t>
+      </w:r>
+      <w:r>
+        <w:t>зависящие от расы</w:t>
+      </w:r>
+      <w:r>
+        <w:t>/</w:t>
+      </w:r>
+      <w:r>
+        <w:t>фракции единицы</w:t>
+      </w:r>
+      <w:r>
+        <w:t xml:space="preserve">, </w:t>
+      </w:r>
+      <w:r>
+        <w:t>располагаются в соответствующих файлах</w:t>
+      </w:r>
+      <w:r>
+        <w:t xml:space="preserve">: </w:t>
+      </w:r>
+      <w:proofErr w:type="spellStart"/>
+      <w:r>
+        <w:rPr>
+          <w:i/>
+          <w:iCs/>
+          <w:lang w:val="en-US"/>
+        </w:rPr>
+        <w:t>terran</w:t>
+      </w:r>
+      <w:proofErr w:type="spellEnd"/>
+      <w:r>
+        <w:rPr>
+          <w:i/>
+          <w:iCs/>
+        </w:rPr>
+        <w:t>.</w:t>
+      </w:r>
+      <w:r>
+        <w:rPr>
+          <w:i/>
+          <w:iCs/>
+          <w:lang w:val="en-US"/>
+        </w:rPr>
+        <w:t>xml</w:t>
+      </w:r>
+      <w:r>
+        <w:rPr>
+          <w:i/>
+          <w:iCs/>
+        </w:rPr>
+        <w:t xml:space="preserve">, </w:t>
+      </w:r>
+      <w:proofErr w:type="spellStart"/>
+      <w:r>
+        <w:rPr>
+          <w:i/>
+          <w:iCs/>
+          <w:lang w:val="en-US"/>
+        </w:rPr>
+        <w:t>zerg</w:t>
+      </w:r>
+      <w:proofErr w:type="spellEnd"/>
+      <w:r>
+        <w:rPr>
+          <w:i/>
+          <w:iCs/>
+        </w:rPr>
+        <w:t>.</w:t>
+      </w:r>
+      <w:r>
+        <w:rPr>
+          <w:i/>
+          <w:iCs/>
+          <w:lang w:val="en-US"/>
+        </w:rPr>
+        <w:t>xml</w:t>
+      </w:r>
+      <w:r>
+        <w:rPr>
+          <w:i/>
+          <w:iCs/>
+        </w:rPr>
+        <w:t xml:space="preserve">, </w:t>
+      </w:r>
+      <w:proofErr w:type="spellStart"/>
+      <w:r>
+        <w:rPr>
+          <w:i/>
+          <w:iCs/>
+          <w:lang w:val="en-US"/>
+        </w:rPr>
+        <w:t>protoss</w:t>
+      </w:r>
+      <w:proofErr w:type="spellEnd"/>
+      <w:r>
+        <w:rPr>
+          <w:i/>
+          <w:iCs/>
+        </w:rPr>
+        <w:t>.</w:t>
+      </w:r>
+      <w:r>
+        <w:rPr>
+          <w:i/>
+          <w:iCs/>
+          <w:lang w:val="en-US"/>
+        </w:rPr>
+        <w:t>xml</w:t>
+      </w:r>
+      <w:r>
+        <w:rPr>
+          <w:i/>
+          <w:iCs/>
+        </w:rPr>
+        <w:t>.</w:t>
+      </w:r>
+    </w:p>
+    <w:p>
+      <w:pPr>
         <w:rPr>
           <w:b/>
           <w:bCs/>
         </w:rPr>
-        <w:t xml:space="preserve">файле </w:t>
-      </w:r>
-      <w:proofErr w:type="spellStart"/>
-      <w:r>
-        <w:rPr>
-          <w:i/>
-          <w:iCs/>
-          <w:lang w:val="en-US"/>
-        </w:rPr>
-        <w:t>basestats</w:t>
-      </w:r>
-      <w:proofErr w:type="spellEnd"/>
-      <w:r>
-        <w:rPr>
-          <w:i/>
-          <w:iCs/>
-        </w:rPr>
-        <w:t>/</w:t>
-      </w:r>
-      <w:r>
-        <w:rPr>
-          <w:i/>
-          <w:iCs/>
-          <w:lang w:val="en-US"/>
-        </w:rPr>
-        <w:t>base</w:t>
-      </w:r>
-      <w:r>
-        <w:rPr>
-          <w:i/>
-          <w:iCs/>
-        </w:rPr>
-        <w:t>.</w:t>
-      </w:r>
-      <w:r>
-        <w:rPr>
-          <w:i/>
-          <w:iCs/>
-          <w:lang w:val="en-US"/>
-        </w:rPr>
-        <w:t>xml</w:t>
-      </w:r>
-      <w:r>
-        <w:rPr>
-          <w:i/>
-          <w:iCs/>
-        </w:rPr>
-        <w:t>.</w:t>
-      </w:r>
-      <w:r>
-        <w:t xml:space="preserve"> </w:t>
-      </w:r>
-      <w:r>
-        <w:t>В свою очередь</w:t>
+      </w:pPr>
+    </w:p>
+    <w:p>
+      <w:pPr>
+        <w:rPr>
+          <w:i/>
+          <w:iCs/>
+        </w:rPr>
+      </w:pPr>
+      <w:r>
+        <w:t>Если</w:t>
       </w:r>
       <w:r>
         <w:t xml:space="preserve">, </w:t>
       </w:r>
       <w:r>
-        <w:t>родительские объекты</w:t>
+        <w:t>по какой-то причине</w:t>
       </w:r>
       <w:r>
         <w:t xml:space="preserve">, </w:t>
       </w:r>
       <w:r>
-        <w:t>зависящие от расы</w:t>
-      </w:r>
-      <w:r>
-        <w:t>/</w:t>
-      </w:r>
-      <w:r>
-        <w:t>фракции единицы</w:t>
+        <w:t>не удаётся классифицировать единицу в одну из этих трёх стандартных рас</w:t>
       </w:r>
       <w:r>
         <w:t xml:space="preserve">, </w:t>
       </w:r>
       <w:r>
-        <w:t>располагаются в соответствующих файлах</w:t>
-      </w:r>
-      <w:r>
-        <w:t xml:space="preserve">: </w:t>
-      </w:r>
-      <w:proofErr w:type="spellStart"/>
-      <w:r>
-        <w:rPr>
-          <w:i/>
-          <w:iCs/>
-          <w:lang w:val="en-US"/>
-        </w:rPr>
-        <w:t>terran</w:t>
-      </w:r>
-      <w:proofErr w:type="spellEnd"/>
-      <w:r>
-        <w:rPr>
-          <w:i/>
-          <w:iCs/>
-        </w:rPr>
-        <w:t>.</w:t>
-      </w:r>
-      <w:r>
-        <w:rPr>
-          <w:i/>
-          <w:iCs/>
-          <w:lang w:val="en-US"/>
-        </w:rPr>
-        <w:t>xml</w:t>
-      </w:r>
-      <w:r>
-        <w:rPr>
-          <w:i/>
-          <w:iCs/>
-        </w:rPr>
+        <w:t xml:space="preserve">и есть необходимость выделить </w:t>
+      </w:r>
+      <w:proofErr w:type="gramStart"/>
+      <w:r>
+        <w:t>какие-то данные</w:t>
+      </w:r>
+      <w:proofErr w:type="gramEnd"/>
+      <w:r>
+        <w:t xml:space="preserve"> распространяемые на конкретную фракцию</w:t>
+      </w:r>
+      <w:r>
         <w:t xml:space="preserve">, </w:t>
       </w:r>
-      <w:proofErr w:type="spellStart"/>
-      <w:r>
-        <w:rPr>
-          <w:i/>
-          <w:iCs/>
-          <w:lang w:val="en-US"/>
-        </w:rPr>
-        <w:t>zerg</w:t>
-      </w:r>
-      <w:proofErr w:type="spellEnd"/>
-      <w:r>
-        <w:rPr>
-          <w:i/>
-          <w:iCs/>
-        </w:rPr>
-        <w:t>.</w:t>
-      </w:r>
-      <w:r>
-        <w:rPr>
-          <w:i/>
-          <w:iCs/>
-          <w:lang w:val="en-US"/>
-        </w:rPr>
-        <w:t>xml</w:t>
-      </w:r>
-      <w:r>
-        <w:rPr>
-          <w:i/>
-          <w:iCs/>
-        </w:rPr>
-        <w:t xml:space="preserve">, </w:t>
-      </w:r>
-      <w:proofErr w:type="spellStart"/>
-      <w:r>
-        <w:rPr>
-          <w:i/>
-          <w:iCs/>
-          <w:lang w:val="en-US"/>
-        </w:rPr>
-        <w:t>protoss</w:t>
-      </w:r>
-      <w:proofErr w:type="spellEnd"/>
-      <w:r>
-        <w:rPr>
-          <w:i/>
-          <w:iCs/>
-        </w:rPr>
-        <w:t>.</w:t>
-      </w:r>
-      <w:r>
-        <w:rPr>
-          <w:i/>
-          <w:iCs/>
-          <w:lang w:val="en-US"/>
-        </w:rPr>
-        <w:t>xml</w:t>
-      </w:r>
-      <w:r>
-        <w:rPr>
-          <w:i/>
-          <w:iCs/>
-        </w:rPr>
-        <w:t>.</w:t>
-      </w:r>
-    </w:p>
-    <w:p>
-      <w:pPr>
+      <w:r>
+        <w:t xml:space="preserve">то следует создать отдельный </w:t>
+      </w:r>
+      <w:r>
         <w:rPr>
           <w:b/>
           <w:bCs/>
-        </w:rPr>
-      </w:pPr>
-    </w:p>
-    <w:p>
-      <w:pPr>
-        <w:ind w:firstLine="708"/>
-        <w:rPr>
-          <w:i/>
-          <w:iCs/>
-        </w:rPr>
-      </w:pPr>
-      <w:r>
-        <w:t>Если</w:t>
-      </w:r>
-      <w:r>
-        <w:t xml:space="preserve">, </w:t>
-      </w:r>
-      <w:r>
-        <w:t>по какой-то причине</w:t>
-      </w:r>
-      <w:r>
-        <w:t xml:space="preserve">, </w:t>
-      </w:r>
-      <w:r>
-        <w:t>не удаётся классифицировать единицу в одну из этих трёх стандартных рас</w:t>
-      </w:r>
-      <w:r>
-        <w:t xml:space="preserve">, </w:t>
-      </w:r>
-      <w:r>
-        <w:t xml:space="preserve">и есть необходимость выделить </w:t>
-      </w:r>
-      <w:proofErr w:type="gramStart"/>
-      <w:r>
-        <w:t>какие-то данные</w:t>
-      </w:r>
-      <w:proofErr w:type="gramEnd"/>
-      <w:r>
-        <w:t xml:space="preserve"> распространяемые на конкретную фракцию</w:t>
-      </w:r>
-      <w:r>
-        <w:t xml:space="preserve">, </w:t>
-      </w:r>
-      <w:r>
-        <w:t xml:space="preserve">то следует создать отдельный </w:t>
+          <w:lang w:val="en-US"/>
+        </w:rPr>
+        <w:t>XML</w:t>
       </w:r>
       <w:r>
         <w:rPr>
           <w:b/>
           <w:bCs/>
-          <w:lang w:val="en-US"/>
-        </w:rPr>
-        <w:t>XML</w:t>
-      </w:r>
-      <w:r>
-        <w:rPr>
-          <w:b/>
-          <w:bCs/>
-        </w:rPr>
+        </w:rPr>
+        <w:t xml:space="preserve"> файл</w:t>
+      </w:r>
+      <w:r>
+        <w:t xml:space="preserve"> с названием фракции</w:t>
+      </w:r>
+      <w:r>
+        <w:t xml:space="preserve">, </w:t>
+      </w:r>
+      <w:r>
+        <w:t>и расположить её внутри папки этой фракции</w:t>
+      </w:r>
+      <w:r>
+        <w:t xml:space="preserve">. </w:t>
+      </w:r>
+      <w:r>
+        <w:t>Пример</w:t>
+      </w:r>
+      <w:r>
+        <w:t>:</w:t>
+      </w:r>
+      <w:r>
         <w:t xml:space="preserve"> </w:t>
       </w:r>
-      <w:r>
-        <w:rPr>
-          <w:b/>
-          <w:bCs/>
-        </w:rPr>
-        <w:t>файл</w:t>
-      </w:r>
-      <w:r>
-        <w:t xml:space="preserve"> с названием фракции</w:t>
-      </w:r>
-      <w:r>
-        <w:t xml:space="preserve">, </w:t>
-      </w:r>
-      <w:r>
-        <w:t>и расположить её внутри папки этой фракции</w:t>
-      </w:r>
-      <w:r>
-        <w:t xml:space="preserve">. </w:t>
-      </w:r>
-      <w:r>
-        <w:t>Пример</w:t>
-      </w:r>
-      <w:r>
-        <w:t>:</w:t>
-      </w:r>
-      <w:r>
-        <w:t xml:space="preserve"> </w:t>
-      </w:r>
       <w:proofErr w:type="spellStart"/>
       <w:r>
         <w:rPr>
@@ -4878,15 +5221,7 @@
           <w:iCs/>
           <w:lang w:val="en-US"/>
         </w:rPr>
-        <w:t>Khala</w:t>
-      </w:r>
-      <w:r>
-        <w:rPr>
-          <w:i/>
-          <w:iCs/>
-          <w:lang w:val="en-US"/>
-        </w:rPr>
-        <w:t>i</w:t>
+        <w:t>Khalai</w:t>
       </w:r>
       <w:proofErr w:type="spellEnd"/>
       <w:r>
@@ -4941,11 +5276,11 @@
       <w:pPr>
         <w:pStyle w:val="2"/>
       </w:pPr>
-      <w:bookmarkStart w:id="14" w:name="_Toc231593282"/>
+      <w:bookmarkStart w:id="15" w:name="_Toc235355357"/>
       <w:r>
         <w:t>Корректность наследования</w:t>
       </w:r>
-      <w:bookmarkEnd w:id="14"/>
+      <w:bookmarkEnd w:id="15"/>
     </w:p>
     <w:p>
       <w:r>
@@ -6270,7 +6605,1302 @@
         <w:t>&gt;</w:t>
       </w:r>
     </w:p>
+    <w:p>
+      <w:pPr>
+        <w:pStyle w:val="1"/>
+      </w:pPr>
+      <w:bookmarkStart w:id="16" w:name="_Toc235354644"/>
+      <w:bookmarkStart w:id="17" w:name="_Toc235355358"/>
+      <w:r>
+        <w:lastRenderedPageBreak/>
+        <w:t>Локализация</w:t>
+      </w:r>
+      <w:bookmarkEnd w:id="16"/>
+      <w:bookmarkEnd w:id="17"/>
+    </w:p>
     <w:p/>
+    <w:p>
+      <w:r>
+        <w:tab/>
+        <w:t xml:space="preserve">Файлы локализации должны быть распределены по папкам с названиями </w:t>
+      </w:r>
+      <w:proofErr w:type="spellStart"/>
+      <w:r>
+        <w:rPr>
+          <w:i/>
+          <w:iCs/>
+          <w:lang w:val="en-US"/>
+        </w:rPr>
+        <w:t>ruRU</w:t>
+      </w:r>
+      <w:proofErr w:type="spellEnd"/>
+      <w:r>
+        <w:rPr>
+          <w:i/>
+          <w:iCs/>
+        </w:rPr>
+        <w:t>.</w:t>
+      </w:r>
+      <w:r>
+        <w:rPr>
+          <w:i/>
+          <w:iCs/>
+          <w:lang w:val="en-US"/>
+        </w:rPr>
+        <w:t>SC</w:t>
+      </w:r>
+      <w:r>
+        <w:rPr>
+          <w:i/>
+          <w:iCs/>
+        </w:rPr>
+        <w:t>2</w:t>
+      </w:r>
+      <w:r>
+        <w:rPr>
+          <w:i/>
+          <w:iCs/>
+          <w:lang w:val="en-US"/>
+        </w:rPr>
+        <w:t>Data</w:t>
+      </w:r>
+      <w:r>
+        <w:rPr>
+          <w:i/>
+          <w:iCs/>
+        </w:rPr>
+        <w:t>/</w:t>
+      </w:r>
+      <w:r>
+        <w:t xml:space="preserve"> для русских текстов</w:t>
+      </w:r>
+      <w:r>
+        <w:t xml:space="preserve">; </w:t>
+      </w:r>
+      <w:proofErr w:type="spellStart"/>
+      <w:r>
+        <w:rPr>
+          <w:i/>
+          <w:iCs/>
+          <w:lang w:val="en-US"/>
+        </w:rPr>
+        <w:t>enUS</w:t>
+      </w:r>
+      <w:proofErr w:type="spellEnd"/>
+      <w:r>
+        <w:rPr>
+          <w:i/>
+          <w:iCs/>
+        </w:rPr>
+        <w:t>.</w:t>
+      </w:r>
+      <w:r>
+        <w:rPr>
+          <w:i/>
+          <w:iCs/>
+          <w:lang w:val="en-US"/>
+        </w:rPr>
+        <w:t>SC</w:t>
+      </w:r>
+      <w:r>
+        <w:rPr>
+          <w:i/>
+          <w:iCs/>
+        </w:rPr>
+        <w:t>2</w:t>
+      </w:r>
+      <w:r>
+        <w:rPr>
+          <w:i/>
+          <w:iCs/>
+          <w:lang w:val="en-US"/>
+        </w:rPr>
+        <w:t>Data</w:t>
+      </w:r>
+      <w:r>
+        <w:rPr>
+          <w:i/>
+          <w:iCs/>
+        </w:rPr>
+        <w:t>/</w:t>
+      </w:r>
+      <w:r>
+        <w:t xml:space="preserve"> для английских текстов</w:t>
+      </w:r>
+      <w:r>
+        <w:t>,</w:t>
+      </w:r>
+      <w:r>
+        <w:t xml:space="preserve"> должны быть размещены непосредственно внутри папки единицы</w:t>
+      </w:r>
+      <w:r>
+        <w:t xml:space="preserve">, </w:t>
+      </w:r>
+      <w:r>
+        <w:t xml:space="preserve">рядом с </w:t>
+      </w:r>
+      <w:r>
+        <w:rPr>
+          <w:lang w:val="en-US"/>
+        </w:rPr>
+        <w:t>xml</w:t>
+      </w:r>
+      <w:r>
+        <w:t>-файлом единицы</w:t>
+      </w:r>
+      <w:r>
+        <w:t>,</w:t>
+      </w:r>
+      <w:r>
+        <w:t xml:space="preserve"> </w:t>
+      </w:r>
+      <w:r>
+        <w:t>а также должны включать следующие типы</w:t>
+      </w:r>
+      <w:r>
+        <w:t xml:space="preserve"> </w:t>
+      </w:r>
+      <w:r>
+        <w:t>текстовых файлов</w:t>
+      </w:r>
+      <w:r>
+        <w:t>:</w:t>
+      </w:r>
+    </w:p>
+    <w:p>
+      <w:pPr>
+        <w:pStyle w:val="a4"/>
+        <w:numPr>
+          <w:ilvl w:val="0"/>
+          <w:numId w:val="10"/>
+        </w:numPr>
+        <w:rPr>
+          <w:b/>
+          <w:bCs/>
+        </w:rPr>
+      </w:pPr>
+      <w:proofErr w:type="spellStart"/>
+      <w:r>
+        <w:rPr>
+          <w:b/>
+          <w:bCs/>
+          <w:lang w:val="en-US"/>
+        </w:rPr>
+        <w:t>GameStrings</w:t>
+      </w:r>
+      <w:proofErr w:type="spellEnd"/>
+      <w:r>
+        <w:rPr>
+          <w:b/>
+          <w:bCs/>
+        </w:rPr>
+        <w:t>.</w:t>
+      </w:r>
+      <w:r>
+        <w:rPr>
+          <w:b/>
+          <w:bCs/>
+          <w:lang w:val="en-US"/>
+        </w:rPr>
+        <w:t>txt</w:t>
+      </w:r>
+      <w:r>
+        <w:t xml:space="preserve">, </w:t>
+      </w:r>
+      <w:r>
+        <w:t>должен включать весь игровой текст</w:t>
+      </w:r>
+      <w:r>
+        <w:t xml:space="preserve">, </w:t>
+      </w:r>
+      <w:r>
+        <w:t>что должен отображаться в самой игре для игрока</w:t>
+      </w:r>
+    </w:p>
+    <w:p>
+      <w:pPr>
+        <w:pStyle w:val="a4"/>
+        <w:numPr>
+          <w:ilvl w:val="0"/>
+          <w:numId w:val="10"/>
+        </w:numPr>
+        <w:rPr>
+          <w:b/>
+          <w:bCs/>
+        </w:rPr>
+      </w:pPr>
+      <w:proofErr w:type="spellStart"/>
+      <w:r>
+        <w:rPr>
+          <w:b/>
+          <w:bCs/>
+          <w:lang w:val="en-US"/>
+        </w:rPr>
+        <w:t>ObjectStrings</w:t>
+      </w:r>
+      <w:proofErr w:type="spellEnd"/>
+      <w:r>
+        <w:rPr>
+          <w:b/>
+          <w:bCs/>
+        </w:rPr>
+        <w:t>.</w:t>
+      </w:r>
+      <w:r>
+        <w:rPr>
+          <w:b/>
+          <w:bCs/>
+          <w:lang w:val="en-US"/>
+        </w:rPr>
+        <w:t>txt</w:t>
+      </w:r>
+      <w:r>
+        <w:t xml:space="preserve">, </w:t>
+      </w:r>
+      <w:r>
+        <w:t>должен включать названия всех объектов данных</w:t>
+      </w:r>
+      <w:r>
+        <w:t xml:space="preserve">, </w:t>
+      </w:r>
+      <w:r>
+        <w:t>созданных для редактора</w:t>
+      </w:r>
+      <w:r>
+        <w:t xml:space="preserve">, </w:t>
+      </w:r>
+      <w:r>
+        <w:t>а также при необходимости и все суффиксы</w:t>
+      </w:r>
+      <w:r>
+        <w:t>/</w:t>
+      </w:r>
+      <w:r>
+        <w:t>префиксы любого объекта данных</w:t>
+      </w:r>
+    </w:p>
+    <w:p>
+      <w:pPr>
+        <w:pStyle w:val="a4"/>
+        <w:numPr>
+          <w:ilvl w:val="0"/>
+          <w:numId w:val="10"/>
+        </w:numPr>
+        <w:rPr>
+          <w:b/>
+          <w:bCs/>
+        </w:rPr>
+      </w:pPr>
+      <w:proofErr w:type="spellStart"/>
+      <w:r>
+        <w:rPr>
+          <w:b/>
+          <w:bCs/>
+          <w:lang w:val="en-US"/>
+        </w:rPr>
+        <w:t>GameHotkeys</w:t>
+      </w:r>
+      <w:proofErr w:type="spellEnd"/>
+      <w:r>
+        <w:rPr>
+          <w:b/>
+          <w:bCs/>
+        </w:rPr>
+        <w:t>.</w:t>
+      </w:r>
+      <w:r>
+        <w:rPr>
+          <w:b/>
+          <w:bCs/>
+          <w:lang w:val="en-US"/>
+        </w:rPr>
+        <w:t>txt</w:t>
+      </w:r>
+      <w:r>
+        <w:t xml:space="preserve">, </w:t>
+      </w:r>
+      <w:r>
+        <w:t xml:space="preserve">должен включать все горячие клавиши определяемые для кнопок </w:t>
+      </w:r>
+      <w:r>
+        <w:t>(</w:t>
+      </w:r>
+      <w:r>
+        <w:rPr>
+          <w:i/>
+          <w:iCs/>
+          <w:lang w:val="en-US"/>
+        </w:rPr>
+        <w:t>Button</w:t>
+      </w:r>
+      <w:r>
+        <w:rPr>
+          <w:i/>
+          <w:iCs/>
+        </w:rPr>
+        <w:t>/</w:t>
+      </w:r>
+      <w:r>
+        <w:rPr>
+          <w:i/>
+          <w:iCs/>
+          <w:lang w:val="en-US"/>
+        </w:rPr>
+        <w:t>Hotkeys</w:t>
+      </w:r>
+      <w:r>
+        <w:rPr>
+          <w:i/>
+          <w:iCs/>
+        </w:rPr>
+        <w:t>/##</w:t>
+      </w:r>
+      <w:r>
+        <w:rPr>
+          <w:i/>
+          <w:iCs/>
+          <w:lang w:val="en-US"/>
+        </w:rPr>
+        <w:t>id</w:t>
+      </w:r>
+      <w:r>
+        <w:rPr>
+          <w:i/>
+          <w:iCs/>
+        </w:rPr>
+        <w:t>##</w:t>
+      </w:r>
+      <w:r>
+        <w:t>)</w:t>
+      </w:r>
+    </w:p>
+    <w:p>
+      <w:r>
+        <w:t>Ниже перечислен распределенной список</w:t>
+      </w:r>
+      <w:r>
+        <w:t xml:space="preserve">, </w:t>
+      </w:r>
+      <w:r>
+        <w:t>определяющий какие типы строк к каким файлам относятся</w:t>
+      </w:r>
+      <w:r>
+        <w:t>:</w:t>
+      </w:r>
+    </w:p>
+    <w:p>
+      <w:pPr>
+        <w:rPr>
+          <w:i/>
+          <w:iCs/>
+        </w:rPr>
+      </w:pPr>
+      <w:r>
+        <w:rPr>
+          <w:i/>
+          <w:iCs/>
+        </w:rPr>
+        <w:t xml:space="preserve">Символ </w:t>
+      </w:r>
+      <w:r>
+        <w:rPr>
+          <w:i/>
+          <w:iCs/>
+        </w:rPr>
+        <w:t xml:space="preserve">“*” </w:t>
+      </w:r>
+      <w:r>
+        <w:rPr>
+          <w:i/>
+          <w:iCs/>
+        </w:rPr>
+        <w:t>означает идентификатор объекта</w:t>
+      </w:r>
+      <w:r>
+        <w:rPr>
+          <w:i/>
+          <w:iCs/>
+        </w:rPr>
+        <w:t xml:space="preserve">, </w:t>
+      </w:r>
+      <w:r>
+        <w:rPr>
+          <w:i/>
+          <w:iCs/>
+        </w:rPr>
+        <w:t>для которого используется текстовый ключ</w:t>
+      </w:r>
+      <w:r>
+        <w:rPr>
+          <w:i/>
+          <w:iCs/>
+        </w:rPr>
+        <w:t xml:space="preserve">, </w:t>
+      </w:r>
+      <w:r>
+        <w:rPr>
+          <w:i/>
+          <w:iCs/>
+        </w:rPr>
+        <w:t xml:space="preserve">например для единицы </w:t>
+      </w:r>
+      <w:r>
+        <w:rPr>
+          <w:i/>
+          <w:iCs/>
+        </w:rPr>
+        <w:t>&lt;</w:t>
+      </w:r>
+      <w:proofErr w:type="spellStart"/>
+      <w:r>
+        <w:rPr>
+          <w:i/>
+          <w:iCs/>
+          <w:lang w:val="en-US"/>
+        </w:rPr>
+        <w:t>CUnit</w:t>
+      </w:r>
+      <w:proofErr w:type="spellEnd"/>
+      <w:r>
+        <w:rPr>
+          <w:i/>
+          <w:iCs/>
+        </w:rPr>
+        <w:t xml:space="preserve"> </w:t>
+      </w:r>
+      <w:r>
+        <w:rPr>
+          <w:i/>
+          <w:iCs/>
+          <w:lang w:val="en-US"/>
+        </w:rPr>
+        <w:t>id</w:t>
+      </w:r>
+      <w:proofErr w:type="gramStart"/>
+      <w:r>
+        <w:rPr>
+          <w:i/>
+          <w:iCs/>
+        </w:rPr>
+        <w:t>=”</w:t>
+      </w:r>
+      <w:r>
+        <w:rPr>
+          <w:i/>
+          <w:iCs/>
+          <w:lang w:val="en-US"/>
+        </w:rPr>
+        <w:t>Marine</w:t>
+      </w:r>
+      <w:proofErr w:type="gramEnd"/>
+      <w:r>
+        <w:rPr>
+          <w:i/>
+          <w:iCs/>
+        </w:rPr>
+        <w:t xml:space="preserve">”/&gt; </w:t>
+      </w:r>
+      <w:r>
+        <w:rPr>
+          <w:i/>
+          <w:iCs/>
+        </w:rPr>
+        <w:t xml:space="preserve">строка имеет вид </w:t>
+      </w:r>
+      <w:r>
+        <w:rPr>
+          <w:i/>
+          <w:iCs/>
+        </w:rPr>
+        <w:t>“</w:t>
+      </w:r>
+      <w:r>
+        <w:rPr>
+          <w:i/>
+          <w:iCs/>
+          <w:lang w:val="en-US"/>
+        </w:rPr>
+        <w:t>Unit</w:t>
+      </w:r>
+      <w:r>
+        <w:rPr>
+          <w:i/>
+          <w:iCs/>
+        </w:rPr>
+        <w:t>/</w:t>
+      </w:r>
+      <w:r>
+        <w:rPr>
+          <w:i/>
+          <w:iCs/>
+          <w:lang w:val="en-US"/>
+        </w:rPr>
+        <w:t>Name</w:t>
+      </w:r>
+      <w:r>
+        <w:rPr>
+          <w:i/>
+          <w:iCs/>
+        </w:rPr>
+        <w:t>/</w:t>
+      </w:r>
+      <w:r>
+        <w:rPr>
+          <w:i/>
+          <w:iCs/>
+          <w:lang w:val="en-US"/>
+        </w:rPr>
+        <w:t>Marine</w:t>
+      </w:r>
+      <w:r>
+        <w:rPr>
+          <w:i/>
+          <w:iCs/>
+        </w:rPr>
+        <w:t>”</w:t>
+      </w:r>
+      <w:r>
+        <w:rPr>
+          <w:i/>
+          <w:iCs/>
+        </w:rPr>
+        <w:t>)</w:t>
+      </w:r>
+    </w:p>
+    <w:p>
+      <w:pPr>
+        <w:pStyle w:val="3"/>
+        <w:rPr>
+          <w:lang w:val="en-US"/>
+        </w:rPr>
+      </w:pPr>
+      <w:bookmarkStart w:id="18" w:name="_Toc235354645"/>
+      <w:bookmarkStart w:id="19" w:name="_Toc235355359"/>
+      <w:r>
+        <w:rPr>
+          <w:lang w:val="en-US"/>
+        </w:rPr>
+        <w:t>GameStrings.txt</w:t>
+      </w:r>
+      <w:bookmarkEnd w:id="18"/>
+      <w:bookmarkEnd w:id="19"/>
+    </w:p>
+    <w:p>
+      <w:pPr>
+        <w:pStyle w:val="a4"/>
+        <w:numPr>
+          <w:ilvl w:val="0"/>
+          <w:numId w:val="10"/>
+        </w:numPr>
+        <w:rPr>
+          <w:lang w:val="en-US"/>
+        </w:rPr>
+      </w:pPr>
+      <w:r>
+        <w:rPr>
+          <w:lang w:val="en-US"/>
+        </w:rPr>
+        <w:t>Button/Name/*</w:t>
+      </w:r>
+    </w:p>
+    <w:p>
+      <w:pPr>
+        <w:pStyle w:val="a4"/>
+        <w:numPr>
+          <w:ilvl w:val="0"/>
+          <w:numId w:val="10"/>
+        </w:numPr>
+        <w:rPr>
+          <w:lang w:val="en-US"/>
+        </w:rPr>
+      </w:pPr>
+      <w:r>
+        <w:rPr>
+          <w:lang w:val="en-US"/>
+        </w:rPr>
+        <w:t>Button/Tooltip/*</w:t>
+      </w:r>
+    </w:p>
+    <w:p>
+      <w:pPr>
+        <w:pStyle w:val="a4"/>
+        <w:numPr>
+          <w:ilvl w:val="0"/>
+          <w:numId w:val="10"/>
+        </w:numPr>
+        <w:rPr>
+          <w:lang w:val="en-US"/>
+        </w:rPr>
+      </w:pPr>
+      <w:r>
+        <w:rPr>
+          <w:lang w:val="en-US"/>
+        </w:rPr>
+        <w:t>Behavior/Name/*</w:t>
+      </w:r>
+    </w:p>
+    <w:p>
+      <w:pPr>
+        <w:pStyle w:val="a4"/>
+        <w:numPr>
+          <w:ilvl w:val="0"/>
+          <w:numId w:val="10"/>
+        </w:numPr>
+        <w:rPr>
+          <w:lang w:val="en-US"/>
+        </w:rPr>
+      </w:pPr>
+      <w:r>
+        <w:rPr>
+          <w:lang w:val="en-US"/>
+        </w:rPr>
+        <w:t>Behavior/Tooltip/*</w:t>
+      </w:r>
+    </w:p>
+    <w:p>
+      <w:pPr>
+        <w:pStyle w:val="a4"/>
+        <w:numPr>
+          <w:ilvl w:val="0"/>
+          <w:numId w:val="10"/>
+        </w:numPr>
+        <w:rPr>
+          <w:lang w:val="en-US"/>
+        </w:rPr>
+      </w:pPr>
+      <w:r>
+        <w:rPr>
+          <w:lang w:val="en-US"/>
+        </w:rPr>
+        <w:t>Unit/Name/*</w:t>
+      </w:r>
+    </w:p>
+    <w:p>
+      <w:pPr>
+        <w:pStyle w:val="a4"/>
+        <w:numPr>
+          <w:ilvl w:val="0"/>
+          <w:numId w:val="10"/>
+        </w:numPr>
+        <w:rPr>
+          <w:lang w:val="en-US"/>
+        </w:rPr>
+      </w:pPr>
+      <w:proofErr w:type="spellStart"/>
+      <w:r>
+        <w:rPr>
+          <w:lang w:val="en-US"/>
+        </w:rPr>
+        <w:t>UnitKillRank</w:t>
+      </w:r>
+      <w:proofErr w:type="spellEnd"/>
+      <w:r>
+        <w:rPr>
+          <w:lang w:val="en-US"/>
+        </w:rPr>
+        <w:t>/*</w:t>
+      </w:r>
+    </w:p>
+    <w:p>
+      <w:pPr>
+        <w:pStyle w:val="a4"/>
+        <w:numPr>
+          <w:ilvl w:val="0"/>
+          <w:numId w:val="10"/>
+        </w:numPr>
+        <w:rPr>
+          <w:lang w:val="en-US"/>
+        </w:rPr>
+      </w:pPr>
+      <w:r>
+        <w:rPr>
+          <w:lang w:val="en-US"/>
+        </w:rPr>
+        <w:t>Weapon/Name/*</w:t>
+      </w:r>
+    </w:p>
+    <w:p>
+      <w:pPr>
+        <w:pStyle w:val="a4"/>
+        <w:numPr>
+          <w:ilvl w:val="0"/>
+          <w:numId w:val="10"/>
+        </w:numPr>
+        <w:rPr>
+          <w:lang w:val="en-US"/>
+        </w:rPr>
+      </w:pPr>
+      <w:r>
+        <w:rPr>
+          <w:lang w:val="en-US"/>
+        </w:rPr>
+        <w:t>Weapon/Tip/*</w:t>
+      </w:r>
+    </w:p>
+    <w:p>
+      <w:pPr>
+        <w:pStyle w:val="a4"/>
+        <w:numPr>
+          <w:ilvl w:val="0"/>
+          <w:numId w:val="10"/>
+        </w:numPr>
+        <w:rPr>
+          <w:lang w:val="en-US"/>
+        </w:rPr>
+      </w:pPr>
+      <w:proofErr w:type="spellStart"/>
+      <w:r>
+        <w:rPr>
+          <w:lang w:val="en-US"/>
+        </w:rPr>
+        <w:t>RequirementNode</w:t>
+      </w:r>
+      <w:proofErr w:type="spellEnd"/>
+      <w:r>
+        <w:rPr>
+          <w:lang w:val="en-US"/>
+        </w:rPr>
+        <w:t>/Tooltip/*</w:t>
+      </w:r>
+    </w:p>
+    <w:p>
+      <w:pPr>
+        <w:pStyle w:val="3"/>
+        <w:rPr>
+          <w:lang w:val="en-US"/>
+        </w:rPr>
+      </w:pPr>
+      <w:bookmarkStart w:id="20" w:name="_Toc235354646"/>
+      <w:bookmarkStart w:id="21" w:name="_Toc235355360"/>
+      <w:r>
+        <w:rPr>
+          <w:lang w:val="en-US"/>
+        </w:rPr>
+        <w:t>ObjectStrings.txt</w:t>
+      </w:r>
+      <w:bookmarkEnd w:id="20"/>
+      <w:bookmarkEnd w:id="21"/>
+    </w:p>
+    <w:p>
+      <w:pPr>
+        <w:rPr>
+          <w:i/>
+          <w:iCs/>
+          <w:lang w:val="en-US"/>
+        </w:rPr>
+      </w:pPr>
+      <w:r>
+        <w:rPr>
+          <w:lang w:val="en-US"/>
+        </w:rPr>
+        <w:tab/>
+      </w:r>
+      <w:r>
+        <w:rPr>
+          <w:i/>
+          <w:iCs/>
+          <w:lang w:val="en-US"/>
+        </w:rPr>
+        <w:t>(</w:t>
+      </w:r>
+      <w:r>
+        <w:rPr>
+          <w:i/>
+          <w:iCs/>
+        </w:rPr>
+        <w:t>Все</w:t>
+      </w:r>
+      <w:r>
+        <w:rPr>
+          <w:i/>
+          <w:iCs/>
+          <w:lang w:val="en-US"/>
+        </w:rPr>
+        <w:t xml:space="preserve"> </w:t>
+      </w:r>
+      <w:r>
+        <w:rPr>
+          <w:i/>
+          <w:iCs/>
+        </w:rPr>
+        <w:t>суффиксы</w:t>
+      </w:r>
+      <w:r>
+        <w:rPr>
+          <w:i/>
+          <w:iCs/>
+          <w:lang w:val="en-US"/>
+        </w:rPr>
+        <w:t xml:space="preserve"> </w:t>
+      </w:r>
+      <w:r>
+        <w:rPr>
+          <w:i/>
+          <w:iCs/>
+        </w:rPr>
+        <w:t>и</w:t>
+      </w:r>
+      <w:r>
+        <w:rPr>
+          <w:i/>
+          <w:iCs/>
+          <w:lang w:val="en-US"/>
+        </w:rPr>
+        <w:t xml:space="preserve"> </w:t>
+      </w:r>
+      <w:r>
+        <w:rPr>
+          <w:i/>
+          <w:iCs/>
+        </w:rPr>
+        <w:t>префиксы</w:t>
+      </w:r>
+      <w:r>
+        <w:rPr>
+          <w:i/>
+          <w:iCs/>
+          <w:lang w:val="en-US"/>
+        </w:rPr>
+        <w:t xml:space="preserve"> </w:t>
+      </w:r>
+      <w:r>
+        <w:rPr>
+          <w:i/>
+          <w:iCs/>
+        </w:rPr>
+        <w:t>любых</w:t>
+      </w:r>
+      <w:r>
+        <w:rPr>
+          <w:i/>
+          <w:iCs/>
+          <w:lang w:val="en-US"/>
+        </w:rPr>
+        <w:t xml:space="preserve"> </w:t>
+      </w:r>
+      <w:r>
+        <w:rPr>
+          <w:i/>
+          <w:iCs/>
+        </w:rPr>
+        <w:t>объектов</w:t>
+      </w:r>
+      <w:r>
+        <w:rPr>
+          <w:i/>
+          <w:iCs/>
+          <w:lang w:val="en-US"/>
+        </w:rPr>
+        <w:t xml:space="preserve">, </w:t>
+      </w:r>
+      <w:r>
+        <w:rPr>
+          <w:i/>
+          <w:iCs/>
+          <w:lang w:val="en-US"/>
+        </w:rPr>
+        <w:t>Catalog/</w:t>
+      </w:r>
+      <w:proofErr w:type="spellStart"/>
+      <w:r>
+        <w:rPr>
+          <w:i/>
+          <w:iCs/>
+          <w:lang w:val="en-US"/>
+        </w:rPr>
+        <w:t>EditorSuffix</w:t>
+      </w:r>
+      <w:proofErr w:type="spellEnd"/>
+      <w:r>
+        <w:rPr>
+          <w:i/>
+          <w:iCs/>
+          <w:lang w:val="en-US"/>
+        </w:rPr>
+        <w:t>/*</w:t>
+      </w:r>
+      <w:r>
+        <w:rPr>
+          <w:i/>
+          <w:iCs/>
+          <w:lang w:val="en-US"/>
+        </w:rPr>
+        <w:t xml:space="preserve">; </w:t>
+      </w:r>
+      <w:r>
+        <w:rPr>
+          <w:i/>
+          <w:iCs/>
+          <w:lang w:val="en-US"/>
+        </w:rPr>
+        <w:t>Catalog/</w:t>
+      </w:r>
+      <w:proofErr w:type="spellStart"/>
+      <w:r>
+        <w:rPr>
+          <w:i/>
+          <w:iCs/>
+          <w:lang w:val="en-US"/>
+        </w:rPr>
+        <w:t>EditorPrefix</w:t>
+      </w:r>
+      <w:proofErr w:type="spellEnd"/>
+      <w:r>
+        <w:rPr>
+          <w:i/>
+          <w:iCs/>
+          <w:lang w:val="en-US"/>
+        </w:rPr>
+        <w:t>/*</w:t>
+      </w:r>
+      <w:r>
+        <w:rPr>
+          <w:i/>
+          <w:iCs/>
+          <w:lang w:val="en-US"/>
+        </w:rPr>
+        <w:t>)</w:t>
+      </w:r>
+    </w:p>
+    <w:p>
+      <w:pPr>
+        <w:pStyle w:val="a4"/>
+        <w:numPr>
+          <w:ilvl w:val="0"/>
+          <w:numId w:val="10"/>
+        </w:numPr>
+        <w:rPr>
+          <w:lang w:val="en-US"/>
+        </w:rPr>
+      </w:pPr>
+      <w:proofErr w:type="spellStart"/>
+      <w:r>
+        <w:rPr>
+          <w:lang w:val="en-US"/>
+        </w:rPr>
+        <w:t>Abil</w:t>
+      </w:r>
+      <w:proofErr w:type="spellEnd"/>
+      <w:r>
+        <w:rPr>
+          <w:lang w:val="en-US"/>
+        </w:rPr>
+        <w:t>/Name/*</w:t>
+      </w:r>
+    </w:p>
+    <w:p>
+      <w:pPr>
+        <w:pStyle w:val="a4"/>
+        <w:numPr>
+          <w:ilvl w:val="0"/>
+          <w:numId w:val="10"/>
+        </w:numPr>
+        <w:rPr>
+          <w:lang w:val="en-US"/>
+        </w:rPr>
+      </w:pPr>
+      <w:r>
+        <w:rPr>
+          <w:lang w:val="en-US"/>
+        </w:rPr>
+        <w:t>Accumulator/Name/*</w:t>
+      </w:r>
+    </w:p>
+    <w:p>
+      <w:pPr>
+        <w:pStyle w:val="a4"/>
+        <w:numPr>
+          <w:ilvl w:val="0"/>
+          <w:numId w:val="10"/>
+        </w:numPr>
+        <w:rPr>
+          <w:lang w:val="en-US"/>
+        </w:rPr>
+      </w:pPr>
+      <w:r>
+        <w:rPr>
+          <w:lang w:val="en-US"/>
+        </w:rPr>
+        <w:t>Actor/Name/*</w:t>
+      </w:r>
+    </w:p>
+    <w:p>
+      <w:pPr>
+        <w:pStyle w:val="a4"/>
+        <w:numPr>
+          <w:ilvl w:val="0"/>
+          <w:numId w:val="10"/>
+        </w:numPr>
+        <w:rPr>
+          <w:lang w:val="en-US"/>
+        </w:rPr>
+      </w:pPr>
+      <w:proofErr w:type="spellStart"/>
+      <w:r>
+        <w:rPr>
+          <w:lang w:val="en-US"/>
+        </w:rPr>
+        <w:t>DataCollection</w:t>
+      </w:r>
+      <w:proofErr w:type="spellEnd"/>
+      <w:r>
+        <w:rPr>
+          <w:lang w:val="en-US"/>
+        </w:rPr>
+        <w:t>/Name/*</w:t>
+      </w:r>
+    </w:p>
+    <w:p>
+      <w:pPr>
+        <w:pStyle w:val="a4"/>
+        <w:numPr>
+          <w:ilvl w:val="0"/>
+          <w:numId w:val="10"/>
+        </w:numPr>
+        <w:rPr>
+          <w:lang w:val="en-US"/>
+        </w:rPr>
+      </w:pPr>
+      <w:proofErr w:type="spellStart"/>
+      <w:r>
+        <w:rPr>
+          <w:lang w:val="en-US"/>
+        </w:rPr>
+        <w:t>DataCollectionPattern</w:t>
+      </w:r>
+      <w:proofErr w:type="spellEnd"/>
+      <w:r>
+        <w:rPr>
+          <w:lang w:val="en-US"/>
+        </w:rPr>
+        <w:t>/Name/*</w:t>
+      </w:r>
+    </w:p>
+    <w:p>
+      <w:pPr>
+        <w:pStyle w:val="a4"/>
+        <w:numPr>
+          <w:ilvl w:val="0"/>
+          <w:numId w:val="10"/>
+        </w:numPr>
+        <w:rPr>
+          <w:lang w:val="en-US"/>
+        </w:rPr>
+      </w:pPr>
+      <w:proofErr w:type="spellStart"/>
+      <w:r>
+        <w:rPr>
+          <w:lang w:val="en-US"/>
+        </w:rPr>
+        <w:t>DataCollectionPattern</w:t>
+      </w:r>
+      <w:proofErr w:type="spellEnd"/>
+      <w:r>
+        <w:rPr>
+          <w:lang w:val="en-US"/>
+        </w:rPr>
+        <w:t>/</w:t>
+      </w:r>
+      <w:proofErr w:type="spellStart"/>
+      <w:r>
+        <w:rPr>
+          <w:lang w:val="en-US"/>
+        </w:rPr>
+        <w:t>NameOverride</w:t>
+      </w:r>
+      <w:proofErr w:type="spellEnd"/>
+      <w:r>
+        <w:rPr>
+          <w:lang w:val="en-US"/>
+        </w:rPr>
+        <w:t>/*</w:t>
+      </w:r>
+    </w:p>
+    <w:p>
+      <w:pPr>
+        <w:pStyle w:val="a4"/>
+        <w:numPr>
+          <w:ilvl w:val="0"/>
+          <w:numId w:val="10"/>
+        </w:numPr>
+        <w:rPr>
+          <w:lang w:val="en-US"/>
+        </w:rPr>
+      </w:pPr>
+      <w:r>
+        <w:rPr>
+          <w:lang w:val="en-US"/>
+        </w:rPr>
+        <w:t>Effect/Name/*</w:t>
+      </w:r>
+    </w:p>
+    <w:p>
+      <w:pPr>
+        <w:pStyle w:val="a4"/>
+        <w:numPr>
+          <w:ilvl w:val="0"/>
+          <w:numId w:val="10"/>
+        </w:numPr>
+        <w:rPr>
+          <w:lang w:val="en-US"/>
+        </w:rPr>
+      </w:pPr>
+      <w:r>
+        <w:rPr>
+          <w:lang w:val="en-US"/>
+        </w:rPr>
+        <w:t>Light/Name/*</w:t>
+      </w:r>
+    </w:p>
+    <w:p>
+      <w:pPr>
+        <w:pStyle w:val="a4"/>
+        <w:numPr>
+          <w:ilvl w:val="0"/>
+          <w:numId w:val="10"/>
+        </w:numPr>
+        <w:rPr>
+          <w:lang w:val="en-US"/>
+        </w:rPr>
+      </w:pPr>
+      <w:r>
+        <w:rPr>
+          <w:lang w:val="en-US"/>
+        </w:rPr>
+        <w:t>Model/Name/*</w:t>
+      </w:r>
+    </w:p>
+    <w:p>
+      <w:pPr>
+        <w:pStyle w:val="a4"/>
+        <w:numPr>
+          <w:ilvl w:val="0"/>
+          <w:numId w:val="10"/>
+        </w:numPr>
+        <w:rPr>
+          <w:lang w:val="en-US"/>
+        </w:rPr>
+      </w:pPr>
+      <w:r>
+        <w:rPr>
+          <w:lang w:val="en-US"/>
+        </w:rPr>
+        <w:t>Mover/Name/*</w:t>
+      </w:r>
+    </w:p>
+    <w:p>
+      <w:pPr>
+        <w:pStyle w:val="a4"/>
+        <w:numPr>
+          <w:ilvl w:val="0"/>
+          <w:numId w:val="10"/>
+        </w:numPr>
+        <w:rPr>
+          <w:lang w:val="en-US"/>
+        </w:rPr>
+      </w:pPr>
+      <w:r>
+        <w:rPr>
+          <w:lang w:val="en-US"/>
+        </w:rPr>
+        <w:t>Requirement/Name/*</w:t>
+      </w:r>
+    </w:p>
+    <w:p>
+      <w:pPr>
+        <w:pStyle w:val="a4"/>
+        <w:numPr>
+          <w:ilvl w:val="0"/>
+          <w:numId w:val="10"/>
+        </w:numPr>
+        <w:rPr>
+          <w:lang w:val="en-US"/>
+        </w:rPr>
+      </w:pPr>
+      <w:r>
+        <w:rPr>
+          <w:lang w:val="en-US"/>
+        </w:rPr>
+        <w:t>Sound/Name/*</w:t>
+      </w:r>
+    </w:p>
+    <w:p>
+      <w:pPr>
+        <w:pStyle w:val="a4"/>
+        <w:numPr>
+          <w:ilvl w:val="0"/>
+          <w:numId w:val="10"/>
+        </w:numPr>
+        <w:rPr>
+          <w:lang w:val="en-US"/>
+        </w:rPr>
+      </w:pPr>
+      <w:r>
+        <w:rPr>
+          <w:lang w:val="en-US"/>
+        </w:rPr>
+        <w:t>Validator/Name/*</w:t>
+      </w:r>
+    </w:p>
+    <w:p>
+      <w:pPr>
+        <w:pStyle w:val="3"/>
+        <w:rPr>
+          <w:lang w:val="en-US"/>
+        </w:rPr>
+      </w:pPr>
+      <w:bookmarkStart w:id="22" w:name="_Toc235354647"/>
+      <w:bookmarkStart w:id="23" w:name="_Toc235355361"/>
+      <w:r>
+        <w:rPr>
+          <w:lang w:val="en-US"/>
+        </w:rPr>
+        <w:t>GameHotkeys.txt</w:t>
+      </w:r>
+      <w:bookmarkEnd w:id="22"/>
+      <w:bookmarkEnd w:id="23"/>
+    </w:p>
+    <w:p>
+      <w:r>
+        <w:tab/>
+      </w:r>
+      <w:r>
+        <w:t xml:space="preserve">(Все текстовые ключи вида </w:t>
+      </w:r>
+      <w:r>
+        <w:rPr>
+          <w:i/>
+          <w:iCs/>
+          <w:lang w:val="en-US"/>
+        </w:rPr>
+        <w:t>Button</w:t>
+      </w:r>
+      <w:r>
+        <w:rPr>
+          <w:i/>
+          <w:iCs/>
+        </w:rPr>
+        <w:t>/</w:t>
+      </w:r>
+      <w:r>
+        <w:rPr>
+          <w:i/>
+          <w:iCs/>
+          <w:lang w:val="en-US"/>
+        </w:rPr>
+        <w:t>Hotkey</w:t>
+      </w:r>
+      <w:r>
+        <w:rPr>
+          <w:i/>
+          <w:iCs/>
+        </w:rPr>
+        <w:t>/*</w:t>
+      </w:r>
+      <w:r>
+        <w:t>)</w:t>
+      </w:r>
+    </w:p>
     <w:sectPr>
       <w:type w:val="continuous"/>
       <w:pgSz w:w="11906" w:h="16838"/>
@@ -6463,9 +8093,9 @@
     </w:lvl>
   </w:abstractNum>
   <w:abstractNum w:abstractNumId="2" w15:restartNumberingAfterBreak="0">
-    <w:nsid w:val="40FB1773"/>
+    <w:nsid w:val="21142E11"/>
     <w:multiLevelType w:val="hybridMultilevel"/>
-    <w:tmpl w:val="8EBE903A"/>
+    <w:tmpl w:val="AF84F5E8"/>
     <w:lvl w:ilvl="0" w:tplc="0419000F">
       <w:start w:val="1"/>
       <w:numFmt w:val="decimal"/>
@@ -6552,6 +8182,95 @@
     </w:lvl>
   </w:abstractNum>
   <w:abstractNum w:abstractNumId="3" w15:restartNumberingAfterBreak="0">
+    <w:nsid w:val="40FB1773"/>
+    <w:multiLevelType w:val="hybridMultilevel"/>
+    <w:tmpl w:val="8EBE903A"/>
+    <w:lvl w:ilvl="0" w:tplc="0419000F">
+      <w:start w:val="1"/>
+      <w:numFmt w:val="decimal"/>
+      <w:lvlText w:val="%1."/>
+      <w:lvlJc w:val="left"/>
+      <w:pPr>
+        <w:ind w:left="720" w:hanging="360"/>
+      </w:pPr>
+      <w:rPr>
+        <w:rFonts w:hint="default"/>
+      </w:rPr>
+    </w:lvl>
+    <w:lvl w:ilvl="1" w:tplc="04190019" w:tentative="1">
+      <w:start w:val="1"/>
+      <w:numFmt w:val="lowerLetter"/>
+      <w:lvlText w:val="%2."/>
+      <w:lvlJc w:val="left"/>
+      <w:pPr>
+        <w:ind w:left="1440" w:hanging="360"/>
+      </w:pPr>
+    </w:lvl>
+    <w:lvl w:ilvl="2" w:tplc="0419001B" w:tentative="1">
+      <w:start w:val="1"/>
+      <w:numFmt w:val="lowerRoman"/>
+      <w:lvlText w:val="%3."/>
+      <w:lvlJc w:val="right"/>
+      <w:pPr>
+        <w:ind w:left="2160" w:hanging="180"/>
+      </w:pPr>
+    </w:lvl>
+    <w:lvl w:ilvl="3" w:tplc="0419000F" w:tentative="1">
+      <w:start w:val="1"/>
+      <w:numFmt w:val="decimal"/>
+      <w:lvlText w:val="%4."/>
+      <w:lvlJc w:val="left"/>
+      <w:pPr>
+        <w:ind w:left="2880" w:hanging="360"/>
+      </w:pPr>
+    </w:lvl>
+    <w:lvl w:ilvl="4" w:tplc="04190019" w:tentative="1">
+      <w:start w:val="1"/>
+      <w:numFmt w:val="lowerLetter"/>
+      <w:lvlText w:val="%5."/>
+      <w:lvlJc w:val="left"/>
+      <w:pPr>
+        <w:ind w:left="3600" w:hanging="360"/>
+      </w:pPr>
+    </w:lvl>
+    <w:lvl w:ilvl="5" w:tplc="0419001B" w:tentative="1">
+      <w:start w:val="1"/>
+      <w:numFmt w:val="lowerRoman"/>
+      <w:lvlText w:val="%6."/>
+      <w:lvlJc w:val="right"/>
+      <w:pPr>
+        <w:ind w:left="4320" w:hanging="180"/>
+      </w:pPr>
+    </w:lvl>
+    <w:lvl w:ilvl="6" w:tplc="0419000F" w:tentative="1">
+      <w:start w:val="1"/>
+      <w:numFmt w:val="decimal"/>
+      <w:lvlText w:val="%7."/>
+      <w:lvlJc w:val="left"/>
+      <w:pPr>
+        <w:ind w:left="5040" w:hanging="360"/>
+      </w:pPr>
+    </w:lvl>
+    <w:lvl w:ilvl="7" w:tplc="04190019" w:tentative="1">
+      <w:start w:val="1"/>
+      <w:numFmt w:val="lowerLetter"/>
+      <w:lvlText w:val="%8."/>
+      <w:lvlJc w:val="left"/>
+      <w:pPr>
+        <w:ind w:left="5760" w:hanging="360"/>
+      </w:pPr>
+    </w:lvl>
+    <w:lvl w:ilvl="8" w:tplc="0419001B" w:tentative="1">
+      <w:start w:val="1"/>
+      <w:numFmt w:val="lowerRoman"/>
+      <w:lvlText w:val="%9."/>
+      <w:lvlJc w:val="right"/>
+      <w:pPr>
+        <w:ind w:left="6480" w:hanging="180"/>
+      </w:pPr>
+    </w:lvl>
+  </w:abstractNum>
+  <w:abstractNum w:abstractNumId="4" w15:restartNumberingAfterBreak="0">
     <w:nsid w:val="4D190069"/>
     <w:multiLevelType w:val="hybridMultilevel"/>
     <w:tmpl w:val="D2DA8C1C"/>
@@ -6640,7 +8359,7 @@
       </w:pPr>
     </w:lvl>
   </w:abstractNum>
-  <w:abstractNum w:abstractNumId="4" w15:restartNumberingAfterBreak="0">
+  <w:abstractNum w:abstractNumId="5" w15:restartNumberingAfterBreak="0">
     <w:nsid w:val="5ECF7E20"/>
     <w:multiLevelType w:val="hybridMultilevel"/>
     <w:tmpl w:val="D3EC7B8C"/>
@@ -6753,7 +8472,7 @@
       </w:rPr>
     </w:lvl>
   </w:abstractNum>
-  <w:abstractNum w:abstractNumId="5" w15:restartNumberingAfterBreak="0">
+  <w:abstractNum w:abstractNumId="6" w15:restartNumberingAfterBreak="0">
     <w:nsid w:val="5EE4142B"/>
     <w:multiLevelType w:val="hybridMultilevel"/>
     <w:tmpl w:val="720A693E"/>
@@ -6842,7 +8561,7 @@
       </w:pPr>
     </w:lvl>
   </w:abstractNum>
-  <w:abstractNum w:abstractNumId="6" w15:restartNumberingAfterBreak="0">
+  <w:abstractNum w:abstractNumId="7" w15:restartNumberingAfterBreak="0">
     <w:nsid w:val="66464D46"/>
     <w:multiLevelType w:val="hybridMultilevel"/>
     <w:tmpl w:val="6FD4B32A"/>
@@ -6931,7 +8650,7 @@
       </w:pPr>
     </w:lvl>
   </w:abstractNum>
-  <w:abstractNum w:abstractNumId="7" w15:restartNumberingAfterBreak="0">
+  <w:abstractNum w:abstractNumId="8" w15:restartNumberingAfterBreak="0">
     <w:nsid w:val="767B308A"/>
     <w:multiLevelType w:val="hybridMultilevel"/>
     <w:tmpl w:val="8E001736"/>
@@ -7020,7 +8739,7 @@
       </w:pPr>
     </w:lvl>
   </w:abstractNum>
-  <w:abstractNum w:abstractNumId="8" w15:restartNumberingAfterBreak="0">
+  <w:abstractNum w:abstractNumId="9" w15:restartNumberingAfterBreak="0">
     <w:nsid w:val="7A8C2F66"/>
     <w:multiLevelType w:val="hybridMultilevel"/>
     <w:tmpl w:val="EE18BB42"/>
@@ -7109,8 +8828,120 @@
       </w:pPr>
     </w:lvl>
   </w:abstractNum>
+  <w:abstractNum w:abstractNumId="10" w15:restartNumberingAfterBreak="0">
+    <w:nsid w:val="7B693DFD"/>
+    <w:multiLevelType w:val="hybridMultilevel"/>
+    <w:tmpl w:val="FF96A858"/>
+    <w:lvl w:ilvl="0" w:tplc="5F2A593E">
+      <w:numFmt w:val="bullet"/>
+      <w:lvlText w:val="-"/>
+      <w:lvlJc w:val="left"/>
+      <w:pPr>
+        <w:ind w:left="720" w:hanging="360"/>
+      </w:pPr>
+      <w:rPr>
+        <w:rFonts w:ascii="Calibri" w:eastAsiaTheme="minorHAnsi" w:hAnsi="Calibri" w:cs="Calibri" w:hint="default"/>
+      </w:rPr>
+    </w:lvl>
+    <w:lvl w:ilvl="1" w:tplc="04190003" w:tentative="1">
+      <w:start w:val="1"/>
+      <w:numFmt w:val="bullet"/>
+      <w:lvlText w:val="o"/>
+      <w:lvlJc w:val="left"/>
+      <w:pPr>
+        <w:ind w:left="1440" w:hanging="360"/>
+      </w:pPr>
+      <w:rPr>
+        <w:rFonts w:ascii="Courier New" w:hAnsi="Courier New" w:cs="Courier New" w:hint="default"/>
+      </w:rPr>
+    </w:lvl>
+    <w:lvl w:ilvl="2" w:tplc="04190005" w:tentative="1">
+      <w:start w:val="1"/>
+      <w:numFmt w:val="bullet"/>
+      <w:lvlText w:val=""/>
+      <w:lvlJc w:val="left"/>
+      <w:pPr>
+        <w:ind w:left="2160" w:hanging="360"/>
+      </w:pPr>
+      <w:rPr>
+        <w:rFonts w:ascii="Wingdings" w:hAnsi="Wingdings" w:hint="default"/>
+      </w:rPr>
+    </w:lvl>
+    <w:lvl w:ilvl="3" w:tplc="04190001" w:tentative="1">
+      <w:start w:val="1"/>
+      <w:numFmt w:val="bullet"/>
+      <w:lvlText w:val=""/>
+      <w:lvlJc w:val="left"/>
+      <w:pPr>
+        <w:ind w:left="2880" w:hanging="360"/>
+      </w:pPr>
+      <w:rPr>
+        <w:rFonts w:ascii="Symbol" w:hAnsi="Symbol" w:hint="default"/>
+      </w:rPr>
+    </w:lvl>
+    <w:lvl w:ilvl="4" w:tplc="04190003" w:tentative="1">
+      <w:start w:val="1"/>
+      <w:numFmt w:val="bullet"/>
+      <w:lvlText w:val="o"/>
+      <w:lvlJc w:val="left"/>
+      <w:pPr>
+        <w:ind w:left="3600" w:hanging="360"/>
+      </w:pPr>
+      <w:rPr>
+        <w:rFonts w:ascii="Courier New" w:hAnsi="Courier New" w:cs="Courier New" w:hint="default"/>
+      </w:rPr>
+    </w:lvl>
+    <w:lvl w:ilvl="5" w:tplc="04190005" w:tentative="1">
+      <w:start w:val="1"/>
+      <w:numFmt w:val="bullet"/>
+      <w:lvlText w:val=""/>
+      <w:lvlJc w:val="left"/>
+      <w:pPr>
+        <w:ind w:left="4320" w:hanging="360"/>
+      </w:pPr>
+      <w:rPr>
+        <w:rFonts w:ascii="Wingdings" w:hAnsi="Wingdings" w:hint="default"/>
+      </w:rPr>
+    </w:lvl>
+    <w:lvl w:ilvl="6" w:tplc="04190001" w:tentative="1">
+      <w:start w:val="1"/>
+      <w:numFmt w:val="bullet"/>
+      <w:lvlText w:val=""/>
+      <w:lvlJc w:val="left"/>
+      <w:pPr>
+        <w:ind w:left="5040" w:hanging="360"/>
+      </w:pPr>
+      <w:rPr>
+        <w:rFonts w:ascii="Symbol" w:hAnsi="Symbol" w:hint="default"/>
+      </w:rPr>
+    </w:lvl>
+    <w:lvl w:ilvl="7" w:tplc="04190003" w:tentative="1">
+      <w:start w:val="1"/>
+      <w:numFmt w:val="bullet"/>
+      <w:lvlText w:val="o"/>
+      <w:lvlJc w:val="left"/>
+      <w:pPr>
+        <w:ind w:left="5760" w:hanging="360"/>
+      </w:pPr>
+      <w:rPr>
+        <w:rFonts w:ascii="Courier New" w:hAnsi="Courier New" w:cs="Courier New" w:hint="default"/>
+      </w:rPr>
+    </w:lvl>
+    <w:lvl w:ilvl="8" w:tplc="04190005" w:tentative="1">
+      <w:start w:val="1"/>
+      <w:numFmt w:val="bullet"/>
+      <w:lvlText w:val=""/>
+      <w:lvlJc w:val="left"/>
+      <w:pPr>
+        <w:ind w:left="6480" w:hanging="360"/>
+      </w:pPr>
+      <w:rPr>
+        <w:rFonts w:ascii="Wingdings" w:hAnsi="Wingdings" w:hint="default"/>
+      </w:rPr>
+    </w:lvl>
+  </w:abstractNum>
   <w:num w:numId="1">
-    <w:abstractNumId w:val="5"/>
+    <w:abstractNumId w:val="6"/>
   </w:num>
   <w:num w:numId="2">
     <w:abstractNumId w:val="0"/>
@@ -7119,22 +8950,28 @@
     <w:abstractNumId w:val="1"/>
   </w:num>
   <w:num w:numId="4">
+    <w:abstractNumId w:val="8"/>
+  </w:num>
+  <w:num w:numId="5">
+    <w:abstractNumId w:val="4"/>
+  </w:num>
+  <w:num w:numId="6">
+    <w:abstractNumId w:val="5"/>
+  </w:num>
+  <w:num w:numId="7">
     <w:abstractNumId w:val="7"/>
   </w:num>
-  <w:num w:numId="5">
+  <w:num w:numId="8">
     <w:abstractNumId w:val="3"/>
   </w:num>
-  <w:num w:numId="6">
-    <w:abstractNumId w:val="4"/>
+  <w:num w:numId="9">
+    <w:abstractNumId w:val="9"/>
   </w:num>
-  <w:num w:numId="7">
-    <w:abstractNumId w:val="6"/>
+  <w:num w:numId="10">
+    <w:abstractNumId w:val="10"/>
   </w:num>
-  <w:num w:numId="8">
+  <w:num w:numId="11">
     <w:abstractNumId w:val="2"/>
-  </w:num>
-  <w:num w:numId="9">
-    <w:abstractNumId w:val="8"/>
   </w:num>
 </w:numbering>
 </file>
@@ -7765,6 +9602,19 @@
       <w:u w:val="single"/>
     </w:rPr>
   </w:style>
+  <w:style w:type="paragraph" w:styleId="31">
+    <w:name w:val="toc 3"/>
+    <w:basedOn w:val="a"/>
+    <w:next w:val="a"/>
+    <w:autoRedefine/>
+    <w:uiPriority w:val="39"/>
+    <w:unhideWhenUsed/>
+    <w:rsid w:val="00FC0EF1"/>
+    <w:pPr>
+      <w:spacing w:after="100"/>
+      <w:ind w:left="440"/>
+    </w:pPr>
+  </w:style>
 </w:styles>
 </file>
 

--- a/docs/Standards.docx
+++ b/docs/Standards.docx
@@ -891,21 +891,7 @@
                 <w:rStyle w:val="a5"/>
                 <w:noProof/>
               </w:rPr>
-              <w:t>Корректность наследов</w:t>
-            </w:r>
-            <w:r>
-              <w:rPr>
-                <w:rStyle w:val="a5"/>
-                <w:noProof/>
-              </w:rPr>
-              <w:t>а</w:t>
-            </w:r>
-            <w:r>
-              <w:rPr>
-                <w:rStyle w:val="a5"/>
-                <w:noProof/>
-              </w:rPr>
-              <w:t>ния</w:t>
+              <w:t>Корректность наследования</w:t>
             </w:r>
             <w:r>
               <w:rPr>
@@ -1997,6 +1983,307 @@
       </w:r>
       <w:bookmarkEnd w:id="6"/>
     </w:p>
+    <w:p>
+      <w:pPr>
+        <w:spacing w:after="0"/>
+      </w:pPr>
+      <w:r>
+        <w:t xml:space="preserve">В начале файла </w:t>
+      </w:r>
+      <w:r>
+        <w:rPr>
+          <w:lang w:val="en-US"/>
+        </w:rPr>
+        <w:t>xml</w:t>
+      </w:r>
+      <w:r>
+        <w:t xml:space="preserve"> следует</w:t>
+      </w:r>
+      <w:r>
+        <w:t xml:space="preserve"> </w:t>
+      </w:r>
+      <w:r>
+        <w:rPr>
+          <w:b/>
+          <w:bCs/>
+        </w:rPr>
+        <w:t>всегда</w:t>
+      </w:r>
+      <w:r>
+        <w:t xml:space="preserve"> добавлять комментарии вида</w:t>
+      </w:r>
+      <w:r>
+        <w:t>:</w:t>
+      </w:r>
+    </w:p>
+    <w:p>
+      <w:pPr>
+        <w:rPr>
+          <w:i/>
+          <w:iCs/>
+          <w:lang w:val="en-US"/>
+        </w:rPr>
+      </w:pPr>
+      <w:proofErr w:type="gramStart"/>
+      <w:r>
+        <w:rPr>
+          <w:i/>
+          <w:iCs/>
+          <w:lang w:val="en-US"/>
+        </w:rPr>
+        <w:t>&lt;!--</w:t>
+      </w:r>
+      <w:proofErr w:type="gramEnd"/>
+      <w:r>
+        <w:rPr>
+          <w:i/>
+          <w:iCs/>
+          <w:lang w:val="en-US"/>
+        </w:rPr>
+        <w:t xml:space="preserve"> </w:t>
+      </w:r>
+      <w:r>
+        <w:rPr>
+          <w:i/>
+          <w:iCs/>
+          <w:lang w:val="en-US"/>
+        </w:rPr>
+        <w:t>requires</w:t>
+      </w:r>
+      <w:r>
+        <w:rPr>
+          <w:i/>
+          <w:iCs/>
+          <w:lang w:val="en-US"/>
+        </w:rPr>
+        <w:t xml:space="preserve">: </w:t>
+      </w:r>
+      <w:r>
+        <w:rPr>
+          <w:i/>
+          <w:iCs/>
+          <w:lang w:val="en-US"/>
+        </w:rPr>
+        <w:t>CATALOG</w:t>
+      </w:r>
+      <w:r>
+        <w:rPr>
+          <w:i/>
+          <w:iCs/>
+          <w:lang w:val="en-US"/>
+        </w:rPr>
+        <w:t>:</w:t>
+      </w:r>
+      <w:r>
+        <w:rPr>
+          <w:i/>
+          <w:iCs/>
+          <w:lang w:val="en-US"/>
+        </w:rPr>
+        <w:t>PARENT_ID</w:t>
+      </w:r>
+      <w:r>
+        <w:rPr>
+          <w:i/>
+          <w:iCs/>
+          <w:lang w:val="en-US"/>
+        </w:rPr>
+        <w:t>[</w:t>
+      </w:r>
+      <w:r>
+        <w:rPr>
+          <w:i/>
+          <w:iCs/>
+          <w:lang w:val="en-US"/>
+        </w:rPr>
+        <w:t>FILE</w:t>
+      </w:r>
+      <w:r>
+        <w:rPr>
+          <w:i/>
+          <w:iCs/>
+          <w:lang w:val="en-US"/>
+        </w:rPr>
+        <w:t>.</w:t>
+      </w:r>
+      <w:r>
+        <w:rPr>
+          <w:i/>
+          <w:iCs/>
+          <w:lang w:val="en-US"/>
+        </w:rPr>
+        <w:t>xml</w:t>
+      </w:r>
+      <w:r>
+        <w:rPr>
+          <w:i/>
+          <w:iCs/>
+          <w:lang w:val="en-US"/>
+        </w:rPr>
+        <w:t>] --&gt;.</w:t>
+      </w:r>
+    </w:p>
+    <w:p>
+      <w:pPr>
+        <w:ind w:firstLine="708"/>
+      </w:pPr>
+      <w:r>
+        <w:t>В такие заголовки необходимо прописывать ВСЕ используемые нестандартные родительские объекты</w:t>
+      </w:r>
+      <w:r>
+        <w:t xml:space="preserve">. </w:t>
+      </w:r>
+      <w:r>
+        <w:t xml:space="preserve">Под </w:t>
+      </w:r>
+      <w:r>
+        <w:rPr>
+          <w:b/>
+          <w:bCs/>
+        </w:rPr>
+        <w:t>нестандартными родительскими объектами</w:t>
+      </w:r>
+      <w:r>
+        <w:t xml:space="preserve">, </w:t>
+      </w:r>
+      <w:r>
+        <w:t>считаются такие объекты</w:t>
+      </w:r>
+      <w:r>
+        <w:t xml:space="preserve">, </w:t>
+      </w:r>
+      <w:r>
+        <w:t>что определены в текущем проекте</w:t>
+      </w:r>
+      <w:r>
+        <w:t xml:space="preserve">, </w:t>
+      </w:r>
+      <w:r>
+        <w:t xml:space="preserve">обычно в файлах </w:t>
+      </w:r>
+      <w:r>
+        <w:rPr>
+          <w:i/>
+          <w:iCs/>
+          <w:lang w:val="en-US"/>
+        </w:rPr>
+        <w:t>base</w:t>
+      </w:r>
+      <w:r>
+        <w:rPr>
+          <w:i/>
+          <w:iCs/>
+        </w:rPr>
+        <w:t>.</w:t>
+      </w:r>
+      <w:r>
+        <w:rPr>
+          <w:i/>
+          <w:iCs/>
+          <w:lang w:val="en-US"/>
+        </w:rPr>
+        <w:t>xml</w:t>
+      </w:r>
+      <w:r>
+        <w:rPr>
+          <w:i/>
+          <w:iCs/>
+        </w:rPr>
+        <w:t xml:space="preserve">, </w:t>
+      </w:r>
+      <w:proofErr w:type="spellStart"/>
+      <w:r>
+        <w:rPr>
+          <w:i/>
+          <w:iCs/>
+          <w:lang w:val="en-US"/>
+        </w:rPr>
+        <w:t>protoss</w:t>
+      </w:r>
+      <w:proofErr w:type="spellEnd"/>
+      <w:r>
+        <w:rPr>
+          <w:i/>
+          <w:iCs/>
+        </w:rPr>
+        <w:t>.</w:t>
+      </w:r>
+      <w:r>
+        <w:rPr>
+          <w:i/>
+          <w:iCs/>
+          <w:lang w:val="en-US"/>
+        </w:rPr>
+        <w:t>xml</w:t>
+      </w:r>
+      <w:r>
+        <w:rPr>
+          <w:i/>
+          <w:iCs/>
+        </w:rPr>
+        <w:t xml:space="preserve">, </w:t>
+      </w:r>
+      <w:proofErr w:type="spellStart"/>
+      <w:r>
+        <w:rPr>
+          <w:i/>
+          <w:iCs/>
+          <w:lang w:val="en-US"/>
+        </w:rPr>
+        <w:t>terran</w:t>
+      </w:r>
+      <w:proofErr w:type="spellEnd"/>
+      <w:r>
+        <w:rPr>
+          <w:i/>
+          <w:iCs/>
+        </w:rPr>
+        <w:t>.</w:t>
+      </w:r>
+      <w:r>
+        <w:rPr>
+          <w:i/>
+          <w:iCs/>
+          <w:lang w:val="en-US"/>
+        </w:rPr>
+        <w:t>xml</w:t>
+      </w:r>
+      <w:r>
+        <w:rPr>
+          <w:i/>
+          <w:iCs/>
+        </w:rPr>
+        <w:t xml:space="preserve">, </w:t>
+      </w:r>
+      <w:proofErr w:type="spellStart"/>
+      <w:r>
+        <w:rPr>
+          <w:i/>
+          <w:iCs/>
+          <w:lang w:val="en-US"/>
+        </w:rPr>
+        <w:t>zerg</w:t>
+      </w:r>
+      <w:proofErr w:type="spellEnd"/>
+      <w:r>
+        <w:rPr>
+          <w:i/>
+          <w:iCs/>
+        </w:rPr>
+        <w:t>.</w:t>
+      </w:r>
+      <w:r>
+        <w:rPr>
+          <w:i/>
+          <w:iCs/>
+          <w:lang w:val="en-US"/>
+        </w:rPr>
+        <w:t>xml</w:t>
+      </w:r>
+      <w:r>
+        <w:t>.</w:t>
+      </w:r>
+    </w:p>
     <w:p/>
     <w:p>
       <w:pPr>
@@ -2045,1010 +2332,383 @@
         <w:t>:</w:t>
       </w:r>
     </w:p>
-    <w:p>
-      <w:pPr>
-        <w:pStyle w:val="a4"/>
-        <w:numPr>
-          <w:ilvl w:val="0"/>
-          <w:numId w:val="5"/>
-        </w:numPr>
-      </w:pPr>
-      <w:r>
-        <w:rPr>
+    <w:tbl>
+      <w:tblPr>
+        <w:tblStyle w:val="a9"/>
+        <w:tblW w:w="0" w:type="auto"/>
+        <w:tblLook w:val="04A0" w:firstRow="1" w:lastRow="0" w:firstColumn="1" w:lastColumn="0" w:noHBand="0" w:noVBand="1"/>
+      </w:tblPr>
+      <w:tblGrid>
+        <w:gridCol w:w="1980"/>
+        <w:gridCol w:w="7365"/>
+      </w:tblGrid>
+      <w:tr>
+        <w:tc>
+          <w:tcPr>
+            <w:tcW w:w="1980" w:type="dxa"/>
+          </w:tcPr>
+          <w:p>
+            <w:pPr>
+              <w:rPr>
+                <w:lang w:val="en-US"/>
+              </w:rPr>
+            </w:pPr>
+            <w:r>
+              <w:rPr>
+                <w:lang w:val="en-US"/>
+              </w:rPr>
+              <w:t>Unit</w:t>
+            </w:r>
+          </w:p>
+        </w:tc>
+        <w:tc>
+          <w:tcPr>
+            <w:tcW w:w="7365" w:type="dxa"/>
+          </w:tcPr>
+          <w:p>
+            <w:pPr>
+              <w:rPr>
+                <w:lang w:val="en-US"/>
+              </w:rPr>
+            </w:pPr>
+            <w:r>
+              <w:rPr>
+                <w:lang w:val="en-US"/>
+              </w:rPr>
+              <w:t>CButton, CUnit, CActorUnit, CActor*, CModel, CSound, CLight, CRequirement, CValidator*, CDataCollectionUnit</w:t>
+            </w:r>
+          </w:p>
+        </w:tc>
+      </w:tr>
+      <w:tr>
+        <w:tc>
+          <w:tcPr>
+            <w:tcW w:w="1980" w:type="dxa"/>
+          </w:tcPr>
+          <w:p>
+            <w:pPr>
+              <w:rPr>
+                <w:lang w:val="en-US"/>
+              </w:rPr>
+            </w:pPr>
+            <w:r>
+              <w:rPr>
+                <w:lang w:val="en-US"/>
+              </w:rPr>
+              <w:t>Weapons</w:t>
+            </w:r>
+          </w:p>
+        </w:tc>
+        <w:tc>
+          <w:tcPr>
+            <w:tcW w:w="7365" w:type="dxa"/>
+          </w:tcPr>
+          <w:p>
+            <w:pPr>
+              <w:rPr>
+                <w:lang w:val="en-US"/>
+              </w:rPr>
+            </w:pPr>
+            <w:r>
+              <w:rPr>
+                <w:lang w:val="en-US"/>
+              </w:rPr>
+              <w:t>CWeapon, CEffect*, CActorAttack, CActor*, CModel, CSound, CValidator*, CDataCollectionUnit</w:t>
+            </w:r>
+          </w:p>
+        </w:tc>
+      </w:tr>
+      <w:tr>
+        <w:tc>
+          <w:tcPr>
+            <w:tcW w:w="1980" w:type="dxa"/>
+          </w:tcPr>
+          <w:p>
+            <w:pPr>
+              <w:rPr>
+                <w:lang w:val="en-US"/>
+              </w:rPr>
+            </w:pPr>
+            <w:r>
+              <w:rPr>
+                <w:lang w:val="en-US"/>
+              </w:rPr>
+              <w:t>Behaviors</w:t>
+            </w:r>
+          </w:p>
+        </w:tc>
+        <w:tc>
+          <w:tcPr>
+            <w:tcW w:w="7365" w:type="dxa"/>
+          </w:tcPr>
+          <w:p>
+            <w:pPr>
+              <w:rPr>
+                <w:lang w:val="en-US"/>
+              </w:rPr>
+            </w:pPr>
+            <w:r>
+              <w:rPr>
+                <w:lang w:val="en-US"/>
+              </w:rPr>
+              <w:t>CButton, CBehavior*, CEffect*, CActor*, CModel, CSound, CDataCollectionUnit</w:t>
+            </w:r>
+          </w:p>
+        </w:tc>
+      </w:tr>
+      <w:tr>
+        <w:tc>
+          <w:tcPr>
+            <w:tcW w:w="1980" w:type="dxa"/>
+          </w:tcPr>
+          <w:p>
+            <w:pPr>
+              <w:rPr>
+                <w:lang w:val="en-US"/>
+              </w:rPr>
+            </w:pPr>
+            <w:r>
+              <w:rPr>
+                <w:lang w:val="en-US"/>
+              </w:rPr>
+              <w:t>Abilities</w:t>
+            </w:r>
+          </w:p>
+        </w:tc>
+        <w:tc>
+          <w:tcPr>
+            <w:tcW w:w="7365" w:type="dxa"/>
+          </w:tcPr>
+          <w:p>
+            <w:pPr>
+              <w:rPr>
+                <w:lang w:val="en-US"/>
+              </w:rPr>
+            </w:pPr>
+            <w:r>
+              <w:rPr>
+                <w:lang w:val="en-US"/>
+              </w:rPr>
+              <w:t>CButton, CAbil, CBehavior*, CEffect*, CActor*, CModel, CSound, CDataCollectionUnit</w:t>
+            </w:r>
+          </w:p>
+        </w:tc>
+      </w:tr>
+    </w:tbl>
+    <w:p>
+      <w:pPr>
+        <w:rPr>
+          <w:i/>
+          <w:iCs/>
+        </w:rPr>
+      </w:pPr>
+      <w:r>
+        <w:rPr>
+          <w:i/>
+          <w:iCs/>
+        </w:rPr>
+        <w:t>Каждый</w:t>
+      </w:r>
+      <w:r>
+        <w:rPr>
+          <w:i/>
+          <w:iCs/>
+        </w:rPr>
+        <w:t xml:space="preserve"> </w:t>
+      </w:r>
+      <w:r>
+        <w:rPr>
+          <w:i/>
+          <w:iCs/>
+        </w:rPr>
+        <w:t>отдельный</w:t>
+      </w:r>
+      <w:r>
+        <w:rPr>
+          <w:i/>
+          <w:iCs/>
+        </w:rPr>
+        <w:t xml:space="preserve"> </w:t>
+      </w:r>
+      <w:hyperlink w:anchor="Блок_данных" w:history="1">
+        <w:r>
+          <w:rPr>
+            <w:rStyle w:val="a5"/>
+            <w:i/>
+            <w:iCs/>
+            <w:color w:val="auto"/>
+          </w:rPr>
+          <w:t>блок данных</w:t>
+        </w:r>
+      </w:hyperlink>
+      <w:r>
+        <w:rPr>
+          <w:i/>
+          <w:iCs/>
+        </w:rPr>
+        <w:t xml:space="preserve"> (</w:t>
+      </w:r>
+      <w:r>
+        <w:rPr>
+          <w:i/>
+          <w:iCs/>
           <w:lang w:val="en-US"/>
         </w:rPr>
         <w:t>Unit</w:t>
       </w:r>
-    </w:p>
-    <w:p>
-      <w:pPr>
-        <w:pStyle w:val="a4"/>
-        <w:numPr>
-          <w:ilvl w:val="1"/>
-          <w:numId w:val="5"/>
-        </w:numPr>
-      </w:pPr>
-      <w:r>
-        <w:t xml:space="preserve">Кнопка единицы </w:t>
+      <w:r>
+        <w:rPr>
+          <w:i/>
+          <w:iCs/>
+        </w:rPr>
+        <w:t xml:space="preserve">, </w:t>
+      </w:r>
+      <w:r>
+        <w:rPr>
+          <w:i/>
+          <w:iCs/>
+          <w:lang w:val="en-US"/>
+        </w:rPr>
+        <w:t>Weapons</w:t>
+      </w:r>
+      <w:r>
+        <w:rPr>
+          <w:i/>
+          <w:iCs/>
+        </w:rPr>
+        <w:t xml:space="preserve">, </w:t>
+      </w:r>
+      <w:r>
+        <w:rPr>
+          <w:i/>
+          <w:iCs/>
+          <w:lang w:val="en-US"/>
+        </w:rPr>
+        <w:t>Abilities</w:t>
+      </w:r>
+      <w:r>
+        <w:rPr>
+          <w:i/>
+          <w:iCs/>
+        </w:rPr>
+        <w:t xml:space="preserve">, </w:t>
+      </w:r>
+      <w:r>
+        <w:rPr>
+          <w:i/>
+          <w:iCs/>
+          <w:lang w:val="en-US"/>
+        </w:rPr>
+        <w:t>Behaviors</w:t>
+      </w:r>
+      <w:r>
+        <w:rPr>
+          <w:i/>
+          <w:iCs/>
+        </w:rPr>
+        <w:t xml:space="preserve">) </w:t>
+      </w:r>
+      <w:r>
+        <w:rPr>
+          <w:i/>
+          <w:iCs/>
+        </w:rPr>
+        <w:t>должен</w:t>
+      </w:r>
+      <w:r>
+        <w:rPr>
+          <w:i/>
+          <w:iCs/>
+        </w:rPr>
+        <w:t xml:space="preserve"> </w:t>
+      </w:r>
+      <w:r>
+        <w:rPr>
+          <w:i/>
+          <w:iCs/>
+        </w:rPr>
+        <w:t xml:space="preserve">быть </w:t>
       </w:r>
       <w:proofErr w:type="spellStart"/>
       <w:r>
         <w:rPr>
-          <w:lang w:val="en-US"/>
-        </w:rPr>
-        <w:t>CButton</w:t>
+          <w:i/>
+          <w:iCs/>
+        </w:rPr>
+        <w:t>отделенн</w:t>
       </w:r>
       <w:proofErr w:type="spellEnd"/>
-    </w:p>
-    <w:p>
-      <w:pPr>
-        <w:pStyle w:val="a4"/>
-        <w:numPr>
-          <w:ilvl w:val="1"/>
-          <w:numId w:val="5"/>
-        </w:numPr>
-      </w:pPr>
-      <w:r>
-        <w:t xml:space="preserve">Единица </w:t>
-      </w:r>
-      <w:proofErr w:type="spellStart"/>
-      <w:r>
-        <w:rPr>
-          <w:lang w:val="en-US"/>
-        </w:rPr>
-        <w:t>CUnit</w:t>
-      </w:r>
-      <w:proofErr w:type="spellEnd"/>
-    </w:p>
-    <w:p>
-      <w:pPr>
-        <w:pStyle w:val="a4"/>
-        <w:numPr>
-          <w:ilvl w:val="1"/>
-          <w:numId w:val="5"/>
-        </w:numPr>
-      </w:pPr>
-      <w:proofErr w:type="spellStart"/>
-      <w:r>
-        <w:t>Актор</w:t>
-      </w:r>
-      <w:proofErr w:type="spellEnd"/>
-      <w:r>
-        <w:t xml:space="preserve"> единицы </w:t>
-      </w:r>
-      <w:proofErr w:type="spellStart"/>
-      <w:r>
-        <w:rPr>
-          <w:lang w:val="en-US"/>
-        </w:rPr>
-        <w:t>CActorUnit</w:t>
-      </w:r>
-      <w:proofErr w:type="spellEnd"/>
-    </w:p>
-    <w:p>
-      <w:pPr>
-        <w:pStyle w:val="a4"/>
-        <w:numPr>
-          <w:ilvl w:val="1"/>
-          <w:numId w:val="5"/>
-        </w:numPr>
-      </w:pPr>
-      <w:r>
-        <w:t>Модели единицы</w:t>
-      </w:r>
-      <w:r>
-        <w:rPr>
-          <w:lang w:val="en-US"/>
+      <w:r>
+        <w:rPr>
+          <w:i/>
+          <w:iCs/>
+        </w:rPr>
+        <w:t xml:space="preserve"> комментарием</w:t>
+      </w:r>
+      <w:r>
+        <w:rPr>
+          <w:i/>
+          <w:iCs/>
+        </w:rPr>
+        <w:t xml:space="preserve">, </w:t>
+      </w:r>
+      <w:r>
+        <w:rPr>
+          <w:i/>
+          <w:iCs/>
+        </w:rPr>
+        <w:t>на</w:t>
+      </w:r>
+      <w:r>
+        <w:rPr>
+          <w:i/>
+          <w:iCs/>
         </w:rPr>
         <w:t xml:space="preserve"> </w:t>
       </w:r>
-      <w:proofErr w:type="spellStart"/>
-      <w:r>
-        <w:rPr>
-          <w:lang w:val="en-US"/>
-        </w:rPr>
-        <w:t>CModel</w:t>
-      </w:r>
-      <w:proofErr w:type="spellEnd"/>
-    </w:p>
-    <w:p>
-      <w:pPr>
-        <w:pStyle w:val="a4"/>
-        <w:numPr>
-          <w:ilvl w:val="1"/>
-          <w:numId w:val="5"/>
-        </w:numPr>
-      </w:pPr>
-      <w:r>
-        <w:t xml:space="preserve">Звуки единицы </w:t>
-      </w:r>
-      <w:proofErr w:type="spellStart"/>
-      <w:r>
-        <w:rPr>
-          <w:lang w:val="en-US"/>
-        </w:rPr>
-        <w:t>CSound</w:t>
-      </w:r>
-      <w:proofErr w:type="spellEnd"/>
-    </w:p>
-    <w:p>
-      <w:pPr>
-        <w:pStyle w:val="a4"/>
-        <w:numPr>
-          <w:ilvl w:val="1"/>
-          <w:numId w:val="5"/>
-        </w:numPr>
-      </w:pPr>
-      <w:r>
-        <w:t>Освещение</w:t>
-      </w:r>
-      <w:r>
-        <w:rPr>
-          <w:lang w:val="en-US"/>
-        </w:rPr>
-        <w:t xml:space="preserve"> </w:t>
-      </w:r>
-      <w:r>
-        <w:t>портрета</w:t>
-      </w:r>
-      <w:r>
-        <w:rPr>
-          <w:lang w:val="en-US"/>
-        </w:rPr>
-        <w:t xml:space="preserve"> </w:t>
-      </w:r>
-      <w:proofErr w:type="spellStart"/>
-      <w:r>
-        <w:rPr>
-          <w:lang w:val="en-US"/>
-        </w:rPr>
-        <w:t>CLight</w:t>
-      </w:r>
-      <w:proofErr w:type="spellEnd"/>
-    </w:p>
-    <w:p>
-      <w:pPr>
-        <w:pStyle w:val="a4"/>
-        <w:numPr>
-          <w:ilvl w:val="1"/>
-          <w:numId w:val="5"/>
-        </w:numPr>
-      </w:pPr>
-      <w:r>
-        <w:t xml:space="preserve">Требования </w:t>
-      </w:r>
-      <w:proofErr w:type="spellStart"/>
-      <w:r>
-        <w:rPr>
-          <w:lang w:val="en-US"/>
-        </w:rPr>
-        <w:t>CRequirement</w:t>
-      </w:r>
-      <w:proofErr w:type="spellEnd"/>
-    </w:p>
-    <w:p>
-      <w:pPr>
-        <w:pStyle w:val="a4"/>
-        <w:numPr>
-          <w:ilvl w:val="1"/>
-          <w:numId w:val="5"/>
-        </w:numPr>
-      </w:pPr>
-      <w:r>
-        <w:t xml:space="preserve">4 валидатора </w:t>
-      </w:r>
-      <w:proofErr w:type="spellStart"/>
-      <w:r>
-        <w:rPr>
-          <w:lang w:val="en-US"/>
-        </w:rPr>
-        <w:t>CValidatorUnitType</w:t>
-      </w:r>
-      <w:proofErr w:type="spellEnd"/>
-    </w:p>
-    <w:p>
-      <w:pPr>
-        <w:pStyle w:val="a4"/>
-        <w:numPr>
-          <w:ilvl w:val="1"/>
-          <w:numId w:val="5"/>
-        </w:numPr>
-      </w:pPr>
-      <w:r>
-        <w:t xml:space="preserve">Коллекция единицы </w:t>
-      </w:r>
-      <w:proofErr w:type="spellStart"/>
-      <w:r>
-        <w:rPr>
-          <w:lang w:val="en-US"/>
-        </w:rPr>
-        <w:t>CDataCollectionUnit</w:t>
-      </w:r>
-      <w:proofErr w:type="spellEnd"/>
-    </w:p>
-    <w:p/>
-    <w:p>
-      <w:pPr>
-        <w:pStyle w:val="a4"/>
-        <w:numPr>
-          <w:ilvl w:val="0"/>
-          <w:numId w:val="5"/>
-        </w:numPr>
-      </w:pPr>
-      <w:r>
-        <w:rPr>
+      <w:r>
+        <w:rPr>
+          <w:i/>
+          <w:iCs/>
+        </w:rPr>
+        <w:t xml:space="preserve">подобии </w:t>
+      </w:r>
+      <w:proofErr w:type="gramStart"/>
+      <w:r>
+        <w:rPr>
+          <w:i/>
+          <w:iCs/>
+        </w:rPr>
+        <w:t>&lt;!--</w:t>
+      </w:r>
+      <w:proofErr w:type="gramEnd"/>
+      <w:r>
+        <w:rPr>
+          <w:i/>
+          <w:iCs/>
+        </w:rPr>
+        <w:t xml:space="preserve"> ========== </w:t>
+      </w:r>
+      <w:r>
+        <w:rPr>
+          <w:i/>
+          <w:iCs/>
           <w:lang w:val="en-US"/>
         </w:rPr>
         <w:t>Weapons</w:t>
       </w:r>
       <w:r>
-        <w:t xml:space="preserve"> (</w:t>
-      </w:r>
-      <w:r>
-        <w:t>Отделить блок</w:t>
-      </w:r>
-      <w:r>
-        <w:t xml:space="preserve">, </w:t>
-      </w:r>
-      <w:r>
-        <w:t xml:space="preserve">комментарием </w:t>
-      </w:r>
-      <w:r>
-        <w:rPr>
-          <w:i/>
-          <w:iCs/>
-        </w:rPr>
-        <w:t>&lt;! =(</w:t>
-      </w:r>
-      <w:r>
-        <w:rPr>
-          <w:i/>
-          <w:iCs/>
-          <w:lang w:val="en-US"/>
-        </w:rPr>
-        <w:t>x</w:t>
-      </w:r>
-      <w:r>
-        <w:rPr>
-          <w:i/>
-          <w:iCs/>
-        </w:rPr>
-        <w:t xml:space="preserve">10) </w:t>
-      </w:r>
-      <w:r>
-        <w:rPr>
-          <w:i/>
-          <w:iCs/>
-          <w:lang w:val="en-US"/>
-        </w:rPr>
-        <w:t>Category</w:t>
-      </w:r>
-      <w:r>
-        <w:rPr>
-          <w:i/>
-          <w:iCs/>
-        </w:rPr>
-        <w:t xml:space="preserve"> =(</w:t>
-      </w:r>
-      <w:r>
-        <w:rPr>
-          <w:i/>
-          <w:iCs/>
-          <w:lang w:val="en-US"/>
-        </w:rPr>
-        <w:t>x</w:t>
-      </w:r>
-      <w:r>
-        <w:rPr>
-          <w:i/>
-          <w:iCs/>
-        </w:rPr>
-        <w:t>10) --</w:t>
-      </w:r>
-      <w:proofErr w:type="gramStart"/>
-      <w:r>
-        <w:rPr>
-          <w:i/>
-          <w:iCs/>
-        </w:rPr>
-        <w:t>&gt;</w:t>
-      </w:r>
-      <w:r>
-        <w:t xml:space="preserve"> )</w:t>
-      </w:r>
-      <w:proofErr w:type="gramEnd"/>
-    </w:p>
-    <w:p>
-      <w:pPr>
-        <w:pStyle w:val="a4"/>
-        <w:numPr>
-          <w:ilvl w:val="1"/>
-          <w:numId w:val="5"/>
-        </w:numPr>
-      </w:pPr>
-      <w:r>
-        <w:t xml:space="preserve">Оружие </w:t>
-      </w:r>
-      <w:proofErr w:type="spellStart"/>
-      <w:r>
-        <w:rPr>
-          <w:lang w:val="en-US"/>
-        </w:rPr>
-        <w:t>CWeaponLegacy</w:t>
-      </w:r>
-      <w:proofErr w:type="spellEnd"/>
-    </w:p>
-    <w:p>
-      <w:pPr>
-        <w:pStyle w:val="a4"/>
-        <w:numPr>
-          <w:ilvl w:val="1"/>
-          <w:numId w:val="5"/>
-        </w:numPr>
-      </w:pPr>
-      <w:r>
-        <w:t xml:space="preserve">Эффекты оружия </w:t>
-      </w:r>
-      <w:proofErr w:type="spellStart"/>
-      <w:r>
-        <w:rPr>
-          <w:lang w:val="en-US"/>
-        </w:rPr>
-        <w:t>CEffect</w:t>
-      </w:r>
-      <w:proofErr w:type="spellEnd"/>
-      <w:r>
-        <w:rPr>
-          <w:lang w:val="en-US"/>
-        </w:rPr>
-        <w:t>*</w:t>
-      </w:r>
-    </w:p>
-    <w:p>
-      <w:pPr>
-        <w:pStyle w:val="a4"/>
-        <w:numPr>
-          <w:ilvl w:val="1"/>
-          <w:numId w:val="5"/>
-        </w:numPr>
-      </w:pPr>
-      <w:r>
-        <w:t xml:space="preserve">Акторы оружия </w:t>
-      </w:r>
-      <w:proofErr w:type="spellStart"/>
-      <w:r>
-        <w:rPr>
-          <w:lang w:val="en-US"/>
-        </w:rPr>
-        <w:t>CActor</w:t>
-      </w:r>
-      <w:proofErr w:type="spellEnd"/>
-      <w:r>
-        <w:rPr>
-          <w:lang w:val="en-US"/>
-        </w:rPr>
-        <w:t>*</w:t>
-      </w:r>
-    </w:p>
-    <w:p>
-      <w:pPr>
-        <w:pStyle w:val="a4"/>
-        <w:numPr>
-          <w:ilvl w:val="1"/>
-          <w:numId w:val="5"/>
-        </w:numPr>
-      </w:pPr>
-      <w:r>
-        <w:t xml:space="preserve">Модели оружия </w:t>
-      </w:r>
-      <w:proofErr w:type="spellStart"/>
-      <w:r>
-        <w:rPr>
-          <w:lang w:val="en-US"/>
-        </w:rPr>
-        <w:t>CModel</w:t>
-      </w:r>
-      <w:proofErr w:type="spellEnd"/>
-    </w:p>
-    <w:p>
-      <w:pPr>
-        <w:pStyle w:val="a4"/>
-        <w:numPr>
-          <w:ilvl w:val="1"/>
-          <w:numId w:val="5"/>
-        </w:numPr>
-      </w:pPr>
-      <w:r>
-        <w:t xml:space="preserve">Звуки оружия </w:t>
-      </w:r>
-      <w:proofErr w:type="spellStart"/>
-      <w:r>
-        <w:rPr>
-          <w:lang w:val="en-US"/>
-        </w:rPr>
-        <w:t>CSound</w:t>
-      </w:r>
-      <w:proofErr w:type="spellEnd"/>
-    </w:p>
-    <w:p>
-      <w:pPr>
-        <w:pStyle w:val="a4"/>
-        <w:numPr>
-          <w:ilvl w:val="1"/>
-          <w:numId w:val="5"/>
-        </w:numPr>
-      </w:pPr>
-      <w:r>
-        <w:t xml:space="preserve">Валидаторы оружия </w:t>
-      </w:r>
-      <w:proofErr w:type="spellStart"/>
-      <w:r>
-        <w:rPr>
-          <w:lang w:val="en-US"/>
-        </w:rPr>
-        <w:t>CValidator</w:t>
-      </w:r>
-      <w:proofErr w:type="spellEnd"/>
-      <w:r>
-        <w:rPr>
-          <w:lang w:val="en-US"/>
-        </w:rPr>
-        <w:t>*</w:t>
-      </w:r>
-    </w:p>
-    <w:p>
-      <w:pPr>
-        <w:pStyle w:val="a4"/>
-        <w:numPr>
-          <w:ilvl w:val="1"/>
-          <w:numId w:val="5"/>
-        </w:numPr>
-      </w:pPr>
-      <w:r>
-        <w:t>Коллекция оружия</w:t>
-      </w:r>
-      <w:r>
-        <w:rPr>
-          <w:lang w:val="en-US"/>
-        </w:rPr>
-        <w:t xml:space="preserve"> </w:t>
-      </w:r>
-      <w:proofErr w:type="spellStart"/>
-      <w:r>
-        <w:rPr>
-          <w:lang w:val="en-US"/>
-        </w:rPr>
-        <w:t>CDataCollectionUnit</w:t>
-      </w:r>
-      <w:proofErr w:type="spellEnd"/>
-    </w:p>
-    <w:p>
-      <w:pPr>
-        <w:pStyle w:val="a4"/>
-        <w:ind w:left="1440"/>
-      </w:pPr>
-    </w:p>
-    <w:p>
-      <w:pPr>
-        <w:pStyle w:val="a4"/>
-        <w:numPr>
-          <w:ilvl w:val="0"/>
-          <w:numId w:val="5"/>
-        </w:numPr>
-      </w:pPr>
-      <w:r>
-        <w:rPr>
-          <w:lang w:val="en-US"/>
-        </w:rPr>
-        <w:t>Behaviors</w:t>
-      </w:r>
-      <w:r>
-        <w:t xml:space="preserve"> (</w:t>
-      </w:r>
-      <w:r>
-        <w:t>Отделить блок</w:t>
-      </w:r>
-      <w:r>
-        <w:t xml:space="preserve">, </w:t>
-      </w:r>
-      <w:r>
-        <w:t xml:space="preserve">комментарием </w:t>
-      </w:r>
-      <w:r>
-        <w:rPr>
-          <w:i/>
-          <w:iCs/>
-        </w:rPr>
-        <w:t>&lt;! =(</w:t>
-      </w:r>
-      <w:r>
-        <w:rPr>
-          <w:i/>
-          <w:iCs/>
-          <w:lang w:val="en-US"/>
-        </w:rPr>
-        <w:t>x</w:t>
-      </w:r>
-      <w:r>
-        <w:rPr>
-          <w:i/>
-          <w:iCs/>
-        </w:rPr>
-        <w:t xml:space="preserve">10) </w:t>
-      </w:r>
-      <w:r>
-        <w:rPr>
-          <w:i/>
-          <w:iCs/>
-          <w:lang w:val="en-US"/>
-        </w:rPr>
-        <w:t>Category</w:t>
-      </w:r>
-      <w:r>
-        <w:rPr>
-          <w:i/>
-          <w:iCs/>
-        </w:rPr>
-        <w:t xml:space="preserve"> =(</w:t>
-      </w:r>
-      <w:r>
-        <w:rPr>
-          <w:i/>
-          <w:iCs/>
-          <w:lang w:val="en-US"/>
-        </w:rPr>
-        <w:t>x</w:t>
-      </w:r>
-      <w:r>
-        <w:rPr>
-          <w:i/>
-          <w:iCs/>
-        </w:rPr>
-        <w:t>10) --</w:t>
-      </w:r>
-      <w:proofErr w:type="gramStart"/>
-      <w:r>
-        <w:rPr>
-          <w:i/>
-          <w:iCs/>
-        </w:rPr>
-        <w:t>&gt;</w:t>
-      </w:r>
-      <w:r>
-        <w:t xml:space="preserve"> )</w:t>
-      </w:r>
-      <w:proofErr w:type="gramEnd"/>
-    </w:p>
-    <w:p>
-      <w:pPr>
-        <w:pStyle w:val="a4"/>
-        <w:numPr>
-          <w:ilvl w:val="1"/>
-          <w:numId w:val="5"/>
-        </w:numPr>
-      </w:pPr>
-      <w:r>
-        <w:t xml:space="preserve">Алгоритмы </w:t>
-      </w:r>
-      <w:proofErr w:type="spellStart"/>
-      <w:r>
-        <w:rPr>
-          <w:lang w:val="en-US"/>
-        </w:rPr>
-        <w:t>CBehaviors</w:t>
-      </w:r>
-      <w:proofErr w:type="spellEnd"/>
-    </w:p>
-    <w:p>
-      <w:pPr>
-        <w:pStyle w:val="a4"/>
-        <w:numPr>
-          <w:ilvl w:val="1"/>
-          <w:numId w:val="5"/>
-        </w:numPr>
-      </w:pPr>
-      <w:r>
-        <w:t xml:space="preserve">Эффекты </w:t>
-      </w:r>
-      <w:proofErr w:type="spellStart"/>
-      <w:r>
-        <w:rPr>
-          <w:lang w:val="en-US"/>
-        </w:rPr>
-        <w:t>CEffect</w:t>
-      </w:r>
-      <w:proofErr w:type="spellEnd"/>
-      <w:r>
-        <w:rPr>
-          <w:lang w:val="en-US"/>
-        </w:rPr>
-        <w:t>*</w:t>
-      </w:r>
-    </w:p>
-    <w:p>
-      <w:pPr>
-        <w:pStyle w:val="a4"/>
-        <w:numPr>
-          <w:ilvl w:val="1"/>
-          <w:numId w:val="5"/>
-        </w:numPr>
-      </w:pPr>
-      <w:r>
-        <w:t xml:space="preserve">Акторы </w:t>
-      </w:r>
-      <w:proofErr w:type="spellStart"/>
-      <w:r>
-        <w:rPr>
-          <w:lang w:val="en-US"/>
-        </w:rPr>
-        <w:t>CActor</w:t>
-      </w:r>
-      <w:proofErr w:type="spellEnd"/>
-      <w:r>
-        <w:rPr>
-          <w:lang w:val="en-US"/>
-        </w:rPr>
-        <w:t>*</w:t>
-      </w:r>
-    </w:p>
-    <w:p>
-      <w:pPr>
-        <w:pStyle w:val="a4"/>
-        <w:numPr>
-          <w:ilvl w:val="1"/>
-          <w:numId w:val="5"/>
-        </w:numPr>
-      </w:pPr>
-      <w:r>
-        <w:t xml:space="preserve">Модели </w:t>
-      </w:r>
-      <w:proofErr w:type="spellStart"/>
-      <w:r>
-        <w:rPr>
-          <w:lang w:val="en-US"/>
-        </w:rPr>
-        <w:t>CModel</w:t>
-      </w:r>
-      <w:proofErr w:type="spellEnd"/>
-      <w:r>
-        <w:rPr>
-          <w:lang w:val="en-US"/>
-        </w:rPr>
-        <w:t>*</w:t>
-      </w:r>
-    </w:p>
-    <w:p>
-      <w:pPr>
-        <w:pStyle w:val="a4"/>
-        <w:numPr>
-          <w:ilvl w:val="1"/>
-          <w:numId w:val="5"/>
-        </w:numPr>
-      </w:pPr>
-      <w:r>
-        <w:t xml:space="preserve">Звуки </w:t>
-      </w:r>
-      <w:proofErr w:type="spellStart"/>
-      <w:r>
-        <w:rPr>
-          <w:lang w:val="en-US"/>
-        </w:rPr>
-        <w:t>CSound</w:t>
-      </w:r>
-      <w:proofErr w:type="spellEnd"/>
-      <w:r>
-        <w:rPr>
-          <w:lang w:val="en-US"/>
-        </w:rPr>
-        <w:t>*</w:t>
-      </w:r>
-    </w:p>
-    <w:p>
-      <w:pPr>
-        <w:pStyle w:val="a4"/>
-        <w:numPr>
-          <w:ilvl w:val="1"/>
-          <w:numId w:val="5"/>
-        </w:numPr>
-      </w:pPr>
-      <w:r>
-        <w:t xml:space="preserve">Коллекция данных </w:t>
-      </w:r>
-      <w:proofErr w:type="spellStart"/>
-      <w:r>
-        <w:rPr>
-          <w:lang w:val="en-US"/>
-        </w:rPr>
-        <w:t>CDataCollectionUnit</w:t>
-      </w:r>
-      <w:proofErr w:type="spellEnd"/>
-    </w:p>
-    <w:p>
-      <w:pPr>
-        <w:pStyle w:val="a4"/>
-        <w:ind w:left="1440"/>
-      </w:pPr>
-    </w:p>
-    <w:p>
-      <w:pPr>
-        <w:pStyle w:val="a4"/>
-        <w:numPr>
-          <w:ilvl w:val="0"/>
-          <w:numId w:val="5"/>
-        </w:numPr>
-      </w:pPr>
-      <w:r>
-        <w:rPr>
-          <w:lang w:val="en-US"/>
-        </w:rPr>
-        <w:t>Abilities</w:t>
-      </w:r>
-      <w:r>
-        <w:t xml:space="preserve"> (</w:t>
-      </w:r>
-      <w:r>
-        <w:t>Отделить блок</w:t>
-      </w:r>
-      <w:r>
-        <w:t xml:space="preserve">, </w:t>
-      </w:r>
-      <w:r>
-        <w:t xml:space="preserve">комментарием </w:t>
-      </w:r>
-      <w:r>
-        <w:rPr>
-          <w:i/>
-          <w:iCs/>
-        </w:rPr>
-        <w:t>&lt;! =(</w:t>
-      </w:r>
-      <w:r>
-        <w:rPr>
-          <w:i/>
-          <w:iCs/>
-          <w:lang w:val="en-US"/>
-        </w:rPr>
-        <w:t>x</w:t>
-      </w:r>
-      <w:r>
-        <w:rPr>
-          <w:i/>
-          <w:iCs/>
-        </w:rPr>
-        <w:t xml:space="preserve">10) </w:t>
-      </w:r>
-      <w:r>
-        <w:rPr>
-          <w:i/>
-          <w:iCs/>
-          <w:lang w:val="en-US"/>
-        </w:rPr>
-        <w:t>Category</w:t>
-      </w:r>
-      <w:r>
-        <w:rPr>
-          <w:i/>
-          <w:iCs/>
-        </w:rPr>
-        <w:t xml:space="preserve"> =(</w:t>
-      </w:r>
-      <w:r>
-        <w:rPr>
-          <w:i/>
-          <w:iCs/>
-          <w:lang w:val="en-US"/>
-        </w:rPr>
-        <w:t>x</w:t>
-      </w:r>
-      <w:r>
-        <w:rPr>
-          <w:i/>
-          <w:iCs/>
-        </w:rPr>
-        <w:t>10) --</w:t>
-      </w:r>
-      <w:proofErr w:type="gramStart"/>
-      <w:r>
-        <w:rPr>
-          <w:i/>
-          <w:iCs/>
-        </w:rPr>
-        <w:t>&gt;</w:t>
-      </w:r>
-      <w:r>
-        <w:t xml:space="preserve"> )</w:t>
-      </w:r>
-      <w:proofErr w:type="gramEnd"/>
-    </w:p>
-    <w:p>
-      <w:pPr>
-        <w:pStyle w:val="a4"/>
-        <w:numPr>
-          <w:ilvl w:val="1"/>
-          <w:numId w:val="5"/>
-        </w:numPr>
-      </w:pPr>
-      <w:r>
-        <w:t xml:space="preserve">Кнопка способности </w:t>
-      </w:r>
-      <w:proofErr w:type="spellStart"/>
-      <w:r>
-        <w:rPr>
-          <w:lang w:val="en-US"/>
-        </w:rPr>
-        <w:t>CButton</w:t>
-      </w:r>
-      <w:proofErr w:type="spellEnd"/>
-    </w:p>
-    <w:p>
-      <w:pPr>
-        <w:pStyle w:val="a4"/>
-        <w:numPr>
-          <w:ilvl w:val="1"/>
-          <w:numId w:val="5"/>
-        </w:numPr>
-      </w:pPr>
-      <w:r>
-        <w:t xml:space="preserve">Способность </w:t>
-      </w:r>
-      <w:proofErr w:type="spellStart"/>
-      <w:r>
-        <w:rPr>
-          <w:lang w:val="en-US"/>
-        </w:rPr>
-        <w:t>CAbil</w:t>
-      </w:r>
-      <w:proofErr w:type="spellEnd"/>
-    </w:p>
-    <w:p>
-      <w:pPr>
-        <w:pStyle w:val="a4"/>
-        <w:numPr>
-          <w:ilvl w:val="1"/>
-          <w:numId w:val="5"/>
-        </w:numPr>
-      </w:pPr>
-      <w:r>
-        <w:t xml:space="preserve">Алгоритмы способности </w:t>
-      </w:r>
-      <w:proofErr w:type="spellStart"/>
-      <w:r>
-        <w:rPr>
-          <w:lang w:val="en-US"/>
-        </w:rPr>
-        <w:t>CBehavior</w:t>
-      </w:r>
-      <w:proofErr w:type="spellEnd"/>
-      <w:r>
-        <w:rPr>
-          <w:lang w:val="en-US"/>
-        </w:rPr>
-        <w:t>*</w:t>
-      </w:r>
-    </w:p>
-    <w:p>
-      <w:pPr>
-        <w:pStyle w:val="a4"/>
-        <w:numPr>
-          <w:ilvl w:val="1"/>
-          <w:numId w:val="5"/>
-        </w:numPr>
-      </w:pPr>
-      <w:r>
-        <w:t xml:space="preserve">Эффекты способности </w:t>
-      </w:r>
-      <w:proofErr w:type="spellStart"/>
-      <w:r>
-        <w:rPr>
-          <w:lang w:val="en-US"/>
-        </w:rPr>
-        <w:t>CEffect</w:t>
-      </w:r>
-      <w:proofErr w:type="spellEnd"/>
-      <w:r>
-        <w:rPr>
-          <w:lang w:val="en-US"/>
-        </w:rPr>
-        <w:t>*</w:t>
-      </w:r>
-    </w:p>
-    <w:p>
-      <w:pPr>
-        <w:pStyle w:val="a4"/>
-        <w:numPr>
-          <w:ilvl w:val="1"/>
-          <w:numId w:val="5"/>
-        </w:numPr>
-      </w:pPr>
-      <w:r>
-        <w:t>Акторы способности</w:t>
-      </w:r>
-      <w:r>
-        <w:rPr>
-          <w:lang w:val="en-US"/>
-        </w:rPr>
-        <w:t xml:space="preserve"> </w:t>
-      </w:r>
-      <w:proofErr w:type="spellStart"/>
-      <w:r>
-        <w:rPr>
-          <w:lang w:val="en-US"/>
-        </w:rPr>
-        <w:t>CActor</w:t>
-      </w:r>
-      <w:proofErr w:type="spellEnd"/>
-      <w:r>
-        <w:rPr>
-          <w:lang w:val="en-US"/>
-        </w:rPr>
-        <w:t>*</w:t>
-      </w:r>
-    </w:p>
-    <w:p>
-      <w:pPr>
-        <w:pStyle w:val="a4"/>
-        <w:numPr>
-          <w:ilvl w:val="1"/>
-          <w:numId w:val="5"/>
-        </w:numPr>
-      </w:pPr>
-      <w:r>
-        <w:t xml:space="preserve">Модели способности </w:t>
-      </w:r>
-      <w:proofErr w:type="spellStart"/>
-      <w:r>
-        <w:rPr>
-          <w:lang w:val="en-US"/>
-        </w:rPr>
-        <w:t>CModel</w:t>
-      </w:r>
-      <w:proofErr w:type="spellEnd"/>
-    </w:p>
-    <w:p>
-      <w:pPr>
-        <w:pStyle w:val="a4"/>
-        <w:numPr>
-          <w:ilvl w:val="1"/>
-          <w:numId w:val="5"/>
-        </w:numPr>
-      </w:pPr>
-      <w:r>
-        <w:t xml:space="preserve">Звуки способности </w:t>
-      </w:r>
-      <w:proofErr w:type="spellStart"/>
-      <w:r>
-        <w:rPr>
-          <w:lang w:val="en-US"/>
-        </w:rPr>
-        <w:t>CSound</w:t>
-      </w:r>
-      <w:proofErr w:type="spellEnd"/>
-    </w:p>
-    <w:p>
-      <w:pPr>
-        <w:pStyle w:val="a4"/>
-        <w:numPr>
-          <w:ilvl w:val="1"/>
-          <w:numId w:val="5"/>
-        </w:numPr>
-      </w:pPr>
-      <w:r>
-        <w:t xml:space="preserve">Коллекция способности </w:t>
-      </w:r>
-      <w:proofErr w:type="spellStart"/>
-      <w:r>
-        <w:rPr>
-          <w:lang w:val="en-US"/>
-        </w:rPr>
-        <w:t>CDataCollection</w:t>
-      </w:r>
-      <w:r>
-        <w:rPr>
-          <w:lang w:val="en-US"/>
-        </w:rPr>
-        <w:t>Unit</w:t>
-      </w:r>
-      <w:proofErr w:type="spellEnd"/>
+        <w:rPr>
+          <w:i/>
+          <w:iCs/>
+        </w:rPr>
+        <w:t xml:space="preserve"> ========== --&gt;</w:t>
+      </w:r>
+    </w:p>
+    <w:p>
+      <w:pPr>
+        <w:ind w:firstLine="708"/>
+      </w:pPr>
     </w:p>
     <w:p>
       <w:pPr>
@@ -4785,14 +4445,12 @@
       <w:r>
         <w:t xml:space="preserve"> основное оружие единицы в данных единицы </w:t>
       </w:r>
-      <w:proofErr w:type="spellStart"/>
       <w:r>
         <w:rPr>
           <w:lang w:val="en-US"/>
         </w:rPr>
         <w:t>CUnit</w:t>
       </w:r>
-      <w:proofErr w:type="spellEnd"/>
       <w:r>
         <w:t xml:space="preserve"> </w:t>
       </w:r>
@@ -5354,25 +5012,7 @@
           <w:szCs w:val="20"/>
           <w:lang w:val="en-US"/>
         </w:rPr>
-        <w:t>&lt;</w:t>
-      </w:r>
-      <w:proofErr w:type="spellStart"/>
-      <w:r>
-        <w:rPr>
-          <w:sz w:val="20"/>
-          <w:szCs w:val="20"/>
-          <w:lang w:val="en-US"/>
-        </w:rPr>
-        <w:t>CUnit</w:t>
-      </w:r>
-      <w:proofErr w:type="spellEnd"/>
-      <w:r>
-        <w:rPr>
-          <w:sz w:val="20"/>
-          <w:szCs w:val="20"/>
-          <w:lang w:val="en-US"/>
-        </w:rPr>
-        <w:t xml:space="preserve"> default=”1” id</w:t>
+        <w:t>&lt;CUnit default=”1” id</w:t>
       </w:r>
       <w:proofErr w:type="gramStart"/>
       <w:r>
@@ -6238,21 +5878,7 @@
         <w:rPr>
           <w:lang w:val="en-US"/>
         </w:rPr>
-        <w:t>&lt;/</w:t>
-      </w:r>
-      <w:proofErr w:type="spellStart"/>
-      <w:r>
-        <w:rPr>
-          <w:lang w:val="en-US"/>
-        </w:rPr>
-        <w:t>CUnit</w:t>
-      </w:r>
-      <w:proofErr w:type="spellEnd"/>
-      <w:r>
-        <w:rPr>
-          <w:lang w:val="en-US"/>
-        </w:rPr>
-        <w:t>&gt;</w:t>
+        <w:t>&lt;/CUnit&gt;</w:t>
       </w:r>
     </w:p>
     <w:p>
@@ -6299,25 +5925,7 @@
           <w:szCs w:val="20"/>
           <w:lang w:val="en-US"/>
         </w:rPr>
-        <w:t>&lt;</w:t>
-      </w:r>
-      <w:proofErr w:type="spellStart"/>
-      <w:r>
-        <w:rPr>
-          <w:sz w:val="20"/>
-          <w:szCs w:val="20"/>
-          <w:lang w:val="en-US"/>
-        </w:rPr>
-        <w:t>CUnit</w:t>
-      </w:r>
-      <w:proofErr w:type="spellEnd"/>
-      <w:r>
-        <w:rPr>
-          <w:sz w:val="20"/>
-          <w:szCs w:val="20"/>
-          <w:lang w:val="en-US"/>
-        </w:rPr>
-        <w:t xml:space="preserve"> default=”1” id</w:t>
+        <w:t>&lt;CUnit default=”1” id</w:t>
       </w:r>
       <w:proofErr w:type="gramStart"/>
       <w:r>
@@ -6593,14 +6201,12 @@
       <w:r>
         <w:t>&lt;/</w:t>
       </w:r>
-      <w:proofErr w:type="spellStart"/>
       <w:r>
         <w:rPr>
           <w:lang w:val="en-US"/>
         </w:rPr>
         <w:t>CUnit</w:t>
       </w:r>
-      <w:proofErr w:type="spellEnd"/>
       <w:r>
         <w:t>&gt;</w:t>
       </w:r>
@@ -7051,7 +6657,6 @@
         </w:rPr>
         <w:t>&lt;</w:t>
       </w:r>
-      <w:proofErr w:type="spellStart"/>
       <w:r>
         <w:rPr>
           <w:i/>
@@ -7060,7 +6665,6 @@
         </w:rPr>
         <w:t>CUnit</w:t>
       </w:r>
-      <w:proofErr w:type="spellEnd"/>
       <w:r>
         <w:rPr>
           <w:i/>
@@ -9615,6 +9219,25 @@
       <w:ind w:left="440"/>
     </w:pPr>
   </w:style>
+  <w:style w:type="table" w:styleId="a9">
+    <w:name w:val="Table Grid"/>
+    <w:basedOn w:val="a1"/>
+    <w:uiPriority w:val="39"/>
+    <w:rsid w:val="00870D35"/>
+    <w:pPr>
+      <w:spacing w:after="0" w:line="240" w:lineRule="auto"/>
+    </w:pPr>
+    <w:tblPr>
+      <w:tblBorders>
+        <w:top w:val="single" w:sz="4" w:space="0" w:color="auto"/>
+        <w:left w:val="single" w:sz="4" w:space="0" w:color="auto"/>
+        <w:bottom w:val="single" w:sz="4" w:space="0" w:color="auto"/>
+        <w:right w:val="single" w:sz="4" w:space="0" w:color="auto"/>
+        <w:insideH w:val="single" w:sz="4" w:space="0" w:color="auto"/>
+        <w:insideV w:val="single" w:sz="4" w:space="0" w:color="auto"/>
+      </w:tblBorders>
+    </w:tblPr>
+  </w:style>
 </w:styles>
 </file>
 
